--- a/atelier_puncte_forte/Sedinta_2_Ce_ma_motiveaza_Scenariu_si_Anexe.docx
+++ b/atelier_puncte_forte/Sedinta_2_Ce_ma_motiveaza_Scenariu_si_Anexe.docx
@@ -102,6 +102,720 @@
         <w:tblW w:w="9639" w:type="dxa"/>
         <w:jc w:val="center"/>
         <w:tblBorders>
+          <w:top w:val="single" w:sz="12" w:space="0" w:color="4A2A82"/>
+          <w:left w:val="single" w:sz="12" w:space="0" w:color="4A2A82"/>
+          <w:bottom w:val="single" w:sz="12" w:space="0" w:color="4A2A82"/>
+          <w:right w:val="single" w:sz="12" w:space="0" w:color="4A2A82"/>
+          <w:insideH w:val="nil"/>
+          <w:insideV w:val="nil"/>
+        </w:tblBorders>
+        <w:tblLayout w:type="fixed"/>
+        <w:tblCellMar>
+          <w:top w:w="85" w:type="dxa"/>
+          <w:left w:w="170" w:type="dxa"/>
+          <w:bottom w:w="85" w:type="dxa"/>
+          <w:right w:w="170" w:type="dxa"/>
+        </w:tblCellMar>
+        <w:tblLook w:firstColumn="1" w:firstRow="1" w:lastColumn="0" w:lastRow="0" w:noHBand="0" w:noVBand="1" w:val="04A0"/>
+      </w:tblPr>
+      <w:tblGrid>
+        <w:gridCol w:w="9639"/>
+      </w:tblGrid>
+      <w:tr>
+        <w:tc>
+          <w:tcPr>
+            <w:tcW w:type="dxa" w:w="9638"/>
+          </w:tcPr>
+          <w:p>
+            <w:pPr>
+              <w:spacing w:before="0" w:after="0"/>
+              <w:jc w:val="center"/>
+            </w:pPr>
+            <w:r>
+              <w:rPr>
+                <w:b/>
+                <w:i w:val="0"/>
+                <w:color w:val="4A2A82"/>
+                <w:sz w:val="28"/>
+              </w:rPr>
+              <w:t>FIȘA ACTIVITĂȚII – DOCUMENT JUSTIFICATIV</w:t>
+            </w:r>
+          </w:p>
+          <w:p>
+            <w:pPr>
+              <w:spacing w:before="0" w:after="0"/>
+              <w:jc w:val="center"/>
+            </w:pPr>
+            <w:r>
+              <w:rPr>
+                <w:b w:val="0"/>
+                <w:i/>
+                <w:sz w:val="20"/>
+              </w:rPr>
+              <w:t>privind activitatea desfășurată de expertul „Facilitator comunitar 2” în cadrul proiectului UNIC</w:t>
+            </w:r>
+          </w:p>
+        </w:tc>
+      </w:tr>
+    </w:tbl>
+    <w:p>
+      <w:pPr>
+        <w:spacing w:before="0" w:after="0" w:line="120" w:lineRule="exact"/>
+      </w:pPr>
+      <w:r/>
+    </w:p>
+    <w:p>
+      <w:pPr>
+        <w:keepNext/>
+        <w:spacing w:before="160" w:after="80"/>
+      </w:pPr>
+      <w:r>
+        <w:rPr>
+          <w:b/>
+          <w:i w:val="0"/>
+          <w:color w:val="4A2A82"/>
+          <w:sz w:val="22"/>
+        </w:rPr>
+        <w:t>A. Date de identificare</w:t>
+      </w:r>
+    </w:p>
+    <w:tbl>
+      <w:tblPr>
+        <w:tblW w:w="9639" w:type="dxa"/>
+        <w:jc w:val="center"/>
+        <w:tblBorders>
+          <w:top w:val="single" w:sz="4" w:space="0" w:color="DCD0F0"/>
+          <w:left w:val="single" w:sz="4" w:space="0" w:color="DCD0F0"/>
+          <w:bottom w:val="single" w:sz="4" w:space="0" w:color="DCD0F0"/>
+          <w:right w:val="single" w:sz="4" w:space="0" w:color="DCD0F0"/>
+          <w:insideH w:val="single" w:sz="4" w:space="0" w:color="DCD0F0"/>
+          <w:insideV w:val="single" w:sz="4" w:space="0" w:color="DCD0F0"/>
+        </w:tblBorders>
+        <w:tblLayout w:type="fixed"/>
+        <w:tblCellMar>
+          <w:top w:w="39" w:type="dxa"/>
+          <w:left w:w="113" w:type="dxa"/>
+          <w:bottom w:w="39" w:type="dxa"/>
+          <w:right w:w="113" w:type="dxa"/>
+        </w:tblCellMar>
+        <w:tblLook w:firstColumn="1" w:firstRow="1" w:lastColumn="0" w:lastRow="0" w:noHBand="0" w:noVBand="1" w:val="04A0"/>
+      </w:tblPr>
+      <w:tblGrid>
+        <w:gridCol w:w="2835"/>
+        <w:gridCol w:w="6804"/>
+      </w:tblGrid>
+      <w:tr>
+        <w:trPr>
+          <w:cantSplit/>
+          <w:trHeight w:val="425" w:hRule="atLeast"/>
+        </w:trPr>
+        <w:tc>
+          <w:tcPr>
+            <w:tcW w:type="dxa" w:w="2835"/>
+            <w:shd w:val="clear" w:color="auto" w:fill="F1ECF9"/>
+            <w:vAlign w:val="center"/>
+          </w:tcPr>
+          <w:p>
+            <w:pPr>
+              <w:spacing w:before="0" w:after="0"/>
+            </w:pPr>
+            <w:r>
+              <w:rPr>
+                <w:b/>
+                <w:i w:val="0"/>
+                <w:color w:val="4A2A82"/>
+                <w:sz w:val="19"/>
+              </w:rPr>
+              <w:t>Proiectul</w:t>
+            </w:r>
+          </w:p>
+        </w:tc>
+        <w:tc>
+          <w:tcPr>
+            <w:tcW w:type="dxa" w:w="6803"/>
+            <w:vAlign w:val="center"/>
+          </w:tcPr>
+          <w:p>
+            <w:pPr>
+              <w:spacing w:before="0" w:after="0"/>
+            </w:pPr>
+            <w:r>
+              <w:rPr>
+                <w:b w:val="0"/>
+                <w:i w:val="0"/>
+                <w:sz w:val="19"/>
+              </w:rPr>
+              <w:t>UNIC – Uniți pentru Nevoile Incluzive și Continuitatea Educației Elevilor</w:t>
+            </w:r>
+          </w:p>
+        </w:tc>
+      </w:tr>
+      <w:tr>
+        <w:trPr>
+          <w:cantSplit/>
+          <w:trHeight w:val="425" w:hRule="atLeast"/>
+        </w:trPr>
+        <w:tc>
+          <w:tcPr>
+            <w:tcW w:type="dxa" w:w="2835"/>
+            <w:shd w:val="clear" w:color="auto" w:fill="F1ECF9"/>
+            <w:vAlign w:val="center"/>
+          </w:tcPr>
+          <w:p>
+            <w:pPr>
+              <w:spacing w:before="0" w:after="0"/>
+            </w:pPr>
+            <w:r>
+              <w:rPr>
+                <w:b/>
+                <w:i w:val="0"/>
+                <w:color w:val="4A2A82"/>
+                <w:sz w:val="19"/>
+              </w:rPr>
+              <w:t>Cod / program</w:t>
+            </w:r>
+          </w:p>
+        </w:tc>
+        <w:tc>
+          <w:tcPr>
+            <w:tcW w:type="dxa" w:w="6803"/>
+            <w:vAlign w:val="center"/>
+          </w:tcPr>
+          <w:p>
+            <w:pPr>
+              <w:spacing w:before="0" w:after="0"/>
+            </w:pPr>
+            <w:r>
+              <w:rPr>
+                <w:b w:val="0"/>
+                <w:i w:val="0"/>
+                <w:sz w:val="19"/>
+              </w:rPr>
+              <w:t>cod MySMIS 352704  •  Programul Educație și Ocupare (PEO) 2021–2027</w:t>
+            </w:r>
+          </w:p>
+        </w:tc>
+      </w:tr>
+      <w:tr>
+        <w:trPr>
+          <w:cantSplit/>
+          <w:trHeight w:val="425" w:hRule="atLeast"/>
+        </w:trPr>
+        <w:tc>
+          <w:tcPr>
+            <w:tcW w:type="dxa" w:w="2835"/>
+            <w:shd w:val="clear" w:color="auto" w:fill="F1ECF9"/>
+            <w:vAlign w:val="center"/>
+          </w:tcPr>
+          <w:p>
+            <w:pPr>
+              <w:spacing w:before="0" w:after="0"/>
+            </w:pPr>
+            <w:r>
+              <w:rPr>
+                <w:b/>
+                <w:i w:val="0"/>
+                <w:color w:val="4A2A82"/>
+                <w:sz w:val="19"/>
+              </w:rPr>
+              <w:t>Activitatea / subactivitatea din proiect</w:t>
+            </w:r>
+          </w:p>
+        </w:tc>
+        <w:tc>
+          <w:tcPr>
+            <w:tcW w:type="dxa" w:w="6803"/>
+            <w:vAlign w:val="center"/>
+          </w:tcPr>
+          <w:p>
+            <w:pPr>
+              <w:tabs>
+                <w:tab w:pos="6520" w:val="right" w:leader="underscore"/>
+              </w:tabs>
+              <w:spacing w:before="60" w:after="0"/>
+            </w:pPr>
+            <w:r>
+              <w:rPr>
+                <w:color w:val="9A9A9A"/>
+                <w:sz w:val="19"/>
+              </w:rPr>
+              <w:tab/>
+            </w:r>
+          </w:p>
+        </w:tc>
+      </w:tr>
+      <w:tr>
+        <w:trPr>
+          <w:cantSplit/>
+          <w:trHeight w:val="425" w:hRule="atLeast"/>
+        </w:trPr>
+        <w:tc>
+          <w:tcPr>
+            <w:tcW w:type="dxa" w:w="2835"/>
+            <w:shd w:val="clear" w:color="auto" w:fill="F1ECF9"/>
+            <w:vAlign w:val="center"/>
+          </w:tcPr>
+          <w:p>
+            <w:pPr>
+              <w:spacing w:before="0" w:after="0"/>
+            </w:pPr>
+            <w:r>
+              <w:rPr>
+                <w:b/>
+                <w:i w:val="0"/>
+                <w:color w:val="4A2A82"/>
+                <w:sz w:val="19"/>
+              </w:rPr>
+              <w:t>Poziția în proiect</w:t>
+            </w:r>
+          </w:p>
+        </w:tc>
+        <w:tc>
+          <w:tcPr>
+            <w:tcW w:type="dxa" w:w="6803"/>
+            <w:vAlign w:val="center"/>
+          </w:tcPr>
+          <w:p>
+            <w:pPr>
+              <w:spacing w:before="0" w:after="0"/>
+            </w:pPr>
+            <w:r>
+              <w:rPr>
+                <w:b w:val="0"/>
+                <w:i w:val="0"/>
+                <w:sz w:val="19"/>
+              </w:rPr>
+              <w:t>Facilitator comunitar 2</w:t>
+            </w:r>
+          </w:p>
+        </w:tc>
+      </w:tr>
+      <w:tr>
+        <w:trPr>
+          <w:cantSplit/>
+          <w:trHeight w:val="425" w:hRule="atLeast"/>
+        </w:trPr>
+        <w:tc>
+          <w:tcPr>
+            <w:tcW w:type="dxa" w:w="2835"/>
+            <w:shd w:val="clear" w:color="auto" w:fill="F1ECF9"/>
+            <w:vAlign w:val="center"/>
+          </w:tcPr>
+          <w:p>
+            <w:pPr>
+              <w:spacing w:before="0" w:after="0"/>
+            </w:pPr>
+            <w:r>
+              <w:rPr>
+                <w:b/>
+                <w:i w:val="0"/>
+                <w:color w:val="4A2A82"/>
+                <w:sz w:val="19"/>
+              </w:rPr>
+              <w:t>Numele și prenumele expertului</w:t>
+            </w:r>
+          </w:p>
+        </w:tc>
+        <w:tc>
+          <w:tcPr>
+            <w:tcW w:type="dxa" w:w="6803"/>
+            <w:vAlign w:val="center"/>
+          </w:tcPr>
+          <w:p>
+            <w:pPr>
+              <w:tabs>
+                <w:tab w:pos="6520" w:val="right" w:leader="underscore"/>
+              </w:tabs>
+              <w:spacing w:before="60" w:after="0"/>
+            </w:pPr>
+            <w:r>
+              <w:rPr>
+                <w:color w:val="9A9A9A"/>
+                <w:sz w:val="19"/>
+              </w:rPr>
+              <w:tab/>
+            </w:r>
+          </w:p>
+        </w:tc>
+      </w:tr>
+      <w:tr>
+        <w:trPr>
+          <w:cantSplit/>
+          <w:trHeight w:val="425" w:hRule="atLeast"/>
+        </w:trPr>
+        <w:tc>
+          <w:tcPr>
+            <w:tcW w:type="dxa" w:w="2835"/>
+            <w:shd w:val="clear" w:color="auto" w:fill="F1ECF9"/>
+            <w:vAlign w:val="center"/>
+          </w:tcPr>
+          <w:p>
+            <w:pPr>
+              <w:spacing w:before="0" w:after="0"/>
+            </w:pPr>
+            <w:r>
+              <w:rPr>
+                <w:b/>
+                <w:i w:val="0"/>
+                <w:color w:val="4A2A82"/>
+                <w:sz w:val="19"/>
+              </w:rPr>
+              <w:t>Tipul activității</w:t>
+            </w:r>
+          </w:p>
+        </w:tc>
+        <w:tc>
+          <w:tcPr>
+            <w:tcW w:type="dxa" w:w="6803"/>
+            <w:vAlign w:val="center"/>
+          </w:tcPr>
+          <w:p>
+            <w:pPr>
+              <w:spacing w:before="0" w:after="0"/>
+            </w:pPr>
+            <w:r>
+              <w:rPr>
+                <w:b w:val="0"/>
+                <w:i w:val="0"/>
+                <w:sz w:val="19"/>
+              </w:rPr>
+              <w:t>Atelier de dezvoltare personală „Eu, punctele mele forte și ce mă motivează” – Ședința 2 din 2: „Ce mă motivează și ce vreau să dezvolt?”</w:t>
+            </w:r>
+          </w:p>
+        </w:tc>
+      </w:tr>
+      <w:tr>
+        <w:trPr>
+          <w:cantSplit/>
+          <w:trHeight w:val="425" w:hRule="atLeast"/>
+        </w:trPr>
+        <w:tc>
+          <w:tcPr>
+            <w:tcW w:type="dxa" w:w="2835"/>
+            <w:shd w:val="clear" w:color="auto" w:fill="F1ECF9"/>
+            <w:vAlign w:val="center"/>
+          </w:tcPr>
+          <w:p>
+            <w:pPr>
+              <w:spacing w:before="0" w:after="0"/>
+            </w:pPr>
+            <w:r>
+              <w:rPr>
+                <w:b/>
+                <w:i w:val="0"/>
+                <w:color w:val="4A2A82"/>
+                <w:sz w:val="19"/>
+              </w:rPr>
+              <w:t>Unitatea de învățământ / localitatea</w:t>
+            </w:r>
+          </w:p>
+        </w:tc>
+        <w:tc>
+          <w:tcPr>
+            <w:tcW w:type="dxa" w:w="6803"/>
+            <w:vAlign w:val="center"/>
+          </w:tcPr>
+          <w:p>
+            <w:pPr>
+              <w:tabs>
+                <w:tab w:pos="6520" w:val="right" w:leader="underscore"/>
+              </w:tabs>
+              <w:spacing w:before="60" w:after="0"/>
+            </w:pPr>
+            <w:r>
+              <w:rPr>
+                <w:color w:val="9A9A9A"/>
+                <w:sz w:val="19"/>
+              </w:rPr>
+              <w:tab/>
+            </w:r>
+          </w:p>
+        </w:tc>
+      </w:tr>
+      <w:tr>
+        <w:trPr>
+          <w:cantSplit/>
+          <w:trHeight w:val="425" w:hRule="atLeast"/>
+        </w:trPr>
+        <w:tc>
+          <w:tcPr>
+            <w:tcW w:type="dxa" w:w="2835"/>
+            <w:shd w:val="clear" w:color="auto" w:fill="F1ECF9"/>
+            <w:vAlign w:val="center"/>
+          </w:tcPr>
+          <w:p>
+            <w:pPr>
+              <w:spacing w:before="0" w:after="0"/>
+            </w:pPr>
+            <w:r>
+              <w:rPr>
+                <w:b/>
+                <w:i w:val="0"/>
+                <w:color w:val="4A2A82"/>
+                <w:sz w:val="19"/>
+              </w:rPr>
+              <w:t>Data desfășurării</w:t>
+            </w:r>
+          </w:p>
+        </w:tc>
+        <w:tc>
+          <w:tcPr>
+            <w:tcW w:type="dxa" w:w="6803"/>
+            <w:vAlign w:val="center"/>
+          </w:tcPr>
+          <w:p>
+            <w:pPr>
+              <w:tabs>
+                <w:tab w:pos="2608" w:val="right" w:leader="underscore"/>
+                <w:tab w:pos="6520" w:val="right" w:leader="underscore"/>
+              </w:tabs>
+              <w:spacing w:before="60" w:after="0"/>
+            </w:pPr>
+            <w:r>
+              <w:rPr>
+                <w:sz w:val="19"/>
+              </w:rPr>
+              <w:tab/>
+            </w:r>
+            <w:r>
+              <w:rPr>
+                <w:b w:val="0"/>
+                <w:sz w:val="19"/>
+              </w:rPr>
+              <w:t xml:space="preserve">   Interval orar: </w:t>
+            </w:r>
+            <w:r>
+              <w:rPr>
+                <w:sz w:val="19"/>
+              </w:rPr>
+              <w:tab/>
+            </w:r>
+          </w:p>
+        </w:tc>
+      </w:tr>
+      <w:tr>
+        <w:trPr>
+          <w:cantSplit/>
+          <w:trHeight w:val="425" w:hRule="atLeast"/>
+        </w:trPr>
+        <w:tc>
+          <w:tcPr>
+            <w:tcW w:type="dxa" w:w="2835"/>
+            <w:shd w:val="clear" w:color="auto" w:fill="F1ECF9"/>
+            <w:vAlign w:val="center"/>
+          </w:tcPr>
+          <w:p>
+            <w:pPr>
+              <w:spacing w:before="0" w:after="0"/>
+            </w:pPr>
+            <w:r>
+              <w:rPr>
+                <w:b/>
+                <w:i w:val="0"/>
+                <w:color w:val="4A2A82"/>
+                <w:sz w:val="19"/>
+              </w:rPr>
+              <w:t>Grupul țintă</w:t>
+            </w:r>
+          </w:p>
+        </w:tc>
+        <w:tc>
+          <w:tcPr>
+            <w:tcW w:type="dxa" w:w="6803"/>
+            <w:vAlign w:val="center"/>
+          </w:tcPr>
+          <w:p>
+            <w:pPr>
+              <w:spacing w:before="0" w:after="0"/>
+            </w:pPr>
+            <w:r>
+              <w:rPr>
+                <w:b w:val="0"/>
+                <w:i w:val="0"/>
+                <w:sz w:val="19"/>
+              </w:rPr>
+              <w:t>Elevi din clasele a VII-a – a VIII-a</w:t>
+            </w:r>
+          </w:p>
+        </w:tc>
+      </w:tr>
+      <w:tr>
+        <w:trPr>
+          <w:cantSplit/>
+          <w:trHeight w:val="425" w:hRule="atLeast"/>
+        </w:trPr>
+        <w:tc>
+          <w:tcPr>
+            <w:tcW w:type="dxa" w:w="2835"/>
+            <w:shd w:val="clear" w:color="auto" w:fill="F1ECF9"/>
+            <w:vAlign w:val="center"/>
+          </w:tcPr>
+          <w:p>
+            <w:pPr>
+              <w:spacing w:before="0" w:after="0"/>
+            </w:pPr>
+            <w:r>
+              <w:rPr>
+                <w:b/>
+                <w:i w:val="0"/>
+                <w:color w:val="4A2A82"/>
+                <w:sz w:val="19"/>
+              </w:rPr>
+              <w:t>Clasa / grupa</w:t>
+            </w:r>
+          </w:p>
+        </w:tc>
+        <w:tc>
+          <w:tcPr>
+            <w:tcW w:type="dxa" w:w="6803"/>
+            <w:vAlign w:val="center"/>
+          </w:tcPr>
+          <w:p>
+            <w:pPr>
+              <w:tabs>
+                <w:tab w:pos="2608" w:val="right" w:leader="underscore"/>
+                <w:tab w:pos="6520" w:val="right" w:leader="underscore"/>
+              </w:tabs>
+              <w:spacing w:before="60" w:after="0"/>
+            </w:pPr>
+            <w:r>
+              <w:rPr>
+                <w:sz w:val="19"/>
+              </w:rPr>
+              <w:tab/>
+            </w:r>
+            <w:r>
+              <w:rPr>
+                <w:b w:val="0"/>
+                <w:sz w:val="19"/>
+              </w:rPr>
+              <w:t xml:space="preserve">   Nr. participanți: </w:t>
+            </w:r>
+            <w:r>
+              <w:rPr>
+                <w:sz w:val="19"/>
+              </w:rPr>
+              <w:tab/>
+            </w:r>
+          </w:p>
+        </w:tc>
+      </w:tr>
+      <w:tr>
+        <w:trPr>
+          <w:cantSplit/>
+          <w:trHeight w:val="425" w:hRule="atLeast"/>
+        </w:trPr>
+        <w:tc>
+          <w:tcPr>
+            <w:tcW w:type="dxa" w:w="2835"/>
+            <w:shd w:val="clear" w:color="auto" w:fill="F1ECF9"/>
+            <w:vAlign w:val="center"/>
+          </w:tcPr>
+          <w:p>
+            <w:pPr>
+              <w:spacing w:before="0" w:after="0"/>
+            </w:pPr>
+            <w:r>
+              <w:rPr>
+                <w:b/>
+                <w:i w:val="0"/>
+                <w:color w:val="4A2A82"/>
+                <w:sz w:val="19"/>
+              </w:rPr>
+              <w:t>Durata sesiunii cu grupul țintă</w:t>
+            </w:r>
+          </w:p>
+        </w:tc>
+        <w:tc>
+          <w:tcPr>
+            <w:tcW w:type="dxa" w:w="6803"/>
+            <w:vAlign w:val="center"/>
+          </w:tcPr>
+          <w:p>
+            <w:pPr>
+              <w:spacing w:before="0" w:after="0"/>
+            </w:pPr>
+            <w:r>
+              <w:rPr>
+                <w:b w:val="0"/>
+                <w:i w:val="0"/>
+                <w:sz w:val="19"/>
+              </w:rPr>
+              <w:t>60 de minute (1 oră)</w:t>
+            </w:r>
+          </w:p>
+        </w:tc>
+      </w:tr>
+    </w:tbl>
+    <w:p>
+      <w:pPr>
+        <w:spacing w:before="0" w:after="0" w:line="120" w:lineRule="exact"/>
+      </w:pPr>
+      <w:r/>
+    </w:p>
+    <w:p>
+      <w:pPr>
+        <w:keepNext/>
+        <w:spacing w:before="160" w:after="80"/>
+      </w:pPr>
+      <w:r>
+        <w:rPr>
+          <w:b/>
+          <w:i w:val="0"/>
+          <w:color w:val="4A2A82"/>
+          <w:sz w:val="22"/>
+        </w:rPr>
+        <w:t>B. Descrierea pe scurt a activității</w:t>
+      </w:r>
+    </w:p>
+    <w:p>
+      <w:pPr>
+        <w:spacing w:before="0" w:after="80"/>
+        <w:jc w:val="both"/>
+      </w:pPr>
+      <w:r>
+        <w:rPr>
+          <w:b w:val="0"/>
+          <w:i w:val="0"/>
+          <w:sz w:val="20"/>
+        </w:rPr>
+        <w:t>Ședința este a doua (și ultima) din atelierul de dezvoltare personală „Eu, punctele mele forte și ce mă motivează”, destinat elevilor din clasele a VII-a – a VIII-a. Scopul ședinței este explorarea surselor personale de motivație și conectarea punctelor forte, identificate în Ședința 1, cu un obiectiv personal mic, realist și realizabil.</w:t>
+      </w:r>
+    </w:p>
+    <w:p>
+      <w:pPr>
+        <w:spacing w:before="0" w:after="80"/>
+        <w:jc w:val="both"/>
+      </w:pPr>
+      <w:r>
+        <w:rPr>
+          <w:b w:val="0"/>
+          <w:i w:val="0"/>
+          <w:sz w:val="20"/>
+        </w:rPr>
+        <w:t>Activitatea a fost proiectată și realizată de facilitatorul comunitar: elaborarea scenariului detaliat și a 10 materiale-suport (Anexele 1–10), pregătirea logistică, facilitarea directă a ședinței cu grupul țintă, evaluarea atelierului (fișe de feedback) și raportarea rezultatelor. Ședința cuprinde 8 secvențe de învățare, descrise la secțiunea 9.</w:t>
+      </w:r>
+    </w:p>
+    <w:p>
+      <w:pPr>
+        <w:keepNext/>
+        <w:spacing w:before="160" w:after="80"/>
+      </w:pPr>
+      <w:r>
+        <w:rPr>
+          <w:b/>
+          <w:i w:val="0"/>
+          <w:color w:val="4A2A82"/>
+          <w:sz w:val="22"/>
+        </w:rPr>
+        <w:t>C. Repartizarea timpului de lucru al expertului</w:t>
+      </w:r>
+    </w:p>
+    <w:tbl>
+      <w:tblPr>
+        <w:tblW w:w="9639" w:type="dxa"/>
+        <w:jc w:val="center"/>
+        <w:tblBorders>
           <w:top w:val="single" w:sz="4" w:space="0" w:color="DCD0F0"/>
           <w:left w:val="single" w:sz="4" w:space="0" w:color="DCD0F0"/>
           <w:bottom w:val="single" w:sz="4" w:space="0" w:color="DCD0F0"/>
@@ -119,67 +833,92 @@
         <w:tblLook w:firstColumn="1" w:firstRow="1" w:lastColumn="0" w:lastRow="0" w:noHBand="0" w:noVBand="1" w:val="04A0"/>
       </w:tblPr>
       <w:tblGrid>
-        <w:gridCol w:w="1644"/>
-        <w:gridCol w:w="3175"/>
-        <w:gridCol w:w="1644"/>
-        <w:gridCol w:w="3175"/>
+        <w:gridCol w:w="510"/>
+        <w:gridCol w:w="2041"/>
+        <w:gridCol w:w="4989"/>
+        <w:gridCol w:w="1190"/>
+        <w:gridCol w:w="907"/>
       </w:tblGrid>
       <w:tr>
-        <w:tc>
-          <w:tcPr>
-            <w:tcW w:type="dxa" w:w="1644"/>
-            <w:shd w:val="clear" w:color="auto" w:fill="F1ECF9"/>
-          </w:tcPr>
-          <w:p>
-            <w:pPr>
-              <w:spacing w:before="0" w:after="0"/>
-            </w:pPr>
-            <w:r>
-              <w:rPr>
-                <w:b/>
-                <w:i w:val="0"/>
-                <w:color w:val="4A2A82"/>
-                <w:sz w:val="19"/>
-              </w:rPr>
-              <w:t>Școala</w:t>
-            </w:r>
-          </w:p>
-        </w:tc>
-        <w:tc>
-          <w:tcPr>
-            <w:tcW w:type="dxa" w:w="3175"/>
-          </w:tcPr>
-          <w:p>
-            <w:pPr>
-              <w:tabs>
-                <w:tab w:pos="2948" w:val="right" w:leader="underscore"/>
-              </w:tabs>
-              <w:spacing w:before="40" w:after="0"/>
-            </w:pPr>
-            <w:r>
-              <w:rPr>
-                <w:color w:val="9A9A9A"/>
-                <w:sz w:val="19"/>
-              </w:rPr>
-              <w:tab/>
-            </w:r>
-          </w:p>
-        </w:tc>
-        <w:tc>
-          <w:tcPr>
-            <w:tcW w:type="dxa" w:w="1644"/>
-            <w:shd w:val="clear" w:color="auto" w:fill="F1ECF9"/>
-          </w:tcPr>
-          <w:p>
-            <w:pPr>
-              <w:spacing w:before="0" w:after="0"/>
-            </w:pPr>
-            <w:r>
-              <w:rPr>
-                <w:b/>
-                <w:i w:val="0"/>
-                <w:color w:val="4A2A82"/>
-                <w:sz w:val="19"/>
+        <w:trPr>
+          <w:cantSplit/>
+          <w:tblHeader/>
+        </w:trPr>
+        <w:tc>
+          <w:tcPr>
+            <w:tcW w:type="dxa" w:w="510"/>
+            <w:shd w:val="clear" w:color="auto" w:fill="4A2A82"/>
+          </w:tcPr>
+          <w:p>
+            <w:pPr>
+              <w:spacing w:before="0" w:after="0"/>
+            </w:pPr>
+            <w:r>
+              <w:rPr>
+                <w:b/>
+                <w:i w:val="0"/>
+                <w:color w:val="FFFFFF"/>
+                <w:sz w:val="18"/>
+              </w:rPr>
+              <w:t>Nr.</w:t>
+            </w:r>
+          </w:p>
+        </w:tc>
+        <w:tc>
+          <w:tcPr>
+            <w:tcW w:type="dxa" w:w="2041"/>
+            <w:shd w:val="clear" w:color="auto" w:fill="4A2A82"/>
+          </w:tcPr>
+          <w:p>
+            <w:pPr>
+              <w:spacing w:before="0" w:after="0"/>
+            </w:pPr>
+            <w:r>
+              <w:rPr>
+                <w:b/>
+                <w:i w:val="0"/>
+                <w:color w:val="FFFFFF"/>
+                <w:sz w:val="18"/>
+              </w:rPr>
+              <w:t>Etapa</w:t>
+            </w:r>
+          </w:p>
+        </w:tc>
+        <w:tc>
+          <w:tcPr>
+            <w:tcW w:type="dxa" w:w="4989"/>
+            <w:shd w:val="clear" w:color="auto" w:fill="4A2A82"/>
+          </w:tcPr>
+          <w:p>
+            <w:pPr>
+              <w:spacing w:before="0" w:after="0"/>
+            </w:pPr>
+            <w:r>
+              <w:rPr>
+                <w:b/>
+                <w:i w:val="0"/>
+                <w:color w:val="FFFFFF"/>
+                <w:sz w:val="18"/>
+              </w:rPr>
+              <w:t>Activități realizate concret</w:t>
+            </w:r>
+          </w:p>
+        </w:tc>
+        <w:tc>
+          <w:tcPr>
+            <w:tcW w:type="dxa" w:w="1191"/>
+            <w:shd w:val="clear" w:color="auto" w:fill="4A2A82"/>
+          </w:tcPr>
+          <w:p>
+            <w:pPr>
+              <w:spacing w:before="0" w:after="0"/>
+            </w:pPr>
+            <w:r>
+              <w:rPr>
+                <w:b/>
+                <w:i w:val="0"/>
+                <w:color w:val="FFFFFF"/>
+                <w:sz w:val="18"/>
               </w:rPr>
               <w:t>Data</w:t>
             </w:r>
@@ -187,182 +926,1176 @@
         </w:tc>
         <w:tc>
           <w:tcPr>
-            <w:tcW w:type="dxa" w:w="3175"/>
-          </w:tcPr>
-          <w:p>
-            <w:pPr>
-              <w:tabs>
-                <w:tab w:pos="2948" w:val="right" w:leader="underscore"/>
-              </w:tabs>
-              <w:spacing w:before="40" w:after="0"/>
-            </w:pPr>
-            <w:r>
-              <w:rPr>
-                <w:color w:val="9A9A9A"/>
-                <w:sz w:val="19"/>
-              </w:rPr>
-              <w:tab/>
+            <w:tcW w:type="dxa" w:w="907"/>
+            <w:shd w:val="clear" w:color="auto" w:fill="4A2A82"/>
+          </w:tcPr>
+          <w:p>
+            <w:pPr>
+              <w:spacing w:before="0" w:after="0"/>
+            </w:pPr>
+            <w:r>
+              <w:rPr>
+                <w:b/>
+                <w:i w:val="0"/>
+                <w:color w:val="FFFFFF"/>
+                <w:sz w:val="18"/>
+              </w:rPr>
+              <w:t>Nr. ore</w:t>
             </w:r>
           </w:p>
         </w:tc>
       </w:tr>
       <w:tr>
-        <w:tc>
-          <w:tcPr>
-            <w:tcW w:type="dxa" w:w="1644"/>
-            <w:shd w:val="clear" w:color="auto" w:fill="F1ECF9"/>
-          </w:tcPr>
-          <w:p>
-            <w:pPr>
-              <w:spacing w:before="0" w:after="0"/>
-            </w:pPr>
-            <w:r>
-              <w:rPr>
-                <w:b/>
-                <w:i w:val="0"/>
-                <w:color w:val="4A2A82"/>
-                <w:sz w:val="19"/>
-              </w:rPr>
-              <w:t>Clasa / grupa</w:t>
-            </w:r>
-          </w:p>
-        </w:tc>
-        <w:tc>
-          <w:tcPr>
-            <w:tcW w:type="dxa" w:w="3175"/>
-          </w:tcPr>
-          <w:p>
-            <w:pPr>
-              <w:tabs>
-                <w:tab w:pos="2948" w:val="right" w:leader="underscore"/>
-              </w:tabs>
-              <w:spacing w:before="40" w:after="0"/>
-            </w:pPr>
-            <w:r>
-              <w:rPr>
-                <w:color w:val="9A9A9A"/>
-                <w:sz w:val="19"/>
-              </w:rPr>
-              <w:tab/>
-            </w:r>
-          </w:p>
-        </w:tc>
-        <w:tc>
-          <w:tcPr>
-            <w:tcW w:type="dxa" w:w="1644"/>
-            <w:shd w:val="clear" w:color="auto" w:fill="F1ECF9"/>
-          </w:tcPr>
-          <w:p>
-            <w:pPr>
-              <w:spacing w:before="0" w:after="0"/>
-            </w:pPr>
-            <w:r>
-              <w:rPr>
-                <w:b/>
-                <w:i w:val="0"/>
-                <w:color w:val="4A2A82"/>
-                <w:sz w:val="19"/>
-              </w:rPr>
-              <w:t>Nr. participanți</w:t>
-            </w:r>
-          </w:p>
-        </w:tc>
-        <w:tc>
-          <w:tcPr>
-            <w:tcW w:type="dxa" w:w="3175"/>
-          </w:tcPr>
-          <w:p>
-            <w:pPr>
-              <w:tabs>
-                <w:tab w:pos="2948" w:val="right" w:leader="underscore"/>
-              </w:tabs>
-              <w:spacing w:before="40" w:after="0"/>
-            </w:pPr>
-            <w:r>
-              <w:rPr>
-                <w:color w:val="9A9A9A"/>
-                <w:sz w:val="19"/>
-              </w:rPr>
-              <w:tab/>
-            </w:r>
+        <w:trPr>
+          <w:cantSplit/>
+        </w:trPr>
+        <w:tc>
+          <w:tcPr>
+            <w:tcW w:type="dxa" w:w="510"/>
+          </w:tcPr>
+          <w:p>
+            <w:pPr>
+              <w:spacing w:before="0" w:after="0"/>
+            </w:pPr>
+            <w:r>
+              <w:rPr>
+                <w:b w:val="0"/>
+                <w:i w:val="0"/>
+                <w:sz w:val="18"/>
+              </w:rPr>
+              <w:t>1</w:t>
+            </w:r>
+          </w:p>
+        </w:tc>
+        <w:tc>
+          <w:tcPr>
+            <w:tcW w:type="dxa" w:w="2041"/>
+          </w:tcPr>
+          <w:p>
+            <w:pPr>
+              <w:spacing w:before="0" w:after="0"/>
+            </w:pPr>
+            <w:r>
+              <w:rPr>
+                <w:b w:val="0"/>
+                <w:i w:val="0"/>
+                <w:sz w:val="18"/>
+              </w:rPr>
+              <w:t>Documentare și proiectare</w:t>
+            </w:r>
+          </w:p>
+        </w:tc>
+        <w:tc>
+          <w:tcPr>
+            <w:tcW w:type="dxa" w:w="4989"/>
+          </w:tcPr>
+          <w:p>
+            <w:pPr>
+              <w:spacing w:before="0" w:after="0"/>
+            </w:pPr>
+            <w:r>
+              <w:rPr>
+                <w:b w:val="0"/>
+                <w:i w:val="0"/>
+                <w:sz w:val="18"/>
+              </w:rPr>
+              <w:t>Analiza rezultatelor Ședinței 1 (bilete de ieșire, carduri); documentare privind motivația și stabilirea obiectivelor la adolescenți; elaborarea scenariului detaliat (obiective, etape, timp, replici, situații dificile).</w:t>
+            </w:r>
+          </w:p>
+        </w:tc>
+        <w:tc>
+          <w:tcPr>
+            <w:tcW w:type="dxa" w:w="1191"/>
+          </w:tcPr>
+          <w:p>
+            <w:pPr>
+              <w:spacing w:before="0" w:after="0"/>
+            </w:pPr>
+          </w:p>
+        </w:tc>
+        <w:tc>
+          <w:tcPr>
+            <w:tcW w:type="dxa" w:w="907"/>
+          </w:tcPr>
+          <w:p>
+            <w:pPr>
+              <w:spacing w:before="0" w:after="0"/>
+            </w:pPr>
           </w:p>
         </w:tc>
       </w:tr>
       <w:tr>
-        <w:tc>
-          <w:tcPr>
-            <w:tcW w:type="dxa" w:w="1644"/>
-            <w:shd w:val="clear" w:color="auto" w:fill="F1ECF9"/>
-          </w:tcPr>
-          <w:p>
-            <w:pPr>
-              <w:spacing w:before="0" w:after="0"/>
-            </w:pPr>
-            <w:r>
-              <w:rPr>
-                <w:b/>
-                <w:i w:val="0"/>
+        <w:trPr>
+          <w:cantSplit/>
+        </w:trPr>
+        <w:tc>
+          <w:tcPr>
+            <w:tcW w:type="dxa" w:w="510"/>
+          </w:tcPr>
+          <w:p>
+            <w:pPr>
+              <w:spacing w:before="0" w:after="0"/>
+            </w:pPr>
+            <w:r>
+              <w:rPr>
+                <w:b w:val="0"/>
+                <w:i w:val="0"/>
+                <w:sz w:val="18"/>
+              </w:rPr>
+              <w:t>2</w:t>
+            </w:r>
+          </w:p>
+        </w:tc>
+        <w:tc>
+          <w:tcPr>
+            <w:tcW w:type="dxa" w:w="2041"/>
+          </w:tcPr>
+          <w:p>
+            <w:pPr>
+              <w:spacing w:before="0" w:after="0"/>
+            </w:pPr>
+            <w:r>
+              <w:rPr>
+                <w:b w:val="0"/>
+                <w:i w:val="0"/>
+                <w:sz w:val="18"/>
+              </w:rPr>
+              <w:t>Elaborarea materialelor-suport</w:t>
+            </w:r>
+          </w:p>
+        </w:tc>
+        <w:tc>
+          <w:tcPr>
+            <w:tcW w:type="dxa" w:w="4989"/>
+          </w:tcPr>
+          <w:p>
+            <w:pPr>
+              <w:spacing w:before="0" w:after="0"/>
+            </w:pPr>
+            <w:r>
+              <w:rPr>
+                <w:b w:val="0"/>
+                <w:i w:val="0"/>
+                <w:sz w:val="18"/>
+              </w:rPr>
+              <w:t>Conceperea și redactarea celor 10 anexe: cartonașe „Ce mă motivează?”, cartonașe-situație, Fișele 3–7, semnul de carte (tracker de 30 de zile), cartonașele calităților, fișa de feedback, diploma.</w:t>
+            </w:r>
+          </w:p>
+        </w:tc>
+        <w:tc>
+          <w:tcPr>
+            <w:tcW w:type="dxa" w:w="1191"/>
+          </w:tcPr>
+          <w:p>
+            <w:pPr>
+              <w:spacing w:before="0" w:after="0"/>
+            </w:pPr>
+          </w:p>
+        </w:tc>
+        <w:tc>
+          <w:tcPr>
+            <w:tcW w:type="dxa" w:w="907"/>
+          </w:tcPr>
+          <w:p>
+            <w:pPr>
+              <w:spacing w:before="0" w:after="0"/>
+            </w:pPr>
+          </w:p>
+        </w:tc>
+      </w:tr>
+      <w:tr>
+        <w:trPr>
+          <w:cantSplit/>
+        </w:trPr>
+        <w:tc>
+          <w:tcPr>
+            <w:tcW w:type="dxa" w:w="510"/>
+          </w:tcPr>
+          <w:p>
+            <w:pPr>
+              <w:spacing w:before="0" w:after="0"/>
+            </w:pPr>
+            <w:r>
+              <w:rPr>
+                <w:b w:val="0"/>
+                <w:i w:val="0"/>
+                <w:sz w:val="18"/>
+              </w:rPr>
+              <w:t>3</w:t>
+            </w:r>
+          </w:p>
+        </w:tc>
+        <w:tc>
+          <w:tcPr>
+            <w:tcW w:type="dxa" w:w="2041"/>
+          </w:tcPr>
+          <w:p>
+            <w:pPr>
+              <w:spacing w:before="0" w:after="0"/>
+            </w:pPr>
+            <w:r>
+              <w:rPr>
+                <w:b w:val="0"/>
+                <w:i w:val="0"/>
+                <w:sz w:val="18"/>
+              </w:rPr>
+              <w:t>Pregătire logistică</w:t>
+            </w:r>
+          </w:p>
+        </w:tc>
+        <w:tc>
+          <w:tcPr>
+            <w:tcW w:type="dxa" w:w="4989"/>
+          </w:tcPr>
+          <w:p>
+            <w:pPr>
+              <w:spacing w:before="0" w:after="0"/>
+            </w:pPr>
+            <w:r>
+              <w:rPr>
+                <w:b w:val="0"/>
+                <w:i w:val="0"/>
+                <w:sz w:val="18"/>
+              </w:rPr>
+              <w:t>Comunicarea cu unitatea de învățământ; multiplicarea și decuparea materialelor; pregătirea plicurilor și a consumabilelor; amenajarea sălii.</w:t>
+            </w:r>
+          </w:p>
+        </w:tc>
+        <w:tc>
+          <w:tcPr>
+            <w:tcW w:type="dxa" w:w="1191"/>
+          </w:tcPr>
+          <w:p>
+            <w:pPr>
+              <w:spacing w:before="0" w:after="0"/>
+            </w:pPr>
+          </w:p>
+        </w:tc>
+        <w:tc>
+          <w:tcPr>
+            <w:tcW w:type="dxa" w:w="907"/>
+          </w:tcPr>
+          <w:p>
+            <w:pPr>
+              <w:spacing w:before="0" w:after="0"/>
+            </w:pPr>
+          </w:p>
+        </w:tc>
+      </w:tr>
+      <w:tr>
+        <w:trPr>
+          <w:cantSplit/>
+        </w:trPr>
+        <w:tc>
+          <w:tcPr>
+            <w:tcW w:type="dxa" w:w="510"/>
+          </w:tcPr>
+          <w:p>
+            <w:pPr>
+              <w:spacing w:before="0" w:after="0"/>
+            </w:pPr>
+            <w:r>
+              <w:rPr>
+                <w:b w:val="0"/>
+                <w:i w:val="0"/>
+                <w:sz w:val="18"/>
+              </w:rPr>
+              <w:t>4</w:t>
+            </w:r>
+          </w:p>
+        </w:tc>
+        <w:tc>
+          <w:tcPr>
+            <w:tcW w:type="dxa" w:w="2041"/>
+          </w:tcPr>
+          <w:p>
+            <w:pPr>
+              <w:spacing w:before="0" w:after="0"/>
+            </w:pPr>
+            <w:r>
+              <w:rPr>
+                <w:b w:val="0"/>
+                <w:i w:val="0"/>
+                <w:sz w:val="18"/>
+              </w:rPr>
+              <w:t>Desfășurarea activității cu grupul țintă</w:t>
+            </w:r>
+          </w:p>
+        </w:tc>
+        <w:tc>
+          <w:tcPr>
+            <w:tcW w:type="dxa" w:w="4989"/>
+          </w:tcPr>
+          <w:p>
+            <w:pPr>
+              <w:spacing w:before="0" w:after="0"/>
+            </w:pPr>
+            <w:r>
+              <w:rPr>
+                <w:b w:val="0"/>
+                <w:i w:val="0"/>
+                <w:sz w:val="18"/>
+              </w:rPr>
+              <w:t>Facilitarea atelierului (60 de minute) conform scenariului; gestionarea listei de prezență; realizarea fotografiilor; înmânarea diplomelor.</w:t>
+            </w:r>
+          </w:p>
+        </w:tc>
+        <w:tc>
+          <w:tcPr>
+            <w:tcW w:type="dxa" w:w="1191"/>
+          </w:tcPr>
+          <w:p>
+            <w:pPr>
+              <w:spacing w:before="0" w:after="0"/>
+            </w:pPr>
+          </w:p>
+        </w:tc>
+        <w:tc>
+          <w:tcPr>
+            <w:tcW w:type="dxa" w:w="907"/>
+          </w:tcPr>
+          <w:p>
+            <w:pPr>
+              <w:spacing w:before="0" w:after="0"/>
+            </w:pPr>
+          </w:p>
+        </w:tc>
+      </w:tr>
+      <w:tr>
+        <w:trPr>
+          <w:cantSplit/>
+        </w:trPr>
+        <w:tc>
+          <w:tcPr>
+            <w:tcW w:type="dxa" w:w="510"/>
+          </w:tcPr>
+          <w:p>
+            <w:pPr>
+              <w:spacing w:before="0" w:after="0"/>
+            </w:pPr>
+            <w:r>
+              <w:rPr>
+                <w:b w:val="0"/>
+                <w:i w:val="0"/>
+                <w:sz w:val="18"/>
+              </w:rPr>
+              <w:t>5</w:t>
+            </w:r>
+          </w:p>
+        </w:tc>
+        <w:tc>
+          <w:tcPr>
+            <w:tcW w:type="dxa" w:w="2041"/>
+          </w:tcPr>
+          <w:p>
+            <w:pPr>
+              <w:spacing w:before="0" w:after="0"/>
+            </w:pPr>
+            <w:r>
+              <w:rPr>
+                <w:b w:val="0"/>
+                <w:i w:val="0"/>
+                <w:sz w:val="18"/>
+              </w:rPr>
+              <w:t>Evaluare și raportare</w:t>
+            </w:r>
+          </w:p>
+        </w:tc>
+        <w:tc>
+          <w:tcPr>
+            <w:tcW w:type="dxa" w:w="4989"/>
+          </w:tcPr>
+          <w:p>
+            <w:pPr>
+              <w:spacing w:before="0" w:after="0"/>
+            </w:pPr>
+            <w:r>
+              <w:rPr>
+                <w:b w:val="0"/>
+                <w:i w:val="0"/>
+                <w:sz w:val="18"/>
+              </w:rPr>
+              <w:t>Centralizarea fișelor de feedback ale atelierului; completarea raportului de desfășurare; centralizarea documentelor justificative; păstrarea scrisorilor sigilate ale elevilor.</w:t>
+            </w:r>
+          </w:p>
+        </w:tc>
+        <w:tc>
+          <w:tcPr>
+            <w:tcW w:type="dxa" w:w="1191"/>
+          </w:tcPr>
+          <w:p>
+            <w:pPr>
+              <w:spacing w:before="0" w:after="0"/>
+            </w:pPr>
+          </w:p>
+        </w:tc>
+        <w:tc>
+          <w:tcPr>
+            <w:tcW w:type="dxa" w:w="907"/>
+          </w:tcPr>
+          <w:p>
+            <w:pPr>
+              <w:spacing w:before="0" w:after="0"/>
+            </w:pPr>
+          </w:p>
+        </w:tc>
+      </w:tr>
+      <w:tr>
+        <w:trPr>
+          <w:cantSplit/>
+        </w:trPr>
+        <w:tc>
+          <w:tcPr>
+            <w:tcW w:type="dxa" w:w="510"/>
+            <w:shd w:val="clear" w:color="auto" w:fill="FFF4D2"/>
+          </w:tcPr>
+          <w:p>
+            <w:pPr>
+              <w:spacing w:before="0" w:after="0"/>
+            </w:pPr>
+          </w:p>
+        </w:tc>
+        <w:tc>
+          <w:tcPr>
+            <w:tcW w:type="dxa" w:w="2041"/>
+            <w:shd w:val="clear" w:color="auto" w:fill="FFF4D2"/>
+          </w:tcPr>
+          <w:p>
+            <w:pPr>
+              <w:spacing w:before="0" w:after="0"/>
+            </w:pPr>
+            <w:r>
+              <w:rPr>
+                <w:b/>
+                <w:i w:val="0"/>
+                <w:sz w:val="18"/>
+              </w:rPr>
+              <w:t>TOTAL ORE</w:t>
+            </w:r>
+          </w:p>
+        </w:tc>
+        <w:tc>
+          <w:tcPr>
+            <w:tcW w:type="dxa" w:w="4989"/>
+            <w:shd w:val="clear" w:color="auto" w:fill="FFF4D2"/>
+          </w:tcPr>
+          <w:p>
+            <w:pPr>
+              <w:spacing w:before="0" w:after="0"/>
+            </w:pPr>
+          </w:p>
+        </w:tc>
+        <w:tc>
+          <w:tcPr>
+            <w:tcW w:type="dxa" w:w="1191"/>
+            <w:shd w:val="clear" w:color="auto" w:fill="FFF4D2"/>
+          </w:tcPr>
+          <w:p>
+            <w:pPr>
+              <w:spacing w:before="0" w:after="0"/>
+            </w:pPr>
+          </w:p>
+        </w:tc>
+        <w:tc>
+          <w:tcPr>
+            <w:tcW w:type="dxa" w:w="907"/>
+            <w:shd w:val="clear" w:color="auto" w:fill="FFF4D2"/>
+          </w:tcPr>
+          <w:p>
+            <w:pPr>
+              <w:spacing w:before="0" w:after="0"/>
+            </w:pPr>
+          </w:p>
+        </w:tc>
+      </w:tr>
+    </w:tbl>
+    <w:p>
+      <w:pPr>
+        <w:spacing w:before="0" w:after="0" w:line="120" w:lineRule="exact"/>
+      </w:pPr>
+      <w:r/>
+    </w:p>
+    <w:p>
+      <w:pPr>
+        <w:spacing w:before="0" w:after="80"/>
+      </w:pPr>
+      <w:r>
+        <w:rPr>
+          <w:b w:val="0"/>
+          <w:i/>
+          <w:color w:val="666666"/>
+          <w:sz w:val="17"/>
+        </w:rPr>
+        <w:t>Datele și numărul de ore se completează în concordanță cu fișa de pontaj (timesheet-ul) lunar și cu atribuțiile din fișa postului.</w:t>
+      </w:r>
+    </w:p>
+    <w:p>
+      <w:pPr>
+        <w:keepNext/>
+        <w:spacing w:before="160" w:after="80"/>
+      </w:pPr>
+      <w:r>
+        <w:rPr>
+          <w:b/>
+          <w:i w:val="0"/>
+          <w:color w:val="4A2A82"/>
+          <w:sz w:val="22"/>
+        </w:rPr>
+        <w:t>D. Rezultate și livrabile</w:t>
+      </w:r>
+    </w:p>
+    <w:p>
+      <w:pPr>
+        <w:tabs>
+          <w:tab w:pos="283" w:val="left"/>
+        </w:tabs>
+        <w:spacing w:after="40" w:before="0"/>
+        <w:ind w:left="283" w:hanging="238"/>
+      </w:pPr>
+      <w:r>
+        <w:rPr>
+          <w:b/>
+          <w:color w:val="4A2A82"/>
+          <w:sz w:val="20"/>
+        </w:rPr>
+        <w:t>▪</w:t>
+        <w:tab/>
+      </w:r>
+      <w:r>
+        <w:rPr>
+          <w:b w:val="0"/>
+          <w:i w:val="0"/>
+          <w:sz w:val="20"/>
+        </w:rPr>
+        <w:t>Scenariul complet al Ședinței 2 (prezentul document), cu 10 materiale-suport (Anexele 1–10).</w:t>
+      </w:r>
+    </w:p>
+    <w:p>
+      <w:pPr>
+        <w:tabs>
+          <w:tab w:pos="283" w:val="left"/>
+        </w:tabs>
+        <w:spacing w:after="40" w:before="0"/>
+        <w:ind w:left="283" w:hanging="238"/>
+      </w:pPr>
+      <w:r>
+        <w:rPr>
+          <w:b/>
+          <w:color w:val="4A2A82"/>
+          <w:sz w:val="20"/>
+        </w:rPr>
+        <w:t>▪</w:t>
+        <w:tab/>
+      </w:r>
+      <w:r>
+        <w:rPr>
+          <w:b w:val="0"/>
+          <w:i w:val="0"/>
+          <w:sz w:val="20"/>
+        </w:rPr>
+        <w:t>Ședință de 60 de minute desfășurată cu elevi din clasele a VII-a – a VIII-a (numărul de participanți – conform listei de prezență).</w:t>
+      </w:r>
+    </w:p>
+    <w:p>
+      <w:pPr>
+        <w:tabs>
+          <w:tab w:pos="283" w:val="left"/>
+        </w:tabs>
+        <w:spacing w:after="40" w:before="0"/>
+        <w:ind w:left="283" w:hanging="238"/>
+      </w:pPr>
+      <w:r>
+        <w:rPr>
+          <w:b/>
+          <w:color w:val="4A2A82"/>
+          <w:sz w:val="20"/>
+        </w:rPr>
+        <w:t>▪</w:t>
+        <w:tab/>
+      </w:r>
+      <w:r>
+        <w:rPr>
+          <w:b w:val="0"/>
+          <w:i w:val="0"/>
+          <w:sz w:val="20"/>
+        </w:rPr>
+        <w:t>Produse ale elevilor: Fișele 3–7, provocările personale de 30 de zile, Cardurile de agent finalizate, scrisorile sigilate.</w:t>
+      </w:r>
+    </w:p>
+    <w:p>
+      <w:pPr>
+        <w:tabs>
+          <w:tab w:pos="283" w:val="left"/>
+        </w:tabs>
+        <w:spacing w:after="40" w:before="0"/>
+        <w:ind w:left="283" w:hanging="238"/>
+      </w:pPr>
+      <w:r>
+        <w:rPr>
+          <w:b/>
+          <w:color w:val="4A2A82"/>
+          <w:sz w:val="20"/>
+        </w:rPr>
+        <w:t>▪</w:t>
+        <w:tab/>
+      </w:r>
+      <w:r>
+        <w:rPr>
+          <w:b w:val="0"/>
+          <w:i w:val="0"/>
+          <w:sz w:val="20"/>
+        </w:rPr>
+        <w:t>Fișele de feedback ale atelierului și diplomele „Agent LEVEL UP” acordate participanților.</w:t>
+      </w:r>
+    </w:p>
+    <w:p>
+      <w:pPr>
+        <w:tabs>
+          <w:tab w:pos="283" w:val="left"/>
+        </w:tabs>
+        <w:spacing w:after="40" w:before="0"/>
+        <w:ind w:left="283" w:hanging="238"/>
+      </w:pPr>
+      <w:r>
+        <w:rPr>
+          <w:b/>
+          <w:color w:val="4A2A82"/>
+          <w:sz w:val="20"/>
+        </w:rPr>
+        <w:t>▪</w:t>
+        <w:tab/>
+      </w:r>
+      <w:r>
+        <w:rPr>
+          <w:b w:val="0"/>
+          <w:i w:val="0"/>
+          <w:sz w:val="20"/>
+        </w:rPr>
+        <w:t>Raportul privind desfășurarea activității (secțiunea 12).</w:t>
+      </w:r>
+    </w:p>
+    <w:p>
+      <w:pPr>
+        <w:keepNext/>
+        <w:spacing w:before="160" w:after="80"/>
+      </w:pPr>
+      <w:r>
+        <w:rPr>
+          <w:b/>
+          <w:i w:val="0"/>
+          <w:color w:val="4A2A82"/>
+          <w:sz w:val="22"/>
+        </w:rPr>
+        <w:t>E. Documente doveditoare anexate</w:t>
+      </w:r>
+    </w:p>
+    <w:tbl>
+      <w:tblPr>
+        <w:tblW w:w="9639" w:type="dxa"/>
+        <w:jc w:val="center"/>
+        <w:tblBorders>
+          <w:top w:val="nil"/>
+          <w:left w:val="nil"/>
+          <w:bottom w:val="nil"/>
+          <w:right w:val="nil"/>
+          <w:insideH w:val="nil"/>
+          <w:insideV w:val="nil"/>
+        </w:tblBorders>
+        <w:tblLayout w:type="fixed"/>
+        <w:tblCellMar>
+          <w:top w:w="22" w:type="dxa"/>
+          <w:left w:w="28" w:type="dxa"/>
+          <w:bottom w:w="22" w:type="dxa"/>
+          <w:right w:w="28" w:type="dxa"/>
+        </w:tblCellMar>
+        <w:tblLook w:firstColumn="1" w:firstRow="1" w:lastColumn="0" w:lastRow="0" w:noHBand="0" w:noVBand="1" w:val="04A0"/>
+      </w:tblPr>
+      <w:tblGrid>
+        <w:gridCol w:w="4819"/>
+        <w:gridCol w:w="4819"/>
+      </w:tblGrid>
+      <w:tr>
+        <w:tc>
+          <w:tcPr>
+            <w:tcW w:type="dxa" w:w="4819"/>
+          </w:tcPr>
+          <w:p>
+            <w:pPr>
+              <w:spacing w:before="0" w:after="0"/>
+            </w:pPr>
+            <w:r>
+              <w:rPr>
                 <w:color w:val="4A2A82"/>
-                <w:sz w:val="19"/>
-              </w:rPr>
-              <w:t>Facilitator</w:t>
-            </w:r>
-          </w:p>
-        </w:tc>
-        <w:tc>
-          <w:tcPr>
-            <w:tcW w:type="dxa" w:w="3175"/>
-          </w:tcPr>
+                <w:sz w:val="23"/>
+              </w:rPr>
+              <w:t xml:space="preserve">☐ </w:t>
+            </w:r>
+            <w:r>
+              <w:rPr>
+                <w:b w:val="0"/>
+                <w:i w:val="0"/>
+                <w:sz w:val="19"/>
+              </w:rPr>
+              <w:t>Lista de prezență semnată de participanți</w:t>
+            </w:r>
+          </w:p>
+        </w:tc>
+        <w:tc>
+          <w:tcPr>
+            <w:tcW w:type="dxa" w:w="4819"/>
+          </w:tcPr>
+          <w:p>
+            <w:pPr>
+              <w:spacing w:before="0" w:after="0"/>
+            </w:pPr>
+            <w:r>
+              <w:rPr>
+                <w:color w:val="4A2A82"/>
+                <w:sz w:val="23"/>
+              </w:rPr>
+              <w:t xml:space="preserve">☐ </w:t>
+            </w:r>
+            <w:r>
+              <w:rPr>
+                <w:b w:val="0"/>
+                <w:i w:val="0"/>
+                <w:sz w:val="19"/>
+              </w:rPr>
+              <w:t>Fotografii din timpul activității (cu acordul părinților / GDPR)</w:t>
+            </w:r>
+          </w:p>
+        </w:tc>
+      </w:tr>
+      <w:tr>
+        <w:tc>
+          <w:tcPr>
+            <w:tcW w:type="dxa" w:w="4819"/>
+          </w:tcPr>
+          <w:p>
+            <w:pPr>
+              <w:spacing w:before="0" w:after="0"/>
+            </w:pPr>
+            <w:r>
+              <w:rPr>
+                <w:color w:val="4A2A82"/>
+                <w:sz w:val="23"/>
+              </w:rPr>
+              <w:t xml:space="preserve">☐ </w:t>
+            </w:r>
+            <w:r>
+              <w:rPr>
+                <w:b w:val="0"/>
+                <w:i w:val="0"/>
+                <w:sz w:val="19"/>
+              </w:rPr>
+              <w:t>Scenariul activității și materialele-suport (prezentul document)</w:t>
+            </w:r>
+          </w:p>
+        </w:tc>
+        <w:tc>
+          <w:tcPr>
+            <w:tcW w:type="dxa" w:w="4819"/>
+          </w:tcPr>
+          <w:p>
+            <w:pPr>
+              <w:spacing w:before="0" w:after="0"/>
+            </w:pPr>
+            <w:r>
+              <w:rPr>
+                <w:color w:val="4A2A82"/>
+                <w:sz w:val="23"/>
+              </w:rPr>
+              <w:t xml:space="preserve">☐ </w:t>
+            </w:r>
+            <w:r>
+              <w:rPr>
+                <w:b w:val="0"/>
+                <w:i w:val="0"/>
+                <w:sz w:val="19"/>
+              </w:rPr>
+              <w:t>Produse ale activității (fișe completate de elevi)</w:t>
+            </w:r>
+          </w:p>
+        </w:tc>
+      </w:tr>
+      <w:tr>
+        <w:tc>
+          <w:tcPr>
+            <w:tcW w:type="dxa" w:w="4819"/>
+          </w:tcPr>
+          <w:p>
+            <w:pPr>
+              <w:spacing w:before="0" w:after="0"/>
+            </w:pPr>
+            <w:r>
+              <w:rPr>
+                <w:color w:val="4A2A82"/>
+                <w:sz w:val="23"/>
+              </w:rPr>
+              <w:t xml:space="preserve">☐ </w:t>
+            </w:r>
+            <w:r>
+              <w:rPr>
+                <w:b w:val="0"/>
+                <w:i w:val="0"/>
+                <w:sz w:val="19"/>
+              </w:rPr>
+              <w:t>Raportul privind desfășurarea activității (secțiunea 12)</w:t>
+            </w:r>
+          </w:p>
+        </w:tc>
+        <w:tc>
+          <w:tcPr>
+            <w:tcW w:type="dxa" w:w="4819"/>
+          </w:tcPr>
+          <w:p>
+            <w:pPr>
+              <w:spacing w:before="0" w:after="0"/>
+            </w:pPr>
+            <w:r>
+              <w:rPr>
+                <w:color w:val="4A2A82"/>
+                <w:sz w:val="23"/>
+              </w:rPr>
+              <w:t xml:space="preserve">☐ </w:t>
+            </w:r>
+            <w:r>
+              <w:rPr>
+                <w:b w:val="0"/>
+                <w:i w:val="0"/>
+                <w:sz w:val="19"/>
+              </w:rPr>
+              <w:t>Alte documente: ______________________</w:t>
+            </w:r>
+          </w:p>
+        </w:tc>
+      </w:tr>
+    </w:tbl>
+    <w:p>
+      <w:pPr>
+        <w:spacing w:before="0" w:after="0" w:line="160" w:lineRule="exact"/>
+      </w:pPr>
+      <w:r/>
+    </w:p>
+    <w:tbl>
+      <w:tblPr>
+        <w:tblW w:w="9639" w:type="dxa"/>
+        <w:jc w:val="center"/>
+        <w:tblBorders>
+          <w:top w:val="single" w:sz="4" w:space="0" w:color="DCD0F0"/>
+          <w:left w:val="single" w:sz="4" w:space="0" w:color="DCD0F0"/>
+          <w:bottom w:val="single" w:sz="4" w:space="0" w:color="DCD0F0"/>
+          <w:right w:val="single" w:sz="4" w:space="0" w:color="DCD0F0"/>
+          <w:insideH w:val="single" w:sz="4" w:space="0" w:color="DCD0F0"/>
+          <w:insideV w:val="single" w:sz="4" w:space="0" w:color="DCD0F0"/>
+        </w:tblBorders>
+        <w:tblLayout w:type="fixed"/>
+        <w:tblCellMar>
+          <w:top w:w="68" w:type="dxa"/>
+          <w:left w:w="113" w:type="dxa"/>
+          <w:bottom w:w="68" w:type="dxa"/>
+          <w:right w:w="113" w:type="dxa"/>
+        </w:tblCellMar>
+        <w:tblLook w:firstColumn="1" w:firstRow="1" w:lastColumn="0" w:lastRow="0" w:noHBand="0" w:noVBand="1" w:val="04A0"/>
+      </w:tblPr>
+      <w:tblGrid>
+        <w:gridCol w:w="3213"/>
+        <w:gridCol w:w="3213"/>
+        <w:gridCol w:w="3213"/>
+      </w:tblGrid>
+      <w:tr>
+        <w:trPr>
+          <w:cantSplit/>
+          <w:trHeight w:val="2381" w:hRule="atLeast"/>
+        </w:trPr>
+        <w:tc>
+          <w:tcPr>
+            <w:tcW w:type="dxa" w:w="3213"/>
+          </w:tcPr>
+          <w:p>
+            <w:pPr>
+              <w:spacing w:before="0" w:after="0"/>
+              <w:jc w:val="center"/>
+            </w:pPr>
+            <w:r>
+              <w:rPr>
+                <w:b/>
+                <w:i w:val="0"/>
+                <w:color w:val="4A2A82"/>
+                <w:sz w:val="20"/>
+              </w:rPr>
+              <w:t>Întocmit</w:t>
+            </w:r>
+          </w:p>
+          <w:p>
+            <w:pPr>
+              <w:spacing w:before="0" w:after="80"/>
+              <w:jc w:val="center"/>
+            </w:pPr>
+            <w:r>
+              <w:rPr>
+                <w:b w:val="0"/>
+                <w:i/>
+                <w:color w:val="666666"/>
+                <w:sz w:val="18"/>
+              </w:rPr>
+              <w:t>Facilitator comunitar 2</w:t>
+            </w:r>
+          </w:p>
           <w:p>
             <w:pPr>
               <w:tabs>
-                <w:tab w:pos="2948" w:val="right" w:leader="underscore"/>
+                <w:tab w:pos="2929" w:val="right" w:leader="underscore"/>
               </w:tabs>
-              <w:spacing w:before="40" w:after="0"/>
-            </w:pPr>
-            <w:r>
-              <w:rPr>
-                <w:color w:val="9A9A9A"/>
+              <w:spacing w:before="160" w:after="0"/>
+            </w:pPr>
+            <w:r>
+              <w:rPr>
+                <w:b/>
+                <w:sz w:val="19"/>
+              </w:rPr>
+              <w:t xml:space="preserve">Nume: </w:t>
+            </w:r>
+            <w:r>
+              <w:rPr>
                 <w:sz w:val="19"/>
               </w:rPr>
               <w:tab/>
             </w:r>
           </w:p>
-        </w:tc>
-        <w:tc>
-          <w:tcPr>
-            <w:tcW w:type="dxa" w:w="1644"/>
-            <w:shd w:val="clear" w:color="auto" w:fill="F1ECF9"/>
-          </w:tcPr>
-          <w:p>
-            <w:pPr>
-              <w:spacing w:before="0" w:after="0"/>
+          <w:p>
+            <w:pPr>
+              <w:tabs>
+                <w:tab w:pos="2929" w:val="right" w:leader="underscore"/>
+              </w:tabs>
+              <w:spacing w:before="280" w:after="0"/>
+            </w:pPr>
+            <w:r>
+              <w:rPr>
+                <w:b/>
+                <w:sz w:val="19"/>
+              </w:rPr>
+              <w:t xml:space="preserve">Semnătura: </w:t>
+            </w:r>
+            <w:r>
+              <w:rPr>
+                <w:sz w:val="19"/>
+              </w:rPr>
+              <w:tab/>
+            </w:r>
+          </w:p>
+          <w:p>
+            <w:pPr>
+              <w:tabs>
+                <w:tab w:pos="2929" w:val="right" w:leader="underscore"/>
+              </w:tabs>
+              <w:spacing w:before="200" w:after="0"/>
+            </w:pPr>
+            <w:r>
+              <w:rPr>
+                <w:b/>
+                <w:sz w:val="19"/>
+              </w:rPr>
+              <w:t xml:space="preserve">Data: </w:t>
+            </w:r>
+            <w:r>
+              <w:rPr>
+                <w:sz w:val="19"/>
+              </w:rPr>
+              <w:tab/>
+            </w:r>
+          </w:p>
+        </w:tc>
+        <w:tc>
+          <w:tcPr>
+            <w:tcW w:type="dxa" w:w="3213"/>
+          </w:tcPr>
+          <w:p>
+            <w:pPr>
+              <w:spacing w:before="0" w:after="0"/>
+              <w:jc w:val="center"/>
             </w:pPr>
             <w:r>
               <w:rPr>
                 <w:b/>
                 <w:i w:val="0"/>
                 <w:color w:val="4A2A82"/>
-                <w:sz w:val="19"/>
-              </w:rPr>
-              <w:t>Sala</w:t>
-            </w:r>
-          </w:p>
-        </w:tc>
-        <w:tc>
-          <w:tcPr>
-            <w:tcW w:type="dxa" w:w="3175"/>
-          </w:tcPr>
+                <w:sz w:val="20"/>
+              </w:rPr>
+              <w:t>Confirmat</w:t>
+            </w:r>
+          </w:p>
+          <w:p>
+            <w:pPr>
+              <w:spacing w:before="0" w:after="80"/>
+              <w:jc w:val="center"/>
+            </w:pPr>
+            <w:r>
+              <w:rPr>
+                <w:b w:val="0"/>
+                <w:i/>
+                <w:color w:val="666666"/>
+                <w:sz w:val="18"/>
+              </w:rPr>
+              <w:t>Unitatea de învățământ (director / diriginte), ștampila</w:t>
+            </w:r>
+          </w:p>
           <w:p>
             <w:pPr>
               <w:tabs>
-                <w:tab w:pos="2948" w:val="right" w:leader="underscore"/>
+                <w:tab w:pos="2929" w:val="right" w:leader="underscore"/>
               </w:tabs>
-              <w:spacing w:before="40" w:after="0"/>
-            </w:pPr>
-            <w:r>
-              <w:rPr>
-                <w:color w:val="9A9A9A"/>
+              <w:spacing w:before="160" w:after="0"/>
+            </w:pPr>
+            <w:r>
+              <w:rPr>
+                <w:b/>
+                <w:sz w:val="19"/>
+              </w:rPr>
+              <w:t xml:space="preserve">Nume: </w:t>
+            </w:r>
+            <w:r>
+              <w:rPr>
+                <w:sz w:val="19"/>
+              </w:rPr>
+              <w:tab/>
+            </w:r>
+          </w:p>
+          <w:p>
+            <w:pPr>
+              <w:tabs>
+                <w:tab w:pos="2929" w:val="right" w:leader="underscore"/>
+              </w:tabs>
+              <w:spacing w:before="280" w:after="0"/>
+            </w:pPr>
+            <w:r>
+              <w:rPr>
+                <w:b/>
+                <w:sz w:val="19"/>
+              </w:rPr>
+              <w:t xml:space="preserve">Semnătura: </w:t>
+            </w:r>
+            <w:r>
+              <w:rPr>
+                <w:sz w:val="19"/>
+              </w:rPr>
+              <w:tab/>
+            </w:r>
+          </w:p>
+          <w:p>
+            <w:pPr>
+              <w:tabs>
+                <w:tab w:pos="2929" w:val="right" w:leader="underscore"/>
+              </w:tabs>
+              <w:spacing w:before="200" w:after="0"/>
+            </w:pPr>
+            <w:r>
+              <w:rPr>
+                <w:b/>
+                <w:sz w:val="19"/>
+              </w:rPr>
+              <w:t xml:space="preserve">Data: </w:t>
+            </w:r>
+            <w:r>
+              <w:rPr>
+                <w:sz w:val="19"/>
+              </w:rPr>
+              <w:tab/>
+            </w:r>
+          </w:p>
+        </w:tc>
+        <w:tc>
+          <w:tcPr>
+            <w:tcW w:type="dxa" w:w="3213"/>
+          </w:tcPr>
+          <w:p>
+            <w:pPr>
+              <w:spacing w:before="0" w:after="0"/>
+              <w:jc w:val="center"/>
+            </w:pPr>
+            <w:r>
+              <w:rPr>
+                <w:b/>
+                <w:i w:val="0"/>
+                <w:color w:val="4A2A82"/>
+                <w:sz w:val="20"/>
+              </w:rPr>
+              <w:t>Avizat</w:t>
+            </w:r>
+          </w:p>
+          <w:p>
+            <w:pPr>
+              <w:spacing w:before="0" w:after="80"/>
+              <w:jc w:val="center"/>
+            </w:pPr>
+            <w:r>
+              <w:rPr>
+                <w:b w:val="0"/>
+                <w:i/>
+                <w:color w:val="666666"/>
+                <w:sz w:val="18"/>
+              </w:rPr>
+              <w:t>Coordonator / manager de proiect</w:t>
+            </w:r>
+          </w:p>
+          <w:p>
+            <w:pPr>
+              <w:tabs>
+                <w:tab w:pos="2929" w:val="right" w:leader="underscore"/>
+              </w:tabs>
+              <w:spacing w:before="160" w:after="0"/>
+            </w:pPr>
+            <w:r>
+              <w:rPr>
+                <w:b/>
+                <w:sz w:val="19"/>
+              </w:rPr>
+              <w:t xml:space="preserve">Nume: </w:t>
+            </w:r>
+            <w:r>
+              <w:rPr>
+                <w:sz w:val="19"/>
+              </w:rPr>
+              <w:tab/>
+            </w:r>
+          </w:p>
+          <w:p>
+            <w:pPr>
+              <w:tabs>
+                <w:tab w:pos="2929" w:val="right" w:leader="underscore"/>
+              </w:tabs>
+              <w:spacing w:before="280" w:after="0"/>
+            </w:pPr>
+            <w:r>
+              <w:rPr>
+                <w:b/>
+                <w:sz w:val="19"/>
+              </w:rPr>
+              <w:t xml:space="preserve">Semnătura: </w:t>
+            </w:r>
+            <w:r>
+              <w:rPr>
+                <w:sz w:val="19"/>
+              </w:rPr>
+              <w:tab/>
+            </w:r>
+          </w:p>
+          <w:p>
+            <w:pPr>
+              <w:tabs>
+                <w:tab w:pos="2929" w:val="right" w:leader="underscore"/>
+              </w:tabs>
+              <w:spacing w:before="200" w:after="0"/>
+            </w:pPr>
+            <w:r>
+              <w:rPr>
+                <w:b/>
+                <w:sz w:val="19"/>
+              </w:rPr>
+              <w:t xml:space="preserve">Data: </w:t>
+            </w:r>
+            <w:r>
+              <w:rPr>
                 <w:sz w:val="19"/>
               </w:rPr>
               <w:tab/>
@@ -376,6 +2109,29 @@
         <w:spacing w:before="0" w:after="0" w:line="80" w:lineRule="exact"/>
       </w:pPr>
       <w:r/>
+    </w:p>
+    <w:p>
+      <w:pPr>
+        <w:spacing w:after="0"/>
+      </w:pPr>
+      <w:r>
+        <w:br w:type="page"/>
+      </w:r>
+    </w:p>
+    <w:p>
+      <w:pPr>
+        <w:pStyle w:val="Heading1"/>
+        <w:pBdr>
+          <w:bottom w:val="single" w:sz="8" w:space="0" w:color="DCD0F0"/>
+        </w:pBdr>
+      </w:pPr>
+      <w:r>
+        <w:rPr>
+          <w:b w:val="0"/>
+          <w:i w:val="0"/>
+        </w:rPr>
+        <w:t>SCENARIUL ACTIVITĂȚII</w:t>
+      </w:r>
     </w:p>
     <w:p>
       <w:pPr>
@@ -389,19 +2145,20 @@
           <w:b w:val="0"/>
           <w:i w:val="0"/>
         </w:rPr>
-        <w:t>Legătura cu Ședința 1</w:t>
+        <w:t>1. Fundamentare și legătura cu Ședința 1</w:t>
       </w:r>
     </w:p>
     <w:p>
       <w:pPr>
-        <w:spacing w:before="0" w:after="80"/>
+        <w:spacing w:before="0" w:after="40"/>
+        <w:jc w:val="both"/>
       </w:pPr>
       <w:r>
         <w:rPr>
           <w:b w:val="0"/>
           <w:i w:val="0"/>
         </w:rPr>
-        <w:t xml:space="preserve">În Ședința 1, elevii au fost „agenți” care și-au descoperit punctele forte și au completat </w:t>
+        <w:t xml:space="preserve">În Ședința 1, elevii și-au identificat punctele forte și au completat </w:t>
       </w:r>
       <w:r>
         <w:rPr>
@@ -415,21 +2172,7 @@
           <w:b w:val="0"/>
           <w:i w:val="0"/>
         </w:rPr>
-        <w:t xml:space="preserve">. Acum primesc cardul înapoi și trec la </w:t>
-      </w:r>
-      <w:r>
-        <w:rPr>
-          <w:b/>
-          <w:i w:val="0"/>
-        </w:rPr>
-        <w:t>Nivelul 2</w:t>
-      </w:r>
-      <w:r>
-        <w:rPr>
-          <w:b w:val="0"/>
-          <w:i w:val="0"/>
-        </w:rPr>
-        <w:t>. Ca într-un joc video, un personaj crește în nivel atunci când:</w:t>
+        <w:t>. Ședința 2 continuă procesul: trecem de la „ce am bun” la „ce mă pune în mișcare” și „ce pas fac mai departe”. Folosind în continuare elemente de gamificare (tema „Level Up”, inspirată din jocurile video), activitatea arată că progresul personal se bazează pe:</w:t>
       </w:r>
     </w:p>
     <w:p>
@@ -453,7 +2196,7 @@
           <w:b w:val="0"/>
           <w:i w:val="0"/>
         </w:rPr>
-        <w:t xml:space="preserve">are un </w:t>
+        <w:t xml:space="preserve">un </w:t>
       </w:r>
       <w:r>
         <w:rPr>
@@ -467,7 +2210,7 @@
           <w:b w:val="0"/>
           <w:i w:val="0"/>
         </w:rPr>
-        <w:t xml:space="preserve"> să continue → </w:t>
+        <w:t xml:space="preserve"> de a continua → </w:t>
       </w:r>
       <w:r>
         <w:rPr>
@@ -505,21 +2248,21 @@
           <w:b w:val="0"/>
           <w:i w:val="0"/>
         </w:rPr>
-        <w:t xml:space="preserve">își folosește </w:t>
+        <w:t xml:space="preserve">folosirea </w:t>
       </w:r>
       <w:r>
         <w:rPr>
           <w:b/>
           <w:i w:val="0"/>
         </w:rPr>
-        <w:t>abilitățile</w:t>
+        <w:t>abilităților</w:t>
       </w:r>
       <w:r>
         <w:rPr>
           <w:b w:val="0"/>
           <w:i w:val="0"/>
         </w:rPr>
-        <w:t xml:space="preserve"> → </w:t>
+        <w:t xml:space="preserve"> proprii → </w:t>
       </w:r>
       <w:r>
         <w:rPr>
@@ -533,7 +2276,7 @@
           <w:b w:val="0"/>
           <w:i w:val="0"/>
         </w:rPr>
-        <w:t xml:space="preserve"> (un punct forte pe care îl are deja);</w:t>
+        <w:t xml:space="preserve"> (un punct forte pe care elevul îl are deja);</w:t>
       </w:r>
     </w:p>
     <w:p>
@@ -554,24 +2297,17 @@
       </w:r>
       <w:r>
         <w:rPr>
-          <w:b w:val="0"/>
-          <w:i w:val="0"/>
-        </w:rPr>
-        <w:t xml:space="preserve">duce la capăt </w:t>
-      </w:r>
-      <w:r>
-        <w:rPr>
           <w:b/>
           <w:i w:val="0"/>
         </w:rPr>
-        <w:t>misiuni mici</w:t>
+        <w:t>obiective mici</w:t>
       </w:r>
       <w:r>
         <w:rPr>
           <w:b w:val="0"/>
           <w:i w:val="0"/>
         </w:rPr>
-        <w:t xml:space="preserve"> → </w:t>
+        <w:t xml:space="preserve">, duse la capăt → </w:t>
       </w:r>
       <w:r>
         <w:rPr>
@@ -591,14 +2327,14 @@
     <w:p>
       <w:pPr>
         <w:spacing w:before="0" w:after="80"/>
+        <w:jc w:val="both"/>
       </w:pPr>
       <w:r>
         <w:rPr>
           <w:b w:val="0"/>
-          <w:i/>
-          <w:color w:val="666666"/>
+          <w:i w:val="0"/>
         </w:rPr>
-        <w:t>La final, elevii pleacă acasă cu cardul complet, cu un semn de carte pentru urmărirea provocării de 30 de zile și cu o scrisoare către ei înșiși, pe care o vor primi peste un an.</w:t>
+        <w:t>Activitatea contribuie la scopul proiectului UNIC – incluziunea și continuitatea educației elevilor – prin dezvoltarea motivației pentru învățare, a capacității de a-și stabili obiective realiste și a perseverenței, factori care susțin participarea și menținerea elevilor în educație.</w:t>
       </w:r>
     </w:p>
     <w:p>
@@ -613,7 +2349,7 @@
           <w:b w:val="0"/>
           <w:i w:val="0"/>
         </w:rPr>
-        <w:t>1. Scopul ședinței</w:t>
+        <w:t>2. Scopul ședinței</w:t>
       </w:r>
     </w:p>
     <w:p>
@@ -640,7 +2376,7 @@
           <w:b w:val="0"/>
           <w:i w:val="0"/>
         </w:rPr>
-        <w:t>2. Obiective</w:t>
+        <w:t>3. Obiective</w:t>
       </w:r>
     </w:p>
     <w:p>
@@ -791,7 +2527,417 @@
           <w:b w:val="0"/>
           <w:i w:val="0"/>
         </w:rPr>
-        <w:t>3. Materiale necesare (listă de verificare)</w:t>
+        <w:t>4. Elemente de proiectare</w:t>
+      </w:r>
+    </w:p>
+    <w:tbl>
+      <w:tblPr>
+        <w:tblW w:w="9639" w:type="dxa"/>
+        <w:jc w:val="center"/>
+        <w:tblBorders>
+          <w:top w:val="single" w:sz="4" w:space="0" w:color="DCD0F0"/>
+          <w:left w:val="single" w:sz="4" w:space="0" w:color="DCD0F0"/>
+          <w:bottom w:val="single" w:sz="4" w:space="0" w:color="DCD0F0"/>
+          <w:right w:val="single" w:sz="4" w:space="0" w:color="DCD0F0"/>
+          <w:insideH w:val="single" w:sz="4" w:space="0" w:color="DCD0F0"/>
+          <w:insideV w:val="single" w:sz="4" w:space="0" w:color="DCD0F0"/>
+        </w:tblBorders>
+        <w:tblLayout w:type="fixed"/>
+        <w:tblCellMar>
+          <w:top w:w="34" w:type="dxa"/>
+          <w:left w:w="85" w:type="dxa"/>
+          <w:bottom w:w="34" w:type="dxa"/>
+          <w:right w:w="85" w:type="dxa"/>
+        </w:tblCellMar>
+        <w:tblLook w:firstColumn="1" w:firstRow="1" w:lastColumn="0" w:lastRow="0" w:noHBand="0" w:noVBand="1" w:val="04A0"/>
+      </w:tblPr>
+      <w:tblGrid>
+        <w:gridCol w:w="2381"/>
+        <w:gridCol w:w="7257"/>
+      </w:tblGrid>
+      <w:tr>
+        <w:trPr>
+          <w:cantSplit/>
+          <w:tblHeader/>
+        </w:trPr>
+        <w:tc>
+          <w:tcPr>
+            <w:tcW w:type="dxa" w:w="2381"/>
+            <w:shd w:val="clear" w:color="auto" w:fill="4A2A82"/>
+          </w:tcPr>
+          <w:p>
+            <w:pPr>
+              <w:spacing w:before="0" w:after="0"/>
+            </w:pPr>
+            <w:r>
+              <w:rPr>
+                <w:b/>
+                <w:i w:val="0"/>
+                <w:color w:val="FFFFFF"/>
+                <w:sz w:val="19"/>
+              </w:rPr>
+              <w:t>Element</w:t>
+            </w:r>
+          </w:p>
+        </w:tc>
+        <w:tc>
+          <w:tcPr>
+            <w:tcW w:type="dxa" w:w="7257"/>
+            <w:shd w:val="clear" w:color="auto" w:fill="4A2A82"/>
+          </w:tcPr>
+          <w:p>
+            <w:pPr>
+              <w:spacing w:before="0" w:after="0"/>
+            </w:pPr>
+            <w:r>
+              <w:rPr>
+                <w:b/>
+                <w:i w:val="0"/>
+                <w:color w:val="FFFFFF"/>
+                <w:sz w:val="19"/>
+              </w:rPr>
+              <w:t>Descriere</w:t>
+            </w:r>
+          </w:p>
+        </w:tc>
+      </w:tr>
+      <w:tr>
+        <w:trPr>
+          <w:cantSplit/>
+        </w:trPr>
+        <w:tc>
+          <w:tcPr>
+            <w:tcW w:type="dxa" w:w="2381"/>
+          </w:tcPr>
+          <w:p>
+            <w:pPr>
+              <w:spacing w:before="0" w:after="0"/>
+            </w:pPr>
+            <w:r>
+              <w:rPr>
+                <w:b/>
+                <w:i w:val="0"/>
+                <w:sz w:val="19"/>
+              </w:rPr>
+              <w:t>Domeniul</w:t>
+            </w:r>
+          </w:p>
+        </w:tc>
+        <w:tc>
+          <w:tcPr>
+            <w:tcW w:type="dxa" w:w="7257"/>
+          </w:tcPr>
+          <w:p>
+            <w:pPr>
+              <w:spacing w:before="0" w:after="0"/>
+            </w:pPr>
+            <w:r>
+              <w:rPr>
+                <w:b w:val="0"/>
+                <w:i w:val="0"/>
+                <w:sz w:val="19"/>
+              </w:rPr>
+              <w:t>Consiliere și dezvoltare personală – motivație, stabilirea obiectivelor, planificarea dezvoltării personale.</w:t>
+            </w:r>
+          </w:p>
+        </w:tc>
+      </w:tr>
+      <w:tr>
+        <w:trPr>
+          <w:cantSplit/>
+        </w:trPr>
+        <w:tc>
+          <w:tcPr>
+            <w:tcW w:type="dxa" w:w="2381"/>
+            <w:shd w:val="clear" w:color="auto" w:fill="F2F2F2"/>
+          </w:tcPr>
+          <w:p>
+            <w:pPr>
+              <w:spacing w:before="0" w:after="0"/>
+            </w:pPr>
+            <w:r>
+              <w:rPr>
+                <w:b/>
+                <w:i w:val="0"/>
+                <w:sz w:val="19"/>
+              </w:rPr>
+              <w:t>Competențe vizate</w:t>
+            </w:r>
+          </w:p>
+        </w:tc>
+        <w:tc>
+          <w:tcPr>
+            <w:tcW w:type="dxa" w:w="7257"/>
+            <w:shd w:val="clear" w:color="auto" w:fill="F2F2F2"/>
+          </w:tcPr>
+          <w:p>
+            <w:pPr>
+              <w:tabs>
+                <w:tab w:pos="283" w:val="left"/>
+              </w:tabs>
+              <w:spacing w:after="40" w:before="0"/>
+              <w:ind w:left="283" w:hanging="238"/>
+            </w:pPr>
+            <w:r>
+              <w:rPr>
+                <w:b/>
+                <w:color w:val="4A2A82"/>
+                <w:sz w:val="19"/>
+              </w:rPr>
+              <w:t>▪</w:t>
+              <w:tab/>
+            </w:r>
+            <w:r>
+              <w:rPr>
+                <w:b w:val="0"/>
+                <w:i w:val="0"/>
+                <w:sz w:val="19"/>
+              </w:rPr>
+              <w:t>identificarea surselor personale de motivație și a factorilor care o frânează;</w:t>
+            </w:r>
+          </w:p>
+          <w:p>
+            <w:pPr>
+              <w:tabs>
+                <w:tab w:pos="283" w:val="left"/>
+              </w:tabs>
+              <w:spacing w:after="40" w:before="0"/>
+              <w:ind w:left="283" w:hanging="238"/>
+            </w:pPr>
+            <w:r>
+              <w:rPr>
+                <w:b/>
+                <w:color w:val="4A2A82"/>
+                <w:sz w:val="19"/>
+              </w:rPr>
+              <w:t>▪</w:t>
+              <w:tab/>
+            </w:r>
+            <w:r>
+              <w:rPr>
+                <w:b w:val="0"/>
+                <w:i w:val="0"/>
+                <w:sz w:val="19"/>
+              </w:rPr>
+              <w:t>utilizarea resurselor personale (punctelor forte) în situații concrete;</w:t>
+            </w:r>
+          </w:p>
+          <w:p>
+            <w:pPr>
+              <w:tabs>
+                <w:tab w:pos="283" w:val="left"/>
+              </w:tabs>
+              <w:spacing w:after="40" w:before="0"/>
+              <w:ind w:left="283" w:hanging="238"/>
+            </w:pPr>
+            <w:r>
+              <w:rPr>
+                <w:b/>
+                <w:color w:val="4A2A82"/>
+                <w:sz w:val="19"/>
+              </w:rPr>
+              <w:t>▪</w:t>
+              <w:tab/>
+            </w:r>
+            <w:r>
+              <w:rPr>
+                <w:b w:val="0"/>
+                <w:i w:val="0"/>
+                <w:sz w:val="19"/>
+              </w:rPr>
+              <w:t>formularea unor obiective personale realiste și a primilor pași.</w:t>
+            </w:r>
+          </w:p>
+        </w:tc>
+      </w:tr>
+      <w:tr>
+        <w:trPr>
+          <w:cantSplit/>
+        </w:trPr>
+        <w:tc>
+          <w:tcPr>
+            <w:tcW w:type="dxa" w:w="2381"/>
+          </w:tcPr>
+          <w:p>
+            <w:pPr>
+              <w:spacing w:before="0" w:after="0"/>
+            </w:pPr>
+            <w:r>
+              <w:rPr>
+                <w:b/>
+                <w:i w:val="0"/>
+                <w:sz w:val="19"/>
+              </w:rPr>
+              <w:t>Metode și procedee</w:t>
+            </w:r>
+          </w:p>
+        </w:tc>
+        <w:tc>
+          <w:tcPr>
+            <w:tcW w:type="dxa" w:w="7257"/>
+          </w:tcPr>
+          <w:p>
+            <w:pPr>
+              <w:spacing w:before="0" w:after="0"/>
+            </w:pPr>
+            <w:r>
+              <w:rPr>
+                <w:b w:val="0"/>
+                <w:i w:val="0"/>
+                <w:sz w:val="19"/>
+              </w:rPr>
+              <w:t>Jocul „colțurilor” (alegere prin mișcare), studiul de caz pe grupe, vizualizarea („superputerea”), metoda pașilor mici (transformarea dorințelor în obiective), licitația valorilor, scrisoarea către sine, reflecția ghidată, gamificarea.</w:t>
+            </w:r>
+          </w:p>
+        </w:tc>
+      </w:tr>
+      <w:tr>
+        <w:trPr>
+          <w:cantSplit/>
+        </w:trPr>
+        <w:tc>
+          <w:tcPr>
+            <w:tcW w:type="dxa" w:w="2381"/>
+            <w:shd w:val="clear" w:color="auto" w:fill="F2F2F2"/>
+          </w:tcPr>
+          <w:p>
+            <w:pPr>
+              <w:spacing w:before="0" w:after="0"/>
+            </w:pPr>
+            <w:r>
+              <w:rPr>
+                <w:b/>
+                <w:i w:val="0"/>
+                <w:sz w:val="19"/>
+              </w:rPr>
+              <w:t>Forme de organizare</w:t>
+            </w:r>
+          </w:p>
+        </w:tc>
+        <w:tc>
+          <w:tcPr>
+            <w:tcW w:type="dxa" w:w="7257"/>
+            <w:shd w:val="clear" w:color="auto" w:fill="F2F2F2"/>
+          </w:tcPr>
+          <w:p>
+            <w:pPr>
+              <w:spacing w:before="0" w:after="0"/>
+            </w:pPr>
+            <w:r>
+              <w:rPr>
+                <w:b w:val="0"/>
+                <w:i w:val="0"/>
+                <w:sz w:val="19"/>
+              </w:rPr>
+              <w:t>Frontal, pe grupe, în perechi, individual.</w:t>
+            </w:r>
+          </w:p>
+        </w:tc>
+      </w:tr>
+      <w:tr>
+        <w:trPr>
+          <w:cantSplit/>
+        </w:trPr>
+        <w:tc>
+          <w:tcPr>
+            <w:tcW w:type="dxa" w:w="2381"/>
+          </w:tcPr>
+          <w:p>
+            <w:pPr>
+              <w:spacing w:before="0" w:after="0"/>
+            </w:pPr>
+            <w:r>
+              <w:rPr>
+                <w:b/>
+                <w:i w:val="0"/>
+                <w:sz w:val="19"/>
+              </w:rPr>
+              <w:t>Resurse</w:t>
+            </w:r>
+          </w:p>
+        </w:tc>
+        <w:tc>
+          <w:tcPr>
+            <w:tcW w:type="dxa" w:w="7257"/>
+          </w:tcPr>
+          <w:p>
+            <w:pPr>
+              <w:spacing w:before="0" w:after="0"/>
+            </w:pPr>
+            <w:r>
+              <w:rPr>
+                <w:b w:val="0"/>
+                <w:i w:val="0"/>
+                <w:sz w:val="19"/>
+              </w:rPr>
+              <w:t>Materiale: Anexele 1–10, Cardurile de agent din Ședința 1, plicuri și consumabile (secțiunea 5). Temporale: 60 de minute. Umane: 10–15 elevi, facilitatorul comunitar. Spațiale: sală de clasă cu scaune în cerc.</w:t>
+            </w:r>
+          </w:p>
+        </w:tc>
+      </w:tr>
+      <w:tr>
+        <w:trPr>
+          <w:cantSplit/>
+        </w:trPr>
+        <w:tc>
+          <w:tcPr>
+            <w:tcW w:type="dxa" w:w="2381"/>
+            <w:shd w:val="clear" w:color="auto" w:fill="F2F2F2"/>
+          </w:tcPr>
+          <w:p>
+            <w:pPr>
+              <w:spacing w:before="0" w:after="0"/>
+            </w:pPr>
+            <w:r>
+              <w:rPr>
+                <w:b/>
+                <w:i w:val="0"/>
+                <w:sz w:val="19"/>
+              </w:rPr>
+              <w:t>Evaluare</w:t>
+            </w:r>
+          </w:p>
+        </w:tc>
+        <w:tc>
+          <w:tcPr>
+            <w:tcW w:type="dxa" w:w="7257"/>
+            <w:shd w:val="clear" w:color="auto" w:fill="F2F2F2"/>
+          </w:tcPr>
+          <w:p>
+            <w:pPr>
+              <w:spacing w:before="0" w:after="0"/>
+            </w:pPr>
+            <w:r>
+              <w:rPr>
+                <w:b w:val="0"/>
+                <w:i w:val="0"/>
+                <w:sz w:val="19"/>
+              </w:rPr>
+              <w:t>Observarea sistematică; analiza produselor (Fișele 3–6, provocarea de 30 de zile); fișa de feedback a atelierului; autoevaluare (runda „Un cuvânt”).</w:t>
+            </w:r>
+          </w:p>
+        </w:tc>
+      </w:tr>
+    </w:tbl>
+    <w:p>
+      <w:pPr>
+        <w:spacing w:before="0" w:after="0" w:line="120" w:lineRule="exact"/>
+      </w:pPr>
+      <w:r/>
+    </w:p>
+    <w:p>
+      <w:pPr>
+        <w:pStyle w:val="Heading2"/>
+        <w:pBdr>
+          <w:bottom w:val="single" w:sz="8" w:space="0" w:color="DCD0F0"/>
+        </w:pBdr>
+      </w:pPr>
+      <w:r>
+        <w:rPr>
+          <w:b w:val="0"/>
+          <w:i w:val="0"/>
+        </w:rPr>
+        <w:t>5. Materiale necesare (listă de verificare)</w:t>
       </w:r>
     </w:p>
     <w:tbl>
@@ -2109,7 +4255,7 @@
           <w:b w:val="0"/>
           <w:i w:val="0"/>
         </w:rPr>
-        <w:t>4. Pregătirea sălii (cu 10 minute înainte)</w:t>
+        <w:t>6. Pregătirea sălii (cu 10 minute înainte)</w:t>
       </w:r>
     </w:p>
     <w:p>
@@ -2265,7 +4411,7 @@
           <w:b w:val="0"/>
           <w:i w:val="0"/>
         </w:rPr>
-        <w:t>5. Principii pentru facilitator</w:t>
+        <w:t>7. Principii pentru facilitator</w:t>
       </w:r>
     </w:p>
     <w:tbl>
@@ -2546,7 +4692,7 @@
           <w:b w:val="0"/>
           <w:i w:val="0"/>
         </w:rPr>
-        <w:t>6. Agenda pe scurt</w:t>
+        <w:t>8. Agenda pe scurt</w:t>
       </w:r>
     </w:p>
     <w:tbl>
@@ -3313,7 +5459,7 @@
           <w:b w:val="0"/>
           <w:i w:val="0"/>
         </w:rPr>
-        <w:t>7. Desfășurarea pas cu pas</w:t>
+        <w:t>9. Desfășurarea pas cu pas</w:t>
       </w:r>
     </w:p>
     <w:tbl>
@@ -7174,7 +9320,7 @@
           <w:b w:val="0"/>
           <w:i w:val="0"/>
         </w:rPr>
-        <w:t>8. Situații dificile – ce faci dacă...</w:t>
+        <w:t>10. Situații dificile – ce faci dacă...</w:t>
       </w:r>
     </w:p>
     <w:tbl>
@@ -7560,137 +9706,7 @@
           <w:b w:val="0"/>
           <w:i w:val="0"/>
         </w:rPr>
-        <w:t>9. După atelier – lista facilitatorului</w:t>
-      </w:r>
-    </w:p>
-    <w:p>
-      <w:pPr>
-        <w:tabs>
-          <w:tab w:pos="57" w:val="left"/>
-        </w:tabs>
-        <w:spacing w:after="40" w:before="0"/>
-        <w:ind w:left="57" w:hanging="238"/>
-      </w:pPr>
-      <w:r>
-        <w:rPr>
-          <w:b/>
-          <w:color w:val="4A2A82"/>
-        </w:rPr>
-        <w:tab/>
-      </w:r>
-      <w:r>
-        <w:rPr>
-          <w:b w:val="0"/>
-          <w:i w:val="0"/>
-        </w:rPr>
-        <w:t>☐  Păstrează scrisorile sigilate într-un loc sigur și notează când și cum le vei returna (finalul proiectului sau al anului școlar).</w:t>
-      </w:r>
-    </w:p>
-    <w:p>
-      <w:pPr>
-        <w:tabs>
-          <w:tab w:pos="57" w:val="left"/>
-        </w:tabs>
-        <w:spacing w:after="40" w:before="0"/>
-        <w:ind w:left="57" w:hanging="238"/>
-      </w:pPr>
-      <w:r>
-        <w:rPr>
-          <w:b/>
-          <w:color w:val="4A2A82"/>
-        </w:rPr>
-        <w:tab/>
-      </w:r>
-      <w:r>
-        <w:rPr>
-          <w:b w:val="0"/>
-          <w:i w:val="0"/>
-        </w:rPr>
-        <w:t>☐  Centralizează fișele de feedback (scorurile medii și comentariile) pentru raportul de activitate.</w:t>
-      </w:r>
-    </w:p>
-    <w:p>
-      <w:pPr>
-        <w:tabs>
-          <w:tab w:pos="57" w:val="left"/>
-        </w:tabs>
-        <w:spacing w:after="40" w:before="0"/>
-        <w:ind w:left="57" w:hanging="238"/>
-      </w:pPr>
-      <w:r>
-        <w:rPr>
-          <w:b/>
-          <w:color w:val="4A2A82"/>
-        </w:rPr>
-        <w:tab/>
-      </w:r>
-      <w:r>
-        <w:rPr>
-          <w:b w:val="0"/>
-          <w:i w:val="0"/>
-        </w:rPr>
-        <w:t>☐  Fotografiază tabla cu rezultatele licitației (fără numele elevilor).</w:t>
-      </w:r>
-    </w:p>
-    <w:p>
-      <w:pPr>
-        <w:tabs>
-          <w:tab w:pos="57" w:val="left"/>
-        </w:tabs>
-        <w:spacing w:after="40" w:before="0"/>
-        <w:ind w:left="57" w:hanging="238"/>
-      </w:pPr>
-      <w:r>
-        <w:rPr>
-          <w:b/>
-          <w:color w:val="4A2A82"/>
-        </w:rPr>
-        <w:tab/>
-      </w:r>
-      <w:r>
-        <w:rPr>
-          <w:b w:val="0"/>
-          <w:i w:val="0"/>
-        </w:rPr>
-        <w:t>☐  Completează documentele de proiect (listă de prezență, fotografii, raport), conform procedurilor UNIC.</w:t>
-      </w:r>
-    </w:p>
-    <w:p>
-      <w:pPr>
-        <w:tabs>
-          <w:tab w:pos="57" w:val="left"/>
-        </w:tabs>
-        <w:spacing w:after="40" w:before="0"/>
-        <w:ind w:left="57" w:hanging="238"/>
-      </w:pPr>
-      <w:r>
-        <w:rPr>
-          <w:b/>
-          <w:color w:val="4A2A82"/>
-        </w:rPr>
-        <w:tab/>
-      </w:r>
-      <w:r>
-        <w:rPr>
-          <w:b w:val="0"/>
-          <w:i w:val="0"/>
-        </w:rPr>
-        <w:t>☐  Opțional: peste 30 de zile, revino cu o întâlnire scurtă (10 minute) sau roagă dirigintele să întrebe: „Câte căsuțe ați bifat pe semnul de carte?”</w:t>
-      </w:r>
-    </w:p>
-    <w:p>
-      <w:pPr>
-        <w:pStyle w:val="Heading2"/>
-        <w:pBdr>
-          <w:bottom w:val="single" w:sz="8" w:space="0" w:color="DCD0F0"/>
-        </w:pBdr>
-      </w:pPr>
-      <w:r>
-        <w:rPr>
-          <w:b w:val="0"/>
-          <w:i w:val="0"/>
-        </w:rPr>
-        <w:t>10. Lista anexelor și numărul de exemplare de tipărit</w:t>
+        <w:t>11. Lista anexelor și numărul de exemplare de tipărit</w:t>
       </w:r>
     </w:p>
     <w:p>
@@ -8410,6 +10426,1209 @@
       </w:pPr>
       <w:r/>
     </w:p>
+    <w:p>
+      <w:pPr>
+        <w:spacing w:after="0"/>
+      </w:pPr>
+      <w:r>
+        <w:br w:type="page"/>
+      </w:r>
+    </w:p>
+    <w:p>
+      <w:pPr>
+        <w:pStyle w:val="Heading2"/>
+        <w:pBdr>
+          <w:bottom w:val="single" w:sz="8" w:space="0" w:color="DCD0F0"/>
+        </w:pBdr>
+      </w:pPr>
+      <w:r>
+        <w:rPr>
+          <w:b w:val="0"/>
+          <w:i w:val="0"/>
+        </w:rPr>
+        <w:t>12. Raport privind desfășurarea activității</w:t>
+      </w:r>
+    </w:p>
+    <w:p>
+      <w:pPr>
+        <w:spacing w:before="0" w:after="80"/>
+      </w:pPr>
+      <w:r>
+        <w:rPr>
+          <w:b w:val="0"/>
+          <w:i/>
+          <w:color w:val="666666"/>
+          <w:sz w:val="19"/>
+        </w:rPr>
+        <w:t>Se completează de facilitator imediat după desfășurarea ședinței și se anexează la documentele justificative.</w:t>
+      </w:r>
+    </w:p>
+    <w:tbl>
+      <w:tblPr>
+        <w:tblW w:w="9639" w:type="dxa"/>
+        <w:jc w:val="center"/>
+        <w:tblBorders>
+          <w:top w:val="single" w:sz="4" w:space="0" w:color="DCD0F0"/>
+          <w:left w:val="single" w:sz="4" w:space="0" w:color="DCD0F0"/>
+          <w:bottom w:val="single" w:sz="4" w:space="0" w:color="DCD0F0"/>
+          <w:right w:val="single" w:sz="4" w:space="0" w:color="DCD0F0"/>
+          <w:insideH w:val="single" w:sz="4" w:space="0" w:color="DCD0F0"/>
+          <w:insideV w:val="single" w:sz="4" w:space="0" w:color="DCD0F0"/>
+        </w:tblBorders>
+        <w:tblLayout w:type="fixed"/>
+        <w:tblCellMar>
+          <w:top w:w="39" w:type="dxa"/>
+          <w:left w:w="113" w:type="dxa"/>
+          <w:bottom w:w="39" w:type="dxa"/>
+          <w:right w:w="113" w:type="dxa"/>
+        </w:tblCellMar>
+        <w:tblLook w:firstColumn="1" w:firstRow="1" w:lastColumn="0" w:lastRow="0" w:noHBand="0" w:noVBand="1" w:val="04A0"/>
+      </w:tblPr>
+      <w:tblGrid>
+        <w:gridCol w:w="2835"/>
+        <w:gridCol w:w="6804"/>
+      </w:tblGrid>
+      <w:tr>
+        <w:trPr>
+          <w:cantSplit/>
+          <w:trHeight w:val="425" w:hRule="atLeast"/>
+        </w:trPr>
+        <w:tc>
+          <w:tcPr>
+            <w:tcW w:type="dxa" w:w="2835"/>
+            <w:shd w:val="clear" w:color="auto" w:fill="F1ECF9"/>
+            <w:vAlign w:val="center"/>
+          </w:tcPr>
+          <w:p>
+            <w:pPr>
+              <w:spacing w:before="0" w:after="0"/>
+            </w:pPr>
+            <w:r>
+              <w:rPr>
+                <w:b/>
+                <w:i w:val="0"/>
+                <w:color w:val="4A2A82"/>
+                <w:sz w:val="19"/>
+              </w:rPr>
+              <w:t>Data și intervalul orar efectiv</w:t>
+            </w:r>
+          </w:p>
+        </w:tc>
+        <w:tc>
+          <w:tcPr>
+            <w:tcW w:type="dxa" w:w="6803"/>
+            <w:vAlign w:val="center"/>
+          </w:tcPr>
+          <w:p>
+            <w:pPr>
+              <w:tabs>
+                <w:tab w:pos="2608" w:val="right" w:leader="underscore"/>
+                <w:tab w:pos="6520" w:val="right" w:leader="underscore"/>
+              </w:tabs>
+              <w:spacing w:before="60" w:after="0"/>
+            </w:pPr>
+            <w:r>
+              <w:rPr>
+                <w:sz w:val="19"/>
+              </w:rPr>
+              <w:tab/>
+            </w:r>
+            <w:r>
+              <w:rPr>
+                <w:b w:val="0"/>
+                <w:sz w:val="19"/>
+              </w:rPr>
+              <w:t xml:space="preserve">   ora: </w:t>
+            </w:r>
+            <w:r>
+              <w:rPr>
+                <w:sz w:val="19"/>
+              </w:rPr>
+              <w:tab/>
+            </w:r>
+          </w:p>
+        </w:tc>
+      </w:tr>
+      <w:tr>
+        <w:trPr>
+          <w:cantSplit/>
+          <w:trHeight w:val="425" w:hRule="atLeast"/>
+        </w:trPr>
+        <w:tc>
+          <w:tcPr>
+            <w:tcW w:type="dxa" w:w="2835"/>
+            <w:shd w:val="clear" w:color="auto" w:fill="F1ECF9"/>
+            <w:vAlign w:val="center"/>
+          </w:tcPr>
+          <w:p>
+            <w:pPr>
+              <w:spacing w:before="0" w:after="0"/>
+            </w:pPr>
+            <w:r>
+              <w:rPr>
+                <w:b/>
+                <w:i w:val="0"/>
+                <w:color w:val="4A2A82"/>
+                <w:sz w:val="19"/>
+              </w:rPr>
+              <w:t>Unitatea de învățământ / clasa</w:t>
+            </w:r>
+          </w:p>
+        </w:tc>
+        <w:tc>
+          <w:tcPr>
+            <w:tcW w:type="dxa" w:w="6803"/>
+            <w:vAlign w:val="center"/>
+          </w:tcPr>
+          <w:p>
+            <w:pPr>
+              <w:tabs>
+                <w:tab w:pos="6520" w:val="right" w:leader="underscore"/>
+              </w:tabs>
+              <w:spacing w:before="60" w:after="0"/>
+            </w:pPr>
+            <w:r>
+              <w:rPr>
+                <w:color w:val="9A9A9A"/>
+                <w:sz w:val="19"/>
+              </w:rPr>
+              <w:tab/>
+            </w:r>
+          </w:p>
+        </w:tc>
+      </w:tr>
+      <w:tr>
+        <w:trPr>
+          <w:cantSplit/>
+          <w:trHeight w:val="425" w:hRule="atLeast"/>
+        </w:trPr>
+        <w:tc>
+          <w:tcPr>
+            <w:tcW w:type="dxa" w:w="2835"/>
+            <w:shd w:val="clear" w:color="auto" w:fill="F1ECF9"/>
+            <w:vAlign w:val="center"/>
+          </w:tcPr>
+          <w:p>
+            <w:pPr>
+              <w:spacing w:before="0" w:after="0"/>
+            </w:pPr>
+            <w:r>
+              <w:rPr>
+                <w:b/>
+                <w:i w:val="0"/>
+                <w:color w:val="4A2A82"/>
+                <w:sz w:val="19"/>
+              </w:rPr>
+              <w:t>Număr elevi participanți</w:t>
+            </w:r>
+          </w:p>
+        </w:tc>
+        <w:tc>
+          <w:tcPr>
+            <w:tcW w:type="dxa" w:w="6803"/>
+            <w:vAlign w:val="center"/>
+          </w:tcPr>
+          <w:p>
+            <w:pPr>
+              <w:tabs>
+                <w:tab w:pos="1984" w:val="right" w:leader="underscore"/>
+                <w:tab w:pos="4252" w:val="right" w:leader="underscore"/>
+                <w:tab w:pos="6520" w:val="right" w:leader="underscore"/>
+              </w:tabs>
+              <w:spacing w:before="60" w:after="0"/>
+            </w:pPr>
+            <w:r>
+              <w:rPr>
+                <w:b w:val="0"/>
+                <w:sz w:val="19"/>
+              </w:rPr>
+              <w:t xml:space="preserve">total: </w:t>
+            </w:r>
+            <w:r>
+              <w:rPr>
+                <w:sz w:val="19"/>
+              </w:rPr>
+              <w:tab/>
+            </w:r>
+            <w:r>
+              <w:rPr>
+                <w:b w:val="0"/>
+                <w:sz w:val="19"/>
+              </w:rPr>
+              <w:t xml:space="preserve">   din care fete: </w:t>
+            </w:r>
+            <w:r>
+              <w:rPr>
+                <w:sz w:val="19"/>
+              </w:rPr>
+              <w:tab/>
+            </w:r>
+            <w:r>
+              <w:rPr>
+                <w:b w:val="0"/>
+                <w:sz w:val="19"/>
+              </w:rPr>
+              <w:t xml:space="preserve">   băieți: </w:t>
+            </w:r>
+            <w:r>
+              <w:rPr>
+                <w:sz w:val="19"/>
+              </w:rPr>
+              <w:tab/>
+            </w:r>
+          </w:p>
+        </w:tc>
+      </w:tr>
+    </w:tbl>
+    <w:p>
+      <w:pPr>
+        <w:spacing w:before="0" w:after="0" w:line="120" w:lineRule="exact"/>
+      </w:pPr>
+      <w:r/>
+    </w:p>
+    <w:p>
+      <w:pPr>
+        <w:keepNext/>
+        <w:spacing w:before="160" w:after="80"/>
+      </w:pPr>
+      <w:r>
+        <w:rPr>
+          <w:b/>
+          <w:i w:val="0"/>
+          <w:color w:val="4A2A82"/>
+          <w:sz w:val="22"/>
+        </w:rPr>
+        <w:t>Gradul de realizare a obiectivelor</w:t>
+      </w:r>
+    </w:p>
+    <w:tbl>
+      <w:tblPr>
+        <w:tblW w:w="9639" w:type="dxa"/>
+        <w:jc w:val="center"/>
+        <w:tblBorders>
+          <w:top w:val="single" w:sz="4" w:space="0" w:color="DCD0F0"/>
+          <w:left w:val="single" w:sz="4" w:space="0" w:color="DCD0F0"/>
+          <w:bottom w:val="single" w:sz="4" w:space="0" w:color="DCD0F0"/>
+          <w:right w:val="single" w:sz="4" w:space="0" w:color="DCD0F0"/>
+          <w:insideH w:val="single" w:sz="4" w:space="0" w:color="DCD0F0"/>
+          <w:insideV w:val="single" w:sz="4" w:space="0" w:color="DCD0F0"/>
+        </w:tblBorders>
+        <w:tblLayout w:type="fixed"/>
+        <w:tblCellMar>
+          <w:top w:w="34" w:type="dxa"/>
+          <w:left w:w="85" w:type="dxa"/>
+          <w:bottom w:w="34" w:type="dxa"/>
+          <w:right w:w="85" w:type="dxa"/>
+        </w:tblCellMar>
+        <w:tblLook w:firstColumn="1" w:firstRow="1" w:lastColumn="0" w:lastRow="0" w:noHBand="0" w:noVBand="1" w:val="04A0"/>
+      </w:tblPr>
+      <w:tblGrid>
+        <w:gridCol w:w="4195"/>
+        <w:gridCol w:w="907"/>
+        <w:gridCol w:w="907"/>
+        <w:gridCol w:w="1077"/>
+        <w:gridCol w:w="2551"/>
+      </w:tblGrid>
+      <w:tr>
+        <w:trPr>
+          <w:cantSplit/>
+          <w:tblHeader/>
+        </w:trPr>
+        <w:tc>
+          <w:tcPr>
+            <w:tcW w:type="dxa" w:w="4195"/>
+            <w:shd w:val="clear" w:color="auto" w:fill="4A2A82"/>
+          </w:tcPr>
+          <w:p>
+            <w:pPr>
+              <w:spacing w:before="0" w:after="0"/>
+            </w:pPr>
+            <w:r>
+              <w:rPr>
+                <w:b/>
+                <w:i w:val="0"/>
+                <w:color w:val="FFFFFF"/>
+                <w:sz w:val="18"/>
+              </w:rPr>
+              <w:t>Obiectiv</w:t>
+            </w:r>
+          </w:p>
+        </w:tc>
+        <w:tc>
+          <w:tcPr>
+            <w:tcW w:type="dxa" w:w="907"/>
+            <w:shd w:val="clear" w:color="auto" w:fill="4A2A82"/>
+          </w:tcPr>
+          <w:p>
+            <w:pPr>
+              <w:spacing w:before="0" w:after="0"/>
+            </w:pPr>
+            <w:r>
+              <w:rPr>
+                <w:b/>
+                <w:i w:val="0"/>
+                <w:color w:val="FFFFFF"/>
+                <w:sz w:val="18"/>
+              </w:rPr>
+              <w:t>Realizat</w:t>
+            </w:r>
+          </w:p>
+        </w:tc>
+        <w:tc>
+          <w:tcPr>
+            <w:tcW w:type="dxa" w:w="907"/>
+            <w:shd w:val="clear" w:color="auto" w:fill="4A2A82"/>
+          </w:tcPr>
+          <w:p>
+            <w:pPr>
+              <w:spacing w:before="0" w:after="0"/>
+            </w:pPr>
+            <w:r>
+              <w:rPr>
+                <w:b/>
+                <w:i w:val="0"/>
+                <w:color w:val="FFFFFF"/>
+                <w:sz w:val="18"/>
+              </w:rPr>
+              <w:t>Parțial</w:t>
+            </w:r>
+          </w:p>
+        </w:tc>
+        <w:tc>
+          <w:tcPr>
+            <w:tcW w:type="dxa" w:w="1077"/>
+            <w:shd w:val="clear" w:color="auto" w:fill="4A2A82"/>
+          </w:tcPr>
+          <w:p>
+            <w:pPr>
+              <w:spacing w:before="0" w:after="0"/>
+            </w:pPr>
+            <w:r>
+              <w:rPr>
+                <w:b/>
+                <w:i w:val="0"/>
+                <w:color w:val="FFFFFF"/>
+                <w:sz w:val="18"/>
+              </w:rPr>
+              <w:t>Nerealizat</w:t>
+            </w:r>
+          </w:p>
+        </w:tc>
+        <w:tc>
+          <w:tcPr>
+            <w:tcW w:type="dxa" w:w="2551"/>
+            <w:shd w:val="clear" w:color="auto" w:fill="4A2A82"/>
+          </w:tcPr>
+          <w:p>
+            <w:pPr>
+              <w:spacing w:before="0" w:after="0"/>
+            </w:pPr>
+            <w:r>
+              <w:rPr>
+                <w:b/>
+                <w:i w:val="0"/>
+                <w:color w:val="FFFFFF"/>
+                <w:sz w:val="18"/>
+              </w:rPr>
+              <w:t>Observații</w:t>
+            </w:r>
+          </w:p>
+        </w:tc>
+      </w:tr>
+      <w:tr>
+        <w:trPr>
+          <w:cantSplit/>
+          <w:trHeight w:val="397" w:hRule="atLeast"/>
+        </w:trPr>
+        <w:tc>
+          <w:tcPr>
+            <w:tcW w:type="dxa" w:w="4195"/>
+          </w:tcPr>
+          <w:p>
+            <w:pPr>
+              <w:spacing w:before="0" w:after="0"/>
+            </w:pPr>
+            <w:r>
+              <w:rPr>
+                <w:b w:val="0"/>
+                <w:i w:val="0"/>
+                <w:sz w:val="18"/>
+              </w:rPr>
+              <w:t>O1 – identifică cel puțin două surse personale de motivație</w:t>
+            </w:r>
+          </w:p>
+        </w:tc>
+        <w:tc>
+          <w:tcPr>
+            <w:tcW w:type="dxa" w:w="907"/>
+          </w:tcPr>
+          <w:p>
+            <w:pPr>
+              <w:spacing w:before="0" w:after="0"/>
+              <w:jc w:val="center"/>
+            </w:pPr>
+            <w:r>
+              <w:rPr>
+                <w:b w:val="0"/>
+                <w:i w:val="0"/>
+                <w:sz w:val="18"/>
+              </w:rPr>
+              <w:t>☐</w:t>
+            </w:r>
+          </w:p>
+        </w:tc>
+        <w:tc>
+          <w:tcPr>
+            <w:tcW w:type="dxa" w:w="907"/>
+          </w:tcPr>
+          <w:p>
+            <w:pPr>
+              <w:spacing w:before="0" w:after="0"/>
+              <w:jc w:val="center"/>
+            </w:pPr>
+            <w:r>
+              <w:rPr>
+                <w:b w:val="0"/>
+                <w:i w:val="0"/>
+                <w:sz w:val="18"/>
+              </w:rPr>
+              <w:t>☐</w:t>
+            </w:r>
+          </w:p>
+        </w:tc>
+        <w:tc>
+          <w:tcPr>
+            <w:tcW w:type="dxa" w:w="1077"/>
+          </w:tcPr>
+          <w:p>
+            <w:pPr>
+              <w:spacing w:before="0" w:after="0"/>
+              <w:jc w:val="center"/>
+            </w:pPr>
+            <w:r>
+              <w:rPr>
+                <w:b w:val="0"/>
+                <w:i w:val="0"/>
+                <w:sz w:val="18"/>
+              </w:rPr>
+              <w:t>☐</w:t>
+            </w:r>
+          </w:p>
+        </w:tc>
+        <w:tc>
+          <w:tcPr>
+            <w:tcW w:type="dxa" w:w="2551"/>
+          </w:tcPr>
+          <w:p>
+            <w:pPr>
+              <w:spacing w:before="0" w:after="0"/>
+            </w:pPr>
+          </w:p>
+        </w:tc>
+      </w:tr>
+      <w:tr>
+        <w:trPr>
+          <w:cantSplit/>
+          <w:trHeight w:val="397" w:hRule="atLeast"/>
+        </w:trPr>
+        <w:tc>
+          <w:tcPr>
+            <w:tcW w:type="dxa" w:w="4195"/>
+          </w:tcPr>
+          <w:p>
+            <w:pPr>
+              <w:spacing w:before="0" w:after="0"/>
+            </w:pPr>
+            <w:r>
+              <w:rPr>
+                <w:b w:val="0"/>
+                <w:i w:val="0"/>
+                <w:sz w:val="18"/>
+              </w:rPr>
+              <w:t>O2 – explică faptul că motivația diferă între persoane și situații</w:t>
+            </w:r>
+          </w:p>
+        </w:tc>
+        <w:tc>
+          <w:tcPr>
+            <w:tcW w:type="dxa" w:w="907"/>
+          </w:tcPr>
+          <w:p>
+            <w:pPr>
+              <w:spacing w:before="0" w:after="0"/>
+              <w:jc w:val="center"/>
+            </w:pPr>
+            <w:r>
+              <w:rPr>
+                <w:b w:val="0"/>
+                <w:i w:val="0"/>
+                <w:sz w:val="18"/>
+              </w:rPr>
+              <w:t>☐</w:t>
+            </w:r>
+          </w:p>
+        </w:tc>
+        <w:tc>
+          <w:tcPr>
+            <w:tcW w:type="dxa" w:w="907"/>
+          </w:tcPr>
+          <w:p>
+            <w:pPr>
+              <w:spacing w:before="0" w:after="0"/>
+              <w:jc w:val="center"/>
+            </w:pPr>
+            <w:r>
+              <w:rPr>
+                <w:b w:val="0"/>
+                <w:i w:val="0"/>
+                <w:sz w:val="18"/>
+              </w:rPr>
+              <w:t>☐</w:t>
+            </w:r>
+          </w:p>
+        </w:tc>
+        <w:tc>
+          <w:tcPr>
+            <w:tcW w:type="dxa" w:w="1077"/>
+          </w:tcPr>
+          <w:p>
+            <w:pPr>
+              <w:spacing w:before="0" w:after="0"/>
+              <w:jc w:val="center"/>
+            </w:pPr>
+            <w:r>
+              <w:rPr>
+                <w:b w:val="0"/>
+                <w:i w:val="0"/>
+                <w:sz w:val="18"/>
+              </w:rPr>
+              <w:t>☐</w:t>
+            </w:r>
+          </w:p>
+        </w:tc>
+        <w:tc>
+          <w:tcPr>
+            <w:tcW w:type="dxa" w:w="2551"/>
+          </w:tcPr>
+          <w:p>
+            <w:pPr>
+              <w:spacing w:before="0" w:after="0"/>
+            </w:pPr>
+          </w:p>
+        </w:tc>
+      </w:tr>
+      <w:tr>
+        <w:trPr>
+          <w:cantSplit/>
+          <w:trHeight w:val="397" w:hRule="atLeast"/>
+        </w:trPr>
+        <w:tc>
+          <w:tcPr>
+            <w:tcW w:type="dxa" w:w="4195"/>
+          </w:tcPr>
+          <w:p>
+            <w:pPr>
+              <w:spacing w:before="0" w:after="0"/>
+            </w:pPr>
+            <w:r>
+              <w:rPr>
+                <w:b w:val="0"/>
+                <w:i w:val="0"/>
+                <w:sz w:val="18"/>
+              </w:rPr>
+              <w:t>O3 – leagă un punct forte de o situație concretă</w:t>
+            </w:r>
+          </w:p>
+        </w:tc>
+        <w:tc>
+          <w:tcPr>
+            <w:tcW w:type="dxa" w:w="907"/>
+          </w:tcPr>
+          <w:p>
+            <w:pPr>
+              <w:spacing w:before="0" w:after="0"/>
+              <w:jc w:val="center"/>
+            </w:pPr>
+            <w:r>
+              <w:rPr>
+                <w:b w:val="0"/>
+                <w:i w:val="0"/>
+                <w:sz w:val="18"/>
+              </w:rPr>
+              <w:t>☐</w:t>
+            </w:r>
+          </w:p>
+        </w:tc>
+        <w:tc>
+          <w:tcPr>
+            <w:tcW w:type="dxa" w:w="907"/>
+          </w:tcPr>
+          <w:p>
+            <w:pPr>
+              <w:spacing w:before="0" w:after="0"/>
+              <w:jc w:val="center"/>
+            </w:pPr>
+            <w:r>
+              <w:rPr>
+                <w:b w:val="0"/>
+                <w:i w:val="0"/>
+                <w:sz w:val="18"/>
+              </w:rPr>
+              <w:t>☐</w:t>
+            </w:r>
+          </w:p>
+        </w:tc>
+        <w:tc>
+          <w:tcPr>
+            <w:tcW w:type="dxa" w:w="1077"/>
+          </w:tcPr>
+          <w:p>
+            <w:pPr>
+              <w:spacing w:before="0" w:after="0"/>
+              <w:jc w:val="center"/>
+            </w:pPr>
+            <w:r>
+              <w:rPr>
+                <w:b w:val="0"/>
+                <w:i w:val="0"/>
+                <w:sz w:val="18"/>
+              </w:rPr>
+              <w:t>☐</w:t>
+            </w:r>
+          </w:p>
+        </w:tc>
+        <w:tc>
+          <w:tcPr>
+            <w:tcW w:type="dxa" w:w="2551"/>
+          </w:tcPr>
+          <w:p>
+            <w:pPr>
+              <w:spacing w:before="0" w:after="0"/>
+            </w:pPr>
+          </w:p>
+        </w:tc>
+      </w:tr>
+      <w:tr>
+        <w:trPr>
+          <w:cantSplit/>
+          <w:trHeight w:val="397" w:hRule="atLeast"/>
+        </w:trPr>
+        <w:tc>
+          <w:tcPr>
+            <w:tcW w:type="dxa" w:w="4195"/>
+          </w:tcPr>
+          <w:p>
+            <w:pPr>
+              <w:spacing w:before="0" w:after="0"/>
+            </w:pPr>
+            <w:r>
+              <w:rPr>
+                <w:b w:val="0"/>
+                <w:i w:val="0"/>
+                <w:sz w:val="18"/>
+              </w:rPr>
+              <w:t>O4 – formulează o provocare de 30 de zile și un prim pas</w:t>
+            </w:r>
+          </w:p>
+        </w:tc>
+        <w:tc>
+          <w:tcPr>
+            <w:tcW w:type="dxa" w:w="907"/>
+          </w:tcPr>
+          <w:p>
+            <w:pPr>
+              <w:spacing w:before="0" w:after="0"/>
+              <w:jc w:val="center"/>
+            </w:pPr>
+            <w:r>
+              <w:rPr>
+                <w:b w:val="0"/>
+                <w:i w:val="0"/>
+                <w:sz w:val="18"/>
+              </w:rPr>
+              <w:t>☐</w:t>
+            </w:r>
+          </w:p>
+        </w:tc>
+        <w:tc>
+          <w:tcPr>
+            <w:tcW w:type="dxa" w:w="907"/>
+          </w:tcPr>
+          <w:p>
+            <w:pPr>
+              <w:spacing w:before="0" w:after="0"/>
+              <w:jc w:val="center"/>
+            </w:pPr>
+            <w:r>
+              <w:rPr>
+                <w:b w:val="0"/>
+                <w:i w:val="0"/>
+                <w:sz w:val="18"/>
+              </w:rPr>
+              <w:t>☐</w:t>
+            </w:r>
+          </w:p>
+        </w:tc>
+        <w:tc>
+          <w:tcPr>
+            <w:tcW w:type="dxa" w:w="1077"/>
+          </w:tcPr>
+          <w:p>
+            <w:pPr>
+              <w:spacing w:before="0" w:after="0"/>
+              <w:jc w:val="center"/>
+            </w:pPr>
+            <w:r>
+              <w:rPr>
+                <w:b w:val="0"/>
+                <w:i w:val="0"/>
+                <w:sz w:val="18"/>
+              </w:rPr>
+              <w:t>☐</w:t>
+            </w:r>
+          </w:p>
+        </w:tc>
+        <w:tc>
+          <w:tcPr>
+            <w:tcW w:type="dxa" w:w="2551"/>
+          </w:tcPr>
+          <w:p>
+            <w:pPr>
+              <w:spacing w:before="0" w:after="0"/>
+            </w:pPr>
+          </w:p>
+        </w:tc>
+      </w:tr>
+    </w:tbl>
+    <w:p>
+      <w:pPr>
+        <w:spacing w:before="0" w:after="0" w:line="120" w:lineRule="exact"/>
+      </w:pPr>
+      <w:r/>
+    </w:p>
+    <w:p>
+      <w:pPr>
+        <w:keepNext/>
+        <w:spacing w:before="160" w:after="80"/>
+      </w:pPr>
+      <w:r>
+        <w:rPr>
+          <w:b/>
+          <w:i w:val="0"/>
+          <w:color w:val="4A2A82"/>
+          <w:sz w:val="22"/>
+        </w:rPr>
+        <w:t>Desfășurarea activității</w:t>
+      </w:r>
+    </w:p>
+    <w:tbl>
+      <w:tblPr>
+        <w:tblW w:w="9639" w:type="dxa"/>
+        <w:jc w:val="center"/>
+        <w:tblBorders>
+          <w:top w:val="nil"/>
+          <w:left w:val="nil"/>
+          <w:bottom w:val="nil"/>
+          <w:right w:val="nil"/>
+          <w:insideH w:val="nil"/>
+          <w:insideV w:val="nil"/>
+        </w:tblBorders>
+        <w:tblLayout w:type="fixed"/>
+        <w:tblCellMar>
+          <w:top w:w="22" w:type="dxa"/>
+          <w:left w:w="28" w:type="dxa"/>
+          <w:bottom w:w="22" w:type="dxa"/>
+          <w:right w:w="28" w:type="dxa"/>
+        </w:tblCellMar>
+        <w:tblLook w:firstColumn="1" w:firstRow="1" w:lastColumn="0" w:lastRow="0" w:noHBand="0" w:noVBand="1" w:val="04A0"/>
+      </w:tblPr>
+      <w:tblGrid>
+        <w:gridCol w:w="4819"/>
+        <w:gridCol w:w="4819"/>
+      </w:tblGrid>
+      <w:tr>
+        <w:tc>
+          <w:tcPr>
+            <w:tcW w:type="dxa" w:w="4819"/>
+          </w:tcPr>
+          <w:p>
+            <w:pPr>
+              <w:spacing w:before="0" w:after="0"/>
+            </w:pPr>
+            <w:r>
+              <w:rPr>
+                <w:color w:val="4A2A82"/>
+                <w:sz w:val="24"/>
+              </w:rPr>
+              <w:t xml:space="preserve">☐ </w:t>
+            </w:r>
+            <w:r>
+              <w:rPr>
+                <w:b w:val="0"/>
+                <w:i w:val="0"/>
+                <w:sz w:val="20"/>
+              </w:rPr>
+              <w:t>conform scenariului</w:t>
+            </w:r>
+          </w:p>
+        </w:tc>
+        <w:tc>
+          <w:tcPr>
+            <w:tcW w:type="dxa" w:w="4819"/>
+          </w:tcPr>
+          <w:p>
+            <w:pPr>
+              <w:spacing w:before="0" w:after="0"/>
+            </w:pPr>
+            <w:r>
+              <w:rPr>
+                <w:color w:val="4A2A82"/>
+                <w:sz w:val="24"/>
+              </w:rPr>
+              <w:t xml:space="preserve">☐ </w:t>
+            </w:r>
+            <w:r>
+              <w:rPr>
+                <w:b w:val="0"/>
+                <w:i w:val="0"/>
+                <w:sz w:val="20"/>
+              </w:rPr>
+              <w:t>cu adaptări (descrise mai jos)</w:t>
+            </w:r>
+          </w:p>
+        </w:tc>
+      </w:tr>
+    </w:tbl>
+    <w:p>
+      <w:pPr>
+        <w:tabs>
+          <w:tab w:pos="9638" w:val="right" w:leader="underscore"/>
+        </w:tabs>
+        <w:spacing w:before="160" w:after="0"/>
+      </w:pPr>
+      <w:r>
+        <w:rPr>
+          <w:color w:val="9A9A9A"/>
+          <w:sz w:val="20"/>
+        </w:rPr>
+        <w:tab/>
+      </w:r>
+    </w:p>
+    <w:p>
+      <w:pPr>
+        <w:keepNext/>
+        <w:spacing w:before="100" w:after="0"/>
+      </w:pPr>
+      <w:r>
+        <w:rPr>
+          <w:b/>
+          <w:i w:val="0"/>
+          <w:sz w:val="20"/>
+        </w:rPr>
+        <w:t>Implicarea și participarea elevilor</w:t>
+      </w:r>
+    </w:p>
+    <w:p>
+      <w:pPr>
+        <w:tabs>
+          <w:tab w:pos="9638" w:val="right" w:leader="underscore"/>
+        </w:tabs>
+        <w:spacing w:before="160" w:after="0"/>
+      </w:pPr>
+      <w:r>
+        <w:rPr>
+          <w:color w:val="9A9A9A"/>
+          <w:sz w:val="20"/>
+        </w:rPr>
+        <w:tab/>
+      </w:r>
+    </w:p>
+    <w:p>
+      <w:pPr>
+        <w:tabs>
+          <w:tab w:pos="9638" w:val="right" w:leader="underscore"/>
+        </w:tabs>
+        <w:spacing w:before="160" w:after="0"/>
+      </w:pPr>
+      <w:r>
+        <w:rPr>
+          <w:color w:val="9A9A9A"/>
+          <w:sz w:val="20"/>
+        </w:rPr>
+        <w:tab/>
+      </w:r>
+    </w:p>
+    <w:p>
+      <w:pPr>
+        <w:keepNext/>
+        <w:spacing w:before="100" w:after="0"/>
+      </w:pPr>
+      <w:r>
+        <w:rPr>
+          <w:b/>
+          <w:i w:val="0"/>
+          <w:sz w:val="20"/>
+        </w:rPr>
+        <w:t>Rezultate obținute / produse ale activității</w:t>
+      </w:r>
+    </w:p>
+    <w:p>
+      <w:pPr>
+        <w:keepNext/>
+        <w:spacing w:before="0" w:after="0"/>
+      </w:pPr>
+      <w:r>
+        <w:rPr>
+          <w:b w:val="0"/>
+          <w:i/>
+          <w:color w:val="666666"/>
+          <w:sz w:val="17"/>
+        </w:rPr>
+        <w:t>De ex.: nr. de provocări de 30 de zile formulate, fișe completate, scrisori sigilate (păstrate de facilitator), media scorurilor din fișele de feedback.</w:t>
+      </w:r>
+    </w:p>
+    <w:p>
+      <w:pPr>
+        <w:tabs>
+          <w:tab w:pos="9638" w:val="right" w:leader="underscore"/>
+        </w:tabs>
+        <w:spacing w:before="160" w:after="0"/>
+      </w:pPr>
+      <w:r>
+        <w:rPr>
+          <w:color w:val="9A9A9A"/>
+          <w:sz w:val="20"/>
+        </w:rPr>
+        <w:tab/>
+      </w:r>
+    </w:p>
+    <w:p>
+      <w:pPr>
+        <w:tabs>
+          <w:tab w:pos="9638" w:val="right" w:leader="underscore"/>
+        </w:tabs>
+        <w:spacing w:before="160" w:after="0"/>
+      </w:pPr>
+      <w:r>
+        <w:rPr>
+          <w:color w:val="9A9A9A"/>
+          <w:sz w:val="20"/>
+        </w:rPr>
+        <w:tab/>
+      </w:r>
+    </w:p>
+    <w:p>
+      <w:pPr>
+        <w:keepNext/>
+        <w:spacing w:before="100" w:after="0"/>
+      </w:pPr>
+      <w:r>
+        <w:rPr>
+          <w:b/>
+          <w:i w:val="0"/>
+          <w:sz w:val="20"/>
+        </w:rPr>
+        <w:t>Dificultăți întâmpinate și modul de rezolvare</w:t>
+      </w:r>
+    </w:p>
+    <w:p>
+      <w:pPr>
+        <w:tabs>
+          <w:tab w:pos="9638" w:val="right" w:leader="underscore"/>
+        </w:tabs>
+        <w:spacing w:before="160" w:after="0"/>
+      </w:pPr>
+      <w:r>
+        <w:rPr>
+          <w:color w:val="9A9A9A"/>
+          <w:sz w:val="20"/>
+        </w:rPr>
+        <w:tab/>
+      </w:r>
+    </w:p>
+    <w:p>
+      <w:pPr>
+        <w:tabs>
+          <w:tab w:pos="9638" w:val="right" w:leader="underscore"/>
+        </w:tabs>
+        <w:spacing w:before="160" w:after="0"/>
+      </w:pPr>
+      <w:r>
+        <w:rPr>
+          <w:color w:val="9A9A9A"/>
+          <w:sz w:val="20"/>
+        </w:rPr>
+        <w:tab/>
+      </w:r>
+    </w:p>
+    <w:p>
+      <w:pPr>
+        <w:keepNext/>
+        <w:spacing w:before="100" w:after="0"/>
+      </w:pPr>
+      <w:r>
+        <w:rPr>
+          <w:b/>
+          <w:i w:val="0"/>
+          <w:sz w:val="20"/>
+        </w:rPr>
+        <w:t>Concluzii și recomandări</w:t>
+      </w:r>
+    </w:p>
+    <w:p>
+      <w:pPr>
+        <w:tabs>
+          <w:tab w:pos="9638" w:val="right" w:leader="underscore"/>
+        </w:tabs>
+        <w:spacing w:before="160" w:after="0"/>
+      </w:pPr>
+      <w:r>
+        <w:rPr>
+          <w:color w:val="9A9A9A"/>
+          <w:sz w:val="20"/>
+        </w:rPr>
+        <w:tab/>
+      </w:r>
+    </w:p>
+    <w:p>
+      <w:pPr>
+        <w:tabs>
+          <w:tab w:pos="9638" w:val="right" w:leader="underscore"/>
+        </w:tabs>
+        <w:spacing w:before="160" w:after="0"/>
+      </w:pPr>
+      <w:r>
+        <w:rPr>
+          <w:color w:val="9A9A9A"/>
+          <w:sz w:val="20"/>
+        </w:rPr>
+        <w:tab/>
+      </w:r>
+    </w:p>
+    <w:p>
+      <w:pPr>
+        <w:spacing w:before="0" w:after="0" w:line="120" w:lineRule="exact"/>
+      </w:pPr>
+      <w:r/>
+    </w:p>
+    <w:tbl>
+      <w:tblPr>
+        <w:tblW w:w="9639" w:type="dxa"/>
+        <w:jc w:val="center"/>
+        <w:tblBorders>
+          <w:top w:val="nil"/>
+          <w:left w:val="nil"/>
+          <w:bottom w:val="nil"/>
+          <w:right w:val="nil"/>
+          <w:insideH w:val="nil"/>
+          <w:insideV w:val="nil"/>
+        </w:tblBorders>
+        <w:tblLayout w:type="fixed"/>
+        <w:tblCellMar>
+          <w:top w:w="56" w:type="dxa"/>
+          <w:left w:w="113" w:type="dxa"/>
+          <w:bottom w:w="56" w:type="dxa"/>
+          <w:right w:w="113" w:type="dxa"/>
+        </w:tblCellMar>
+        <w:tblLook w:firstColumn="1" w:firstRow="1" w:lastColumn="0" w:lastRow="0" w:noHBand="0" w:noVBand="1" w:val="04A0"/>
+      </w:tblPr>
+      <w:tblGrid>
+        <w:gridCol w:w="4819"/>
+        <w:gridCol w:w="4819"/>
+      </w:tblGrid>
+      <w:tr>
+        <w:trPr>
+          <w:cantSplit/>
+        </w:trPr>
+        <w:tc>
+          <w:tcPr>
+            <w:tcW w:type="dxa" w:w="4819"/>
+          </w:tcPr>
+          <w:p>
+            <w:pPr>
+              <w:tabs>
+                <w:tab w:pos="4252" w:val="right" w:leader="underscore"/>
+              </w:tabs>
+              <w:spacing w:before="120" w:after="0"/>
+            </w:pPr>
+            <w:r>
+              <w:rPr>
+                <w:b/>
+                <w:sz w:val="20"/>
+              </w:rPr>
+              <w:t xml:space="preserve">Data: </w:t>
+            </w:r>
+            <w:r>
+              <w:rPr>
+                <w:sz w:val="20"/>
+              </w:rPr>
+              <w:tab/>
+            </w:r>
+          </w:p>
+        </w:tc>
+        <w:tc>
+          <w:tcPr>
+            <w:tcW w:type="dxa" w:w="4819"/>
+          </w:tcPr>
+          <w:p>
+            <w:pPr>
+              <w:spacing w:before="0" w:after="0"/>
+              <w:jc w:val="center"/>
+            </w:pPr>
+            <w:r>
+              <w:rPr>
+                <w:b/>
+                <w:i w:val="0"/>
+                <w:sz w:val="20"/>
+              </w:rPr>
+              <w:t>Facilitator comunitar 2</w:t>
+            </w:r>
+          </w:p>
+          <w:p>
+            <w:pPr>
+              <w:tabs>
+                <w:tab w:pos="4535" w:val="right" w:leader="underscore"/>
+              </w:tabs>
+              <w:spacing w:before="160" w:after="0"/>
+            </w:pPr>
+            <w:r>
+              <w:rPr>
+                <w:b/>
+                <w:sz w:val="20"/>
+              </w:rPr>
+              <w:t xml:space="preserve">Nume: </w:t>
+            </w:r>
+            <w:r>
+              <w:rPr>
+                <w:sz w:val="20"/>
+              </w:rPr>
+              <w:tab/>
+            </w:r>
+          </w:p>
+          <w:p>
+            <w:pPr>
+              <w:tabs>
+                <w:tab w:pos="4535" w:val="right" w:leader="underscore"/>
+              </w:tabs>
+              <w:spacing w:before="240" w:after="0"/>
+            </w:pPr>
+            <w:r>
+              <w:rPr>
+                <w:b/>
+                <w:sz w:val="20"/>
+              </w:rPr>
+              <w:t xml:space="preserve">Semnătura: </w:t>
+            </w:r>
+            <w:r>
+              <w:rPr>
+                <w:sz w:val="20"/>
+              </w:rPr>
+              <w:tab/>
+            </w:r>
+          </w:p>
+        </w:tc>
+      </w:tr>
+    </w:tbl>
     <w:p>
       <w:pPr>
         <w:spacing w:after="0"/>

--- a/atelier_puncte_forte/Sedinta_2_Ce_ma_motiveaza_Scenariu_si_Anexe.docx
+++ b/atelier_puncte_forte/Sedinta_2_Ce_ma_motiveaza_Scenariu_si_Anexe.docx
@@ -423,17 +423,61 @@
           </w:tcPr>
           <w:p>
             <w:pPr>
-              <w:tabs>
-                <w:tab w:pos="6520" w:val="right" w:leader="underscore"/>
-              </w:tabs>
-              <w:spacing w:before="60" w:after="0"/>
-            </w:pPr>
-            <w:r>
-              <w:rPr>
-                <w:color w:val="9A9A9A"/>
-                <w:sz w:val="19"/>
-              </w:rPr>
-              <w:tab/>
+              <w:spacing w:before="0" w:after="0"/>
+            </w:pPr>
+            <w:r>
+              <w:rPr>
+                <w:b w:val="0"/>
+                <w:i w:val="0"/>
+                <w:sz w:val="19"/>
+              </w:rPr>
+              <w:t>GOLOVATIC LIVIA</w:t>
+            </w:r>
+          </w:p>
+        </w:tc>
+      </w:tr>
+      <w:tr>
+        <w:trPr>
+          <w:cantSplit/>
+          <w:trHeight w:val="425" w:hRule="atLeast"/>
+        </w:trPr>
+        <w:tc>
+          <w:tcPr>
+            <w:tcW w:type="dxa" w:w="2835"/>
+            <w:shd w:val="clear" w:color="auto" w:fill="F1ECF9"/>
+            <w:vAlign w:val="center"/>
+          </w:tcPr>
+          <w:p>
+            <w:pPr>
+              <w:spacing w:before="0" w:after="0"/>
+            </w:pPr>
+            <w:r>
+              <w:rPr>
+                <w:b/>
+                <w:i w:val="0"/>
+                <w:color w:val="4A2A82"/>
+                <w:sz w:val="19"/>
+              </w:rPr>
+              <w:t>Codul ocupației (COR)</w:t>
+            </w:r>
+          </w:p>
+        </w:tc>
+        <w:tc>
+          <w:tcPr>
+            <w:tcW w:type="dxa" w:w="6803"/>
+            <w:vAlign w:val="center"/>
+          </w:tcPr>
+          <w:p>
+            <w:pPr>
+              <w:spacing w:before="0" w:after="0"/>
+            </w:pPr>
+            <w:r>
+              <w:rPr>
+                <w:b w:val="0"/>
+                <w:i w:val="0"/>
+                <w:sz w:val="19"/>
+              </w:rPr>
+              <w:t>341204 – Facilitator de dezvoltare comunitară</w:t>
             </w:r>
           </w:p>
         </w:tc>
@@ -793,7 +837,7 @@
           <w:i w:val="0"/>
           <w:sz w:val="20"/>
         </w:rPr>
-        <w:t>Activitatea a fost proiectată și realizată de facilitatorul comunitar: elaborarea scenariului detaliat și a 10 materiale-suport (Anexele 1–10), pregătirea logistică, facilitarea directă a ședinței cu grupul țintă, evaluarea atelierului (fișe de feedback) și raportarea rezultatelor. Ședința cuprinde 8 secvențe de învățare, descrise la secțiunea 9.</w:t>
+        <w:t>În conformitate cu atribuțiile din fișa postului (pct. 3), facilitatorul comunitar a planificat activitatea împreună cu managerul de proiect și echipa de implementare, a informat și a mobilizat elevii, a pregătit documentele și materialele de lucru (agenda și scenariul, Anexele 1–10, lista de prezență, instrumentele de feedback), a asigurat suportul logistic și a verificat condițiile de participare și siguranță pentru minori, a facilitat participarea elevilor la ședință, a monitorizat participarea și a documentat și raportat activitatea. Ședința cuprinde 8 secvențe de învățare, descrise la secțiunea 9.</w:t>
       </w:r>
     </w:p>
     <w:p>
@@ -808,7 +852,7 @@
           <w:color w:val="4A2A82"/>
           <w:sz w:val="22"/>
         </w:rPr>
-        <w:t>C. Repartizarea timpului de lucru al expertului</w:t>
+        <w:t>C. Repartizarea timpului de lucru al expertului, corelată cu atribuțiile din fișa postului</w:t>
       </w:r>
     </w:p>
     <w:tbl>
@@ -833,11 +877,12 @@
         <w:tblLook w:firstColumn="1" w:firstRow="1" w:lastColumn="0" w:lastRow="0" w:noHBand="0" w:noVBand="1" w:val="04A0"/>
       </w:tblPr>
       <w:tblGrid>
-        <w:gridCol w:w="510"/>
-        <w:gridCol w:w="2041"/>
-        <w:gridCol w:w="4989"/>
-        <w:gridCol w:w="1190"/>
-        <w:gridCol w:w="907"/>
+        <w:gridCol w:w="453"/>
+        <w:gridCol w:w="1417"/>
+        <w:gridCol w:w="4479"/>
+        <w:gridCol w:w="1927"/>
+        <w:gridCol w:w="737"/>
+        <w:gridCol w:w="623"/>
       </w:tblGrid>
       <w:tr>
         <w:trPr>
@@ -846,7 +891,7 @@
         </w:trPr>
         <w:tc>
           <w:tcPr>
-            <w:tcW w:type="dxa" w:w="510"/>
+            <w:tcW w:type="dxa" w:w="454"/>
             <w:shd w:val="clear" w:color="auto" w:fill="4A2A82"/>
           </w:tcPr>
           <w:p>
@@ -858,7 +903,7 @@
                 <w:b/>
                 <w:i w:val="0"/>
                 <w:color w:val="FFFFFF"/>
-                <w:sz w:val="18"/>
+                <w:sz w:val="17"/>
               </w:rPr>
               <w:t>Nr.</w:t>
             </w:r>
@@ -866,7 +911,7 @@
         </w:tc>
         <w:tc>
           <w:tcPr>
-            <w:tcW w:type="dxa" w:w="2041"/>
+            <w:tcW w:type="dxa" w:w="1417"/>
             <w:shd w:val="clear" w:color="auto" w:fill="4A2A82"/>
           </w:tcPr>
           <w:p>
@@ -878,7 +923,7 @@
                 <w:b/>
                 <w:i w:val="0"/>
                 <w:color w:val="FFFFFF"/>
-                <w:sz w:val="18"/>
+                <w:sz w:val="17"/>
               </w:rPr>
               <w:t>Etapa</w:t>
             </w:r>
@@ -886,7 +931,7 @@
         </w:tc>
         <w:tc>
           <w:tcPr>
-            <w:tcW w:type="dxa" w:w="4989"/>
+            <w:tcW w:type="dxa" w:w="4479"/>
             <w:shd w:val="clear" w:color="auto" w:fill="4A2A82"/>
           </w:tcPr>
           <w:p>
@@ -898,7 +943,7 @@
                 <w:b/>
                 <w:i w:val="0"/>
                 <w:color w:val="FFFFFF"/>
-                <w:sz w:val="18"/>
+                <w:sz w:val="17"/>
               </w:rPr>
               <w:t>Activități realizate concret</w:t>
             </w:r>
@@ -906,7 +951,7 @@
         </w:tc>
         <w:tc>
           <w:tcPr>
-            <w:tcW w:type="dxa" w:w="1191"/>
+            <w:tcW w:type="dxa" w:w="1928"/>
             <w:shd w:val="clear" w:color="auto" w:fill="4A2A82"/>
           </w:tcPr>
           <w:p>
@@ -918,7 +963,27 @@
                 <w:b/>
                 <w:i w:val="0"/>
                 <w:color w:val="FFFFFF"/>
-                <w:sz w:val="18"/>
+                <w:sz w:val="17"/>
+              </w:rPr>
+              <w:t>Atribuția din fișa postului (pct. 3)</w:t>
+            </w:r>
+          </w:p>
+        </w:tc>
+        <w:tc>
+          <w:tcPr>
+            <w:tcW w:type="dxa" w:w="737"/>
+            <w:shd w:val="clear" w:color="auto" w:fill="4A2A82"/>
+          </w:tcPr>
+          <w:p>
+            <w:pPr>
+              <w:spacing w:before="0" w:after="0"/>
+            </w:pPr>
+            <w:r>
+              <w:rPr>
+                <w:b/>
+                <w:i w:val="0"/>
+                <w:color w:val="FFFFFF"/>
+                <w:sz w:val="17"/>
               </w:rPr>
               <w:t>Data</w:t>
             </w:r>
@@ -926,7 +991,7 @@
         </w:tc>
         <w:tc>
           <w:tcPr>
-            <w:tcW w:type="dxa" w:w="907"/>
+            <w:tcW w:type="dxa" w:w="624"/>
             <w:shd w:val="clear" w:color="auto" w:fill="4A2A82"/>
           </w:tcPr>
           <w:p>
@@ -938,7 +1003,7 @@
                 <w:b/>
                 <w:i w:val="0"/>
                 <w:color w:val="FFFFFF"/>
-                <w:sz w:val="18"/>
+                <w:sz w:val="17"/>
               </w:rPr>
               <w:t>Nr. ore</w:t>
             </w:r>
@@ -951,17 +1016,17 @@
         </w:trPr>
         <w:tc>
           <w:tcPr>
-            <w:tcW w:type="dxa" w:w="510"/>
-          </w:tcPr>
-          <w:p>
-            <w:pPr>
-              <w:spacing w:before="0" w:after="0"/>
-            </w:pPr>
-            <w:r>
-              <w:rPr>
-                <w:b w:val="0"/>
-                <w:i w:val="0"/>
-                <w:sz w:val="18"/>
+            <w:tcW w:type="dxa" w:w="454"/>
+          </w:tcPr>
+          <w:p>
+            <w:pPr>
+              <w:spacing w:before="0" w:after="0"/>
+            </w:pPr>
+            <w:r>
+              <w:rPr>
+                <w:b w:val="0"/>
+                <w:i w:val="0"/>
+                <w:sz w:val="17"/>
               </w:rPr>
               <w:t>1</w:t>
             </w:r>
@@ -969,53 +1034,71 @@
         </w:tc>
         <w:tc>
           <w:tcPr>
-            <w:tcW w:type="dxa" w:w="2041"/>
-          </w:tcPr>
-          <w:p>
-            <w:pPr>
-              <w:spacing w:before="0" w:after="0"/>
-            </w:pPr>
-            <w:r>
-              <w:rPr>
-                <w:b w:val="0"/>
-                <w:i w:val="0"/>
-                <w:sz w:val="18"/>
-              </w:rPr>
-              <w:t>Documentare și proiectare</w:t>
-            </w:r>
-          </w:p>
-        </w:tc>
-        <w:tc>
-          <w:tcPr>
-            <w:tcW w:type="dxa" w:w="4989"/>
-          </w:tcPr>
-          <w:p>
-            <w:pPr>
-              <w:spacing w:before="0" w:after="0"/>
-            </w:pPr>
-            <w:r>
-              <w:rPr>
-                <w:b w:val="0"/>
-                <w:i w:val="0"/>
-                <w:sz w:val="18"/>
-              </w:rPr>
-              <w:t>Analiza rezultatelor Ședinței 1 (bilete de ieșire, carduri); documentare privind motivația și stabilirea obiectivelor la adolescenți; elaborarea scenariului detaliat (obiective, etape, timp, replici, situații dificile).</w:t>
-            </w:r>
-          </w:p>
-        </w:tc>
-        <w:tc>
-          <w:tcPr>
-            <w:tcW w:type="dxa" w:w="1191"/>
-          </w:tcPr>
-          <w:p>
-            <w:pPr>
-              <w:spacing w:before="0" w:after="0"/>
-            </w:pPr>
-          </w:p>
-        </w:tc>
-        <w:tc>
-          <w:tcPr>
-            <w:tcW w:type="dxa" w:w="907"/>
+            <w:tcW w:type="dxa" w:w="1417"/>
+          </w:tcPr>
+          <w:p>
+            <w:pPr>
+              <w:spacing w:before="0" w:after="0"/>
+            </w:pPr>
+            <w:r>
+              <w:rPr>
+                <w:b w:val="0"/>
+                <w:i w:val="0"/>
+                <w:sz w:val="17"/>
+              </w:rPr>
+              <w:t>Planificare</w:t>
+            </w:r>
+          </w:p>
+        </w:tc>
+        <w:tc>
+          <w:tcPr>
+            <w:tcW w:type="dxa" w:w="4479"/>
+          </w:tcPr>
+          <w:p>
+            <w:pPr>
+              <w:spacing w:before="0" w:after="0"/>
+            </w:pPr>
+            <w:r>
+              <w:rPr>
+                <w:b w:val="0"/>
+                <w:i w:val="0"/>
+                <w:sz w:val="17"/>
+              </w:rPr>
+              <w:t>Planificarea atelierului și a calendarului intervenției împreună cu managerul de proiect și echipa de implementare; stabilirea cu unitatea de învățământ a datei, a sălii și a grupului de elevi.</w:t>
+            </w:r>
+          </w:p>
+        </w:tc>
+        <w:tc>
+          <w:tcPr>
+            <w:tcW w:type="dxa" w:w="1928"/>
+          </w:tcPr>
+          <w:p>
+            <w:pPr>
+              <w:spacing w:before="0" w:after="0"/>
+            </w:pPr>
+            <w:r>
+              <w:rPr>
+                <w:b w:val="0"/>
+                <w:i/>
+                <w:sz w:val="17"/>
+              </w:rPr>
+              <w:t>Planifică activitățile comunitare și calendarul intervențiilor.</w:t>
+            </w:r>
+          </w:p>
+        </w:tc>
+        <w:tc>
+          <w:tcPr>
+            <w:tcW w:type="dxa" w:w="737"/>
+          </w:tcPr>
+          <w:p>
+            <w:pPr>
+              <w:spacing w:before="0" w:after="0"/>
+            </w:pPr>
+          </w:p>
+        </w:tc>
+        <w:tc>
+          <w:tcPr>
+            <w:tcW w:type="dxa" w:w="624"/>
           </w:tcPr>
           <w:p>
             <w:pPr>
@@ -1030,17 +1113,17 @@
         </w:trPr>
         <w:tc>
           <w:tcPr>
-            <w:tcW w:type="dxa" w:w="510"/>
-          </w:tcPr>
-          <w:p>
-            <w:pPr>
-              <w:spacing w:before="0" w:after="0"/>
-            </w:pPr>
-            <w:r>
-              <w:rPr>
-                <w:b w:val="0"/>
-                <w:i w:val="0"/>
-                <w:sz w:val="18"/>
+            <w:tcW w:type="dxa" w:w="454"/>
+          </w:tcPr>
+          <w:p>
+            <w:pPr>
+              <w:spacing w:before="0" w:after="0"/>
+            </w:pPr>
+            <w:r>
+              <w:rPr>
+                <w:b w:val="0"/>
+                <w:i w:val="0"/>
+                <w:sz w:val="17"/>
               </w:rPr>
               <w:t>2</w:t>
             </w:r>
@@ -1048,53 +1131,71 @@
         </w:tc>
         <w:tc>
           <w:tcPr>
-            <w:tcW w:type="dxa" w:w="2041"/>
-          </w:tcPr>
-          <w:p>
-            <w:pPr>
-              <w:spacing w:before="0" w:after="0"/>
-            </w:pPr>
-            <w:r>
-              <w:rPr>
-                <w:b w:val="0"/>
-                <w:i w:val="0"/>
-                <w:sz w:val="18"/>
-              </w:rPr>
-              <w:t>Elaborarea materialelor-suport</w:t>
-            </w:r>
-          </w:p>
-        </w:tc>
-        <w:tc>
-          <w:tcPr>
-            <w:tcW w:type="dxa" w:w="4989"/>
-          </w:tcPr>
-          <w:p>
-            <w:pPr>
-              <w:spacing w:before="0" w:after="0"/>
-            </w:pPr>
-            <w:r>
-              <w:rPr>
-                <w:b w:val="0"/>
-                <w:i w:val="0"/>
-                <w:sz w:val="18"/>
-              </w:rPr>
-              <w:t>Conceperea și redactarea celor 10 anexe: cartonașe „Ce mă motivează?”, cartonașe-situație, Fișele 3–7, semnul de carte (tracker de 30 de zile), cartonașele calităților, fișa de feedback, diploma.</w:t>
-            </w:r>
-          </w:p>
-        </w:tc>
-        <w:tc>
-          <w:tcPr>
-            <w:tcW w:type="dxa" w:w="1191"/>
-          </w:tcPr>
-          <w:p>
-            <w:pPr>
-              <w:spacing w:before="0" w:after="0"/>
-            </w:pPr>
-          </w:p>
-        </w:tc>
-        <w:tc>
-          <w:tcPr>
-            <w:tcW w:type="dxa" w:w="907"/>
+            <w:tcW w:type="dxa" w:w="1417"/>
+          </w:tcPr>
+          <w:p>
+            <w:pPr>
+              <w:spacing w:before="0" w:after="0"/>
+            </w:pPr>
+            <w:r>
+              <w:rPr>
+                <w:b w:val="0"/>
+                <w:i w:val="0"/>
+                <w:sz w:val="17"/>
+              </w:rPr>
+              <w:t>Informare și mobilizare</w:t>
+            </w:r>
+          </w:p>
+        </w:tc>
+        <w:tc>
+          <w:tcPr>
+            <w:tcW w:type="dxa" w:w="4479"/>
+          </w:tcPr>
+          <w:p>
+            <w:pPr>
+              <w:spacing w:before="0" w:after="0"/>
+            </w:pPr>
+            <w:r>
+              <w:rPr>
+                <w:b w:val="0"/>
+                <w:i w:val="0"/>
+                <w:sz w:val="17"/>
+              </w:rPr>
+              <w:t>Informarea elevilor și a dirigintelui (și, după caz, a părinților) despre atelier, într-un limbaj accesibil; mobilizarea elevilor pentru participare; verificarea acordurilor necesare pentru minori, inclusiv pentru fotografii.</w:t>
+            </w:r>
+          </w:p>
+        </w:tc>
+        <w:tc>
+          <w:tcPr>
+            <w:tcW w:type="dxa" w:w="1928"/>
+          </w:tcPr>
+          <w:p>
+            <w:pPr>
+              <w:spacing w:before="0" w:after="0"/>
+            </w:pPr>
+            <w:r>
+              <w:rPr>
+                <w:b w:val="0"/>
+                <w:i/>
+                <w:sz w:val="17"/>
+              </w:rPr>
+              <w:t>Informează și mobilizează elevii și părinții.</w:t>
+            </w:r>
+          </w:p>
+        </w:tc>
+        <w:tc>
+          <w:tcPr>
+            <w:tcW w:type="dxa" w:w="737"/>
+          </w:tcPr>
+          <w:p>
+            <w:pPr>
+              <w:spacing w:before="0" w:after="0"/>
+            </w:pPr>
+          </w:p>
+        </w:tc>
+        <w:tc>
+          <w:tcPr>
+            <w:tcW w:type="dxa" w:w="624"/>
           </w:tcPr>
           <w:p>
             <w:pPr>
@@ -1109,17 +1210,17 @@
         </w:trPr>
         <w:tc>
           <w:tcPr>
-            <w:tcW w:type="dxa" w:w="510"/>
-          </w:tcPr>
-          <w:p>
-            <w:pPr>
-              <w:spacing w:before="0" w:after="0"/>
-            </w:pPr>
-            <w:r>
-              <w:rPr>
-                <w:b w:val="0"/>
-                <w:i w:val="0"/>
-                <w:sz w:val="18"/>
+            <w:tcW w:type="dxa" w:w="454"/>
+          </w:tcPr>
+          <w:p>
+            <w:pPr>
+              <w:spacing w:before="0" w:after="0"/>
+            </w:pPr>
+            <w:r>
+              <w:rPr>
+                <w:b w:val="0"/>
+                <w:i w:val="0"/>
+                <w:sz w:val="17"/>
               </w:rPr>
               <w:t>3</w:t>
             </w:r>
@@ -1127,53 +1228,71 @@
         </w:tc>
         <w:tc>
           <w:tcPr>
-            <w:tcW w:type="dxa" w:w="2041"/>
-          </w:tcPr>
-          <w:p>
-            <w:pPr>
-              <w:spacing w:before="0" w:after="0"/>
-            </w:pPr>
-            <w:r>
-              <w:rPr>
-                <w:b w:val="0"/>
-                <w:i w:val="0"/>
-                <w:sz w:val="18"/>
-              </w:rPr>
-              <w:t>Pregătire logistică</w:t>
-            </w:r>
-          </w:p>
-        </w:tc>
-        <w:tc>
-          <w:tcPr>
-            <w:tcW w:type="dxa" w:w="4989"/>
-          </w:tcPr>
-          <w:p>
-            <w:pPr>
-              <w:spacing w:before="0" w:after="0"/>
-            </w:pPr>
-            <w:r>
-              <w:rPr>
-                <w:b w:val="0"/>
-                <w:i w:val="0"/>
-                <w:sz w:val="18"/>
-              </w:rPr>
-              <w:t>Comunicarea cu unitatea de învățământ; multiplicarea și decuparea materialelor; pregătirea plicurilor și a consumabilelor; amenajarea sălii.</w:t>
-            </w:r>
-          </w:p>
-        </w:tc>
-        <w:tc>
-          <w:tcPr>
-            <w:tcW w:type="dxa" w:w="1191"/>
-          </w:tcPr>
-          <w:p>
-            <w:pPr>
-              <w:spacing w:before="0" w:after="0"/>
-            </w:pPr>
-          </w:p>
-        </w:tc>
-        <w:tc>
-          <w:tcPr>
-            <w:tcW w:type="dxa" w:w="907"/>
+            <w:tcW w:type="dxa" w:w="1417"/>
+          </w:tcPr>
+          <w:p>
+            <w:pPr>
+              <w:spacing w:before="0" w:after="0"/>
+            </w:pPr>
+            <w:r>
+              <w:rPr>
+                <w:b w:val="0"/>
+                <w:i w:val="0"/>
+                <w:sz w:val="17"/>
+              </w:rPr>
+              <w:t>Documente și materiale de lucru</w:t>
+            </w:r>
+          </w:p>
+        </w:tc>
+        <w:tc>
+          <w:tcPr>
+            <w:tcW w:type="dxa" w:w="4479"/>
+          </w:tcPr>
+          <w:p>
+            <w:pPr>
+              <w:spacing w:before="0" w:after="0"/>
+            </w:pPr>
+            <w:r>
+              <w:rPr>
+                <w:b w:val="0"/>
+                <w:i w:val="0"/>
+                <w:sz w:val="17"/>
+              </w:rPr>
+              <w:t>Elaborarea agendei și a scenariului ședinței, a materialelor de lucru (Anexele 1–10), a listei de prezență și a instrumentelor de feedback (fișa de feedback a atelierului).</w:t>
+            </w:r>
+          </w:p>
+        </w:tc>
+        <w:tc>
+          <w:tcPr>
+            <w:tcW w:type="dxa" w:w="1928"/>
+          </w:tcPr>
+          <w:p>
+            <w:pPr>
+              <w:spacing w:before="0" w:after="0"/>
+            </w:pPr>
+            <w:r>
+              <w:rPr>
+                <w:b w:val="0"/>
+                <w:i/>
+                <w:sz w:val="17"/>
+              </w:rPr>
+              <w:t>Pregătește agende, liste de prezență, materiale de lucru, fișe de feedback.</w:t>
+            </w:r>
+          </w:p>
+        </w:tc>
+        <w:tc>
+          <w:tcPr>
+            <w:tcW w:type="dxa" w:w="737"/>
+          </w:tcPr>
+          <w:p>
+            <w:pPr>
+              <w:spacing w:before="0" w:after="0"/>
+            </w:pPr>
+          </w:p>
+        </w:tc>
+        <w:tc>
+          <w:tcPr>
+            <w:tcW w:type="dxa" w:w="624"/>
           </w:tcPr>
           <w:p>
             <w:pPr>
@@ -1188,17 +1307,17 @@
         </w:trPr>
         <w:tc>
           <w:tcPr>
-            <w:tcW w:type="dxa" w:w="510"/>
-          </w:tcPr>
-          <w:p>
-            <w:pPr>
-              <w:spacing w:before="0" w:after="0"/>
-            </w:pPr>
-            <w:r>
-              <w:rPr>
-                <w:b w:val="0"/>
-                <w:i w:val="0"/>
-                <w:sz w:val="18"/>
+            <w:tcW w:type="dxa" w:w="454"/>
+          </w:tcPr>
+          <w:p>
+            <w:pPr>
+              <w:spacing w:before="0" w:after="0"/>
+            </w:pPr>
+            <w:r>
+              <w:rPr>
+                <w:b w:val="0"/>
+                <w:i w:val="0"/>
+                <w:sz w:val="17"/>
               </w:rPr>
               <w:t>4</w:t>
             </w:r>
@@ -1206,53 +1325,71 @@
         </w:tc>
         <w:tc>
           <w:tcPr>
-            <w:tcW w:type="dxa" w:w="2041"/>
-          </w:tcPr>
-          <w:p>
-            <w:pPr>
-              <w:spacing w:before="0" w:after="0"/>
-            </w:pPr>
-            <w:r>
-              <w:rPr>
-                <w:b w:val="0"/>
-                <w:i w:val="0"/>
-                <w:sz w:val="18"/>
-              </w:rPr>
-              <w:t>Desfășurarea activității cu grupul țintă</w:t>
-            </w:r>
-          </w:p>
-        </w:tc>
-        <w:tc>
-          <w:tcPr>
-            <w:tcW w:type="dxa" w:w="4989"/>
-          </w:tcPr>
-          <w:p>
-            <w:pPr>
-              <w:spacing w:before="0" w:after="0"/>
-            </w:pPr>
-            <w:r>
-              <w:rPr>
-                <w:b w:val="0"/>
-                <w:i w:val="0"/>
-                <w:sz w:val="18"/>
-              </w:rPr>
-              <w:t>Facilitarea atelierului (60 de minute) conform scenariului; gestionarea listei de prezență; realizarea fotografiilor; înmânarea diplomelor.</w:t>
-            </w:r>
-          </w:p>
-        </w:tc>
-        <w:tc>
-          <w:tcPr>
-            <w:tcW w:type="dxa" w:w="1191"/>
-          </w:tcPr>
-          <w:p>
-            <w:pPr>
-              <w:spacing w:before="0" w:after="0"/>
-            </w:pPr>
-          </w:p>
-        </w:tc>
-        <w:tc>
-          <w:tcPr>
-            <w:tcW w:type="dxa" w:w="907"/>
+            <w:tcW w:type="dxa" w:w="1417"/>
+          </w:tcPr>
+          <w:p>
+            <w:pPr>
+              <w:spacing w:before="0" w:after="0"/>
+            </w:pPr>
+            <w:r>
+              <w:rPr>
+                <w:b w:val="0"/>
+                <w:i w:val="0"/>
+                <w:sz w:val="17"/>
+              </w:rPr>
+              <w:t>Suport logistic</w:t>
+            </w:r>
+          </w:p>
+        </w:tc>
+        <w:tc>
+          <w:tcPr>
+            <w:tcW w:type="dxa" w:w="4479"/>
+          </w:tcPr>
+          <w:p>
+            <w:pPr>
+              <w:spacing w:before="0" w:after="0"/>
+            </w:pPr>
+            <w:r>
+              <w:rPr>
+                <w:b w:val="0"/>
+                <w:i w:val="0"/>
+                <w:sz w:val="17"/>
+              </w:rPr>
+              <w:t>Multiplicarea și decuparea materialelor, pregătirea consumabilelor, amenajarea sălii; verificarea condițiilor de participare și siguranță aplicabile minorilor.</w:t>
+            </w:r>
+          </w:p>
+        </w:tc>
+        <w:tc>
+          <w:tcPr>
+            <w:tcW w:type="dxa" w:w="1928"/>
+          </w:tcPr>
+          <w:p>
+            <w:pPr>
+              <w:spacing w:before="0" w:after="0"/>
+            </w:pPr>
+            <w:r>
+              <w:rPr>
+                <w:b w:val="0"/>
+                <w:i/>
+                <w:sz w:val="17"/>
+              </w:rPr>
+              <w:t>Asigură suportul logistic; verifică condițiile de siguranță pentru minori.</w:t>
+            </w:r>
+          </w:p>
+        </w:tc>
+        <w:tc>
+          <w:tcPr>
+            <w:tcW w:type="dxa" w:w="737"/>
+          </w:tcPr>
+          <w:p>
+            <w:pPr>
+              <w:spacing w:before="0" w:after="0"/>
+            </w:pPr>
+          </w:p>
+        </w:tc>
+        <w:tc>
+          <w:tcPr>
+            <w:tcW w:type="dxa" w:w="624"/>
           </w:tcPr>
           <w:p>
             <w:pPr>
@@ -1267,17 +1404,17 @@
         </w:trPr>
         <w:tc>
           <w:tcPr>
-            <w:tcW w:type="dxa" w:w="510"/>
-          </w:tcPr>
-          <w:p>
-            <w:pPr>
-              <w:spacing w:before="0" w:after="0"/>
-            </w:pPr>
-            <w:r>
-              <w:rPr>
-                <w:b w:val="0"/>
-                <w:i w:val="0"/>
-                <w:sz w:val="18"/>
+            <w:tcW w:type="dxa" w:w="454"/>
+          </w:tcPr>
+          <w:p>
+            <w:pPr>
+              <w:spacing w:before="0" w:after="0"/>
+            </w:pPr>
+            <w:r>
+              <w:rPr>
+                <w:b w:val="0"/>
+                <w:i w:val="0"/>
+                <w:sz w:val="17"/>
               </w:rPr>
               <w:t>5</w:t>
             </w:r>
@@ -1285,53 +1422,71 @@
         </w:tc>
         <w:tc>
           <w:tcPr>
-            <w:tcW w:type="dxa" w:w="2041"/>
-          </w:tcPr>
-          <w:p>
-            <w:pPr>
-              <w:spacing w:before="0" w:after="0"/>
-            </w:pPr>
-            <w:r>
-              <w:rPr>
-                <w:b w:val="0"/>
-                <w:i w:val="0"/>
-                <w:sz w:val="18"/>
-              </w:rPr>
-              <w:t>Evaluare și raportare</w:t>
-            </w:r>
-          </w:p>
-        </w:tc>
-        <w:tc>
-          <w:tcPr>
-            <w:tcW w:type="dxa" w:w="4989"/>
-          </w:tcPr>
-          <w:p>
-            <w:pPr>
-              <w:spacing w:before="0" w:after="0"/>
-            </w:pPr>
-            <w:r>
-              <w:rPr>
-                <w:b w:val="0"/>
-                <w:i w:val="0"/>
-                <w:sz w:val="18"/>
-              </w:rPr>
-              <w:t>Centralizarea fișelor de feedback ale atelierului; completarea raportului de desfășurare; centralizarea documentelor justificative; păstrarea scrisorilor sigilate ale elevilor.</w:t>
-            </w:r>
-          </w:p>
-        </w:tc>
-        <w:tc>
-          <w:tcPr>
-            <w:tcW w:type="dxa" w:w="1191"/>
-          </w:tcPr>
-          <w:p>
-            <w:pPr>
-              <w:spacing w:before="0" w:after="0"/>
-            </w:pPr>
-          </w:p>
-        </w:tc>
-        <w:tc>
-          <w:tcPr>
-            <w:tcW w:type="dxa" w:w="907"/>
+            <w:tcW w:type="dxa" w:w="1417"/>
+          </w:tcPr>
+          <w:p>
+            <w:pPr>
+              <w:spacing w:before="0" w:after="0"/>
+            </w:pPr>
+            <w:r>
+              <w:rPr>
+                <w:b w:val="0"/>
+                <w:i w:val="0"/>
+                <w:sz w:val="17"/>
+              </w:rPr>
+              <w:t>Desfășurarea activității</w:t>
+            </w:r>
+          </w:p>
+        </w:tc>
+        <w:tc>
+          <w:tcPr>
+            <w:tcW w:type="dxa" w:w="4479"/>
+          </w:tcPr>
+          <w:p>
+            <w:pPr>
+              <w:spacing w:before="0" w:after="0"/>
+            </w:pPr>
+            <w:r>
+              <w:rPr>
+                <w:b w:val="0"/>
+                <w:i w:val="0"/>
+                <w:sz w:val="17"/>
+              </w:rPr>
+              <w:t>Facilitarea participării elevilor la atelier (60 de minute), conform scenariului; gestionarea listei de prezență; monitorizarea participării și a implicării elevilor.</w:t>
+            </w:r>
+          </w:p>
+        </w:tc>
+        <w:tc>
+          <w:tcPr>
+            <w:tcW w:type="dxa" w:w="1928"/>
+          </w:tcPr>
+          <w:p>
+            <w:pPr>
+              <w:spacing w:before="0" w:after="0"/>
+            </w:pPr>
+            <w:r>
+              <w:rPr>
+                <w:b w:val="0"/>
+                <w:i/>
+                <w:sz w:val="17"/>
+              </w:rPr>
+              <w:t>Facilitează participarea elevilor; monitorizează implicarea.</w:t>
+            </w:r>
+          </w:p>
+        </w:tc>
+        <w:tc>
+          <w:tcPr>
+            <w:tcW w:type="dxa" w:w="737"/>
+          </w:tcPr>
+          <w:p>
+            <w:pPr>
+              <w:spacing w:before="0" w:after="0"/>
+            </w:pPr>
+          </w:p>
+        </w:tc>
+        <w:tc>
+          <w:tcPr>
+            <w:tcW w:type="dxa" w:w="624"/>
           </w:tcPr>
           <w:p>
             <w:pPr>
@@ -1346,7 +1501,104 @@
         </w:trPr>
         <w:tc>
           <w:tcPr>
-            <w:tcW w:type="dxa" w:w="510"/>
+            <w:tcW w:type="dxa" w:w="454"/>
+          </w:tcPr>
+          <w:p>
+            <w:pPr>
+              <w:spacing w:before="0" w:after="0"/>
+            </w:pPr>
+            <w:r>
+              <w:rPr>
+                <w:b w:val="0"/>
+                <w:i w:val="0"/>
+                <w:sz w:val="17"/>
+              </w:rPr>
+              <w:t>6</w:t>
+            </w:r>
+          </w:p>
+        </w:tc>
+        <w:tc>
+          <w:tcPr>
+            <w:tcW w:type="dxa" w:w="1417"/>
+          </w:tcPr>
+          <w:p>
+            <w:pPr>
+              <w:spacing w:before="0" w:after="0"/>
+            </w:pPr>
+            <w:r>
+              <w:rPr>
+                <w:b w:val="0"/>
+                <w:i w:val="0"/>
+                <w:sz w:val="17"/>
+              </w:rPr>
+              <w:t>Monitorizare și raportare</w:t>
+            </w:r>
+          </w:p>
+        </w:tc>
+        <w:tc>
+          <w:tcPr>
+            <w:tcW w:type="dxa" w:w="4479"/>
+          </w:tcPr>
+          <w:p>
+            <w:pPr>
+              <w:spacing w:before="0" w:after="0"/>
+            </w:pPr>
+            <w:r>
+              <w:rPr>
+                <w:b w:val="0"/>
+                <w:i w:val="0"/>
+                <w:sz w:val="17"/>
+              </w:rPr>
+              <w:t>Centralizarea prezenței, a absențelor, a dificultăților și a feedbackului; informarea echipei; completarea raportului de desfășurare; transmiterea fotografiilor și a sintezei către Expertul comunicare (după verificarea acordurilor); arhivarea fizică și electronică a documentelor.</w:t>
+            </w:r>
+          </w:p>
+        </w:tc>
+        <w:tc>
+          <w:tcPr>
+            <w:tcW w:type="dxa" w:w="1928"/>
+          </w:tcPr>
+          <w:p>
+            <w:pPr>
+              <w:spacing w:before="0" w:after="0"/>
+            </w:pPr>
+            <w:r>
+              <w:rPr>
+                <w:b w:val="0"/>
+                <w:i/>
+                <w:sz w:val="17"/>
+              </w:rPr>
+              <w:t>Centralizează; transmite foto și sinteze Expertului comunicare; raportează; arhivează.</w:t>
+            </w:r>
+          </w:p>
+        </w:tc>
+        <w:tc>
+          <w:tcPr>
+            <w:tcW w:type="dxa" w:w="737"/>
+          </w:tcPr>
+          <w:p>
+            <w:pPr>
+              <w:spacing w:before="0" w:after="0"/>
+            </w:pPr>
+          </w:p>
+        </w:tc>
+        <w:tc>
+          <w:tcPr>
+            <w:tcW w:type="dxa" w:w="624"/>
+          </w:tcPr>
+          <w:p>
+            <w:pPr>
+              <w:spacing w:before="0" w:after="0"/>
+            </w:pPr>
+          </w:p>
+        </w:tc>
+      </w:tr>
+      <w:tr>
+        <w:trPr>
+          <w:cantSplit/>
+        </w:trPr>
+        <w:tc>
+          <w:tcPr>
+            <w:tcW w:type="dxa" w:w="454"/>
             <w:shd w:val="clear" w:color="auto" w:fill="FFF4D2"/>
           </w:tcPr>
           <w:p>
@@ -1357,7 +1609,7 @@
         </w:tc>
         <w:tc>
           <w:tcPr>
-            <w:tcW w:type="dxa" w:w="2041"/>
+            <w:tcW w:type="dxa" w:w="1417"/>
             <w:shd w:val="clear" w:color="auto" w:fill="FFF4D2"/>
           </w:tcPr>
           <w:p>
@@ -1368,7 +1620,7 @@
               <w:rPr>
                 <w:b/>
                 <w:i w:val="0"/>
-                <w:sz w:val="18"/>
+                <w:sz w:val="17"/>
               </w:rPr>
               <w:t>TOTAL ORE</w:t>
             </w:r>
@@ -1376,7 +1628,7 @@
         </w:tc>
         <w:tc>
           <w:tcPr>
-            <w:tcW w:type="dxa" w:w="4989"/>
+            <w:tcW w:type="dxa" w:w="4479"/>
             <w:shd w:val="clear" w:color="auto" w:fill="FFF4D2"/>
           </w:tcPr>
           <w:p>
@@ -1387,7 +1639,7 @@
         </w:tc>
         <w:tc>
           <w:tcPr>
-            <w:tcW w:type="dxa" w:w="1191"/>
+            <w:tcW w:type="dxa" w:w="1928"/>
             <w:shd w:val="clear" w:color="auto" w:fill="FFF4D2"/>
           </w:tcPr>
           <w:p>
@@ -1398,7 +1650,18 @@
         </w:tc>
         <w:tc>
           <w:tcPr>
-            <w:tcW w:type="dxa" w:w="907"/>
+            <w:tcW w:type="dxa" w:w="737"/>
+            <w:shd w:val="clear" w:color="auto" w:fill="FFF4D2"/>
+          </w:tcPr>
+          <w:p>
+            <w:pPr>
+              <w:spacing w:before="0" w:after="0"/>
+            </w:pPr>
+          </w:p>
+        </w:tc>
+        <w:tc>
+          <w:tcPr>
+            <w:tcW w:type="dxa" w:w="624"/>
             <w:shd w:val="clear" w:color="auto" w:fill="FFF4D2"/>
           </w:tcPr>
           <w:p>
@@ -1636,7 +1899,7 @@
                 <w:i w:val="0"/>
                 <w:sz w:val="19"/>
               </w:rPr>
-              <w:t>Lista de prezență semnată de participanți</w:t>
+              <w:t>Agenda și scenariul activității (prezentul document)</w:t>
             </w:r>
           </w:p>
         </w:tc>
@@ -1661,7 +1924,7 @@
                 <w:i w:val="0"/>
                 <w:sz w:val="19"/>
               </w:rPr>
-              <w:t>Fotografii din timpul activității (cu acordul părinților / GDPR)</w:t>
+              <w:t>Lista de prezență semnată de participanți</w:t>
             </w:r>
           </w:p>
         </w:tc>
@@ -1688,7 +1951,7 @@
                 <w:i w:val="0"/>
                 <w:sz w:val="19"/>
               </w:rPr>
-              <w:t>Scenariul activității și materialele-suport (prezentul document)</w:t>
+              <w:t>Materialele de lucru (Anexele) și fișele de feedback</w:t>
             </w:r>
           </w:p>
         </w:tc>
@@ -1714,6 +1977,58 @@
                 <w:sz w:val="19"/>
               </w:rPr>
               <w:t>Produse ale activității (fișe completate de elevi)</w:t>
+            </w:r>
+          </w:p>
+        </w:tc>
+      </w:tr>
+      <w:tr>
+        <w:tc>
+          <w:tcPr>
+            <w:tcW w:type="dxa" w:w="4819"/>
+          </w:tcPr>
+          <w:p>
+            <w:pPr>
+              <w:spacing w:before="0" w:after="0"/>
+            </w:pPr>
+            <w:r>
+              <w:rPr>
+                <w:color w:val="4A2A82"/>
+                <w:sz w:val="23"/>
+              </w:rPr>
+              <w:t xml:space="preserve">☐ </w:t>
+            </w:r>
+            <w:r>
+              <w:rPr>
+                <w:b w:val="0"/>
+                <w:i w:val="0"/>
+                <w:sz w:val="19"/>
+              </w:rPr>
+              <w:t>Fotografii (cu acordurile verificate, conform GDPR)</w:t>
+            </w:r>
+          </w:p>
+        </w:tc>
+        <w:tc>
+          <w:tcPr>
+            <w:tcW w:type="dxa" w:w="4819"/>
+          </w:tcPr>
+          <w:p>
+            <w:pPr>
+              <w:spacing w:before="0" w:after="0"/>
+            </w:pPr>
+            <w:r>
+              <w:rPr>
+                <w:color w:val="4A2A82"/>
+                <w:sz w:val="23"/>
+              </w:rPr>
+              <w:t xml:space="preserve">☐ </w:t>
+            </w:r>
+            <w:r>
+              <w:rPr>
+                <w:b w:val="0"/>
+                <w:i w:val="0"/>
+                <w:sz w:val="19"/>
+              </w:rPr>
+              <w:t>Dovada transmiterii foto / sintezei către Expertul comunicare</w:t>
             </w:r>
           </w:p>
         </w:tc>
@@ -1773,7 +2088,7 @@
     </w:tbl>
     <w:p>
       <w:pPr>
-        <w:spacing w:before="0" w:after="0" w:line="160" w:lineRule="exact"/>
+        <w:spacing w:before="0" w:after="0" w:line="80" w:lineRule="exact"/>
       </w:pPr>
       <w:r/>
     </w:p>
@@ -1806,7 +2121,7 @@
       <w:tr>
         <w:trPr>
           <w:cantSplit/>
-          <w:trHeight w:val="2381" w:hRule="atLeast"/>
+          <w:trHeight w:val="1871" w:hRule="atLeast"/>
         </w:trPr>
         <w:tc>
           <w:tcPr>
@@ -1829,7 +2144,7 @@
           </w:p>
           <w:p>
             <w:pPr>
-              <w:spacing w:before="0" w:after="80"/>
+              <w:spacing w:before="0" w:after="40"/>
               <w:jc w:val="center"/>
             </w:pPr>
             <w:r>
@@ -1840,6 +2155,40 @@
                 <w:sz w:val="18"/>
               </w:rPr>
               <w:t>Facilitator comunitar 2</w:t>
+            </w:r>
+          </w:p>
+          <w:p>
+            <w:pPr>
+              <w:spacing w:before="120" w:after="0"/>
+            </w:pPr>
+            <w:r>
+              <w:rPr>
+                <w:b w:val="0"/>
+                <w:i w:val="0"/>
+                <w:sz w:val="19"/>
+              </w:rPr>
+              <w:t>Nume: GOLOVATIC LIVIA</w:t>
+            </w:r>
+          </w:p>
+          <w:p>
+            <w:pPr>
+              <w:tabs>
+                <w:tab w:pos="2929" w:val="right" w:leader="underscore"/>
+              </w:tabs>
+              <w:spacing w:before="200" w:after="0"/>
+            </w:pPr>
+            <w:r>
+              <w:rPr>
+                <w:b/>
+                <w:sz w:val="19"/>
+              </w:rPr>
+              <w:t xml:space="preserve">Semnătura: </w:t>
+            </w:r>
+            <w:r>
+              <w:rPr>
+                <w:sz w:val="19"/>
+              </w:rPr>
+              <w:tab/>
             </w:r>
           </w:p>
           <w:p>
@@ -1854,13 +2203,48 @@
                 <w:b/>
                 <w:sz w:val="19"/>
               </w:rPr>
-              <w:t xml:space="preserve">Nume: </w:t>
+              <w:t xml:space="preserve">Data: </w:t>
             </w:r>
             <w:r>
               <w:rPr>
                 <w:sz w:val="19"/>
               </w:rPr>
               <w:tab/>
+            </w:r>
+          </w:p>
+        </w:tc>
+        <w:tc>
+          <w:tcPr>
+            <w:tcW w:type="dxa" w:w="3213"/>
+          </w:tcPr>
+          <w:p>
+            <w:pPr>
+              <w:spacing w:before="0" w:after="0"/>
+              <w:jc w:val="center"/>
+            </w:pPr>
+            <w:r>
+              <w:rPr>
+                <w:b/>
+                <w:i w:val="0"/>
+                <w:color w:val="4A2A82"/>
+                <w:sz w:val="20"/>
+              </w:rPr>
+              <w:t>Confirmat</w:t>
+            </w:r>
+          </w:p>
+          <w:p>
+            <w:pPr>
+              <w:spacing w:before="0" w:after="40"/>
+              <w:jc w:val="center"/>
+            </w:pPr>
+            <w:r>
+              <w:rPr>
+                <w:b w:val="0"/>
+                <w:i/>
+                <w:color w:val="666666"/>
+                <w:sz w:val="18"/>
+              </w:rPr>
+              <w:t>Unitatea de învățământ (ștampila)</w:t>
             </w:r>
           </w:p>
           <w:p>
@@ -1868,14 +2252,14 @@
               <w:tabs>
                 <w:tab w:pos="2929" w:val="right" w:leader="underscore"/>
               </w:tabs>
-              <w:spacing w:before="280" w:after="0"/>
-            </w:pPr>
-            <w:r>
-              <w:rPr>
-                <w:b/>
-                <w:sz w:val="19"/>
-              </w:rPr>
-              <w:t xml:space="preserve">Semnătura: </w:t>
+              <w:spacing w:before="120" w:after="0"/>
+            </w:pPr>
+            <w:r>
+              <w:rPr>
+                <w:b/>
+                <w:sz w:val="19"/>
+              </w:rPr>
+              <w:t xml:space="preserve">Nume: </w:t>
             </w:r>
             <w:r>
               <w:rPr>
@@ -1896,48 +2280,13 @@
                 <w:b/>
                 <w:sz w:val="19"/>
               </w:rPr>
-              <w:t xml:space="preserve">Data: </w:t>
+              <w:t xml:space="preserve">Semnătura: </w:t>
             </w:r>
             <w:r>
               <w:rPr>
                 <w:sz w:val="19"/>
               </w:rPr>
               <w:tab/>
-            </w:r>
-          </w:p>
-        </w:tc>
-        <w:tc>
-          <w:tcPr>
-            <w:tcW w:type="dxa" w:w="3213"/>
-          </w:tcPr>
-          <w:p>
-            <w:pPr>
-              <w:spacing w:before="0" w:after="0"/>
-              <w:jc w:val="center"/>
-            </w:pPr>
-            <w:r>
-              <w:rPr>
-                <w:b/>
-                <w:i w:val="0"/>
-                <w:color w:val="4A2A82"/>
-                <w:sz w:val="20"/>
-              </w:rPr>
-              <w:t>Confirmat</w:t>
-            </w:r>
-          </w:p>
-          <w:p>
-            <w:pPr>
-              <w:spacing w:before="0" w:after="80"/>
-              <w:jc w:val="center"/>
-            </w:pPr>
-            <w:r>
-              <w:rPr>
-                <w:b w:val="0"/>
-                <w:i/>
-                <w:color w:val="666666"/>
-                <w:sz w:val="18"/>
-              </w:rPr>
-              <w:t>Unitatea de învățământ (director / diriginte), ștampila</w:t>
             </w:r>
           </w:p>
           <w:p>
@@ -1952,13 +2301,48 @@
                 <w:b/>
                 <w:sz w:val="19"/>
               </w:rPr>
-              <w:t xml:space="preserve">Nume: </w:t>
+              <w:t xml:space="preserve">Data: </w:t>
             </w:r>
             <w:r>
               <w:rPr>
                 <w:sz w:val="19"/>
               </w:rPr>
               <w:tab/>
+            </w:r>
+          </w:p>
+        </w:tc>
+        <w:tc>
+          <w:tcPr>
+            <w:tcW w:type="dxa" w:w="3213"/>
+          </w:tcPr>
+          <w:p>
+            <w:pPr>
+              <w:spacing w:before="0" w:after="0"/>
+              <w:jc w:val="center"/>
+            </w:pPr>
+            <w:r>
+              <w:rPr>
+                <w:b/>
+                <w:i w:val="0"/>
+                <w:color w:val="4A2A82"/>
+                <w:sz w:val="20"/>
+              </w:rPr>
+              <w:t>Avizat</w:t>
+            </w:r>
+          </w:p>
+          <w:p>
+            <w:pPr>
+              <w:spacing w:before="0" w:after="40"/>
+              <w:jc w:val="center"/>
+            </w:pPr>
+            <w:r>
+              <w:rPr>
+                <w:b w:val="0"/>
+                <w:i/>
+                <w:color w:val="666666"/>
+                <w:sz w:val="18"/>
+              </w:rPr>
+              <w:t>Manager de proiect</w:t>
             </w:r>
           </w:p>
           <w:p>
@@ -1966,14 +2350,14 @@
               <w:tabs>
                 <w:tab w:pos="2929" w:val="right" w:leader="underscore"/>
               </w:tabs>
-              <w:spacing w:before="280" w:after="0"/>
-            </w:pPr>
-            <w:r>
-              <w:rPr>
-                <w:b/>
-                <w:sz w:val="19"/>
-              </w:rPr>
-              <w:t xml:space="preserve">Semnătura: </w:t>
+              <w:spacing w:before="120" w:after="0"/>
+            </w:pPr>
+            <w:r>
+              <w:rPr>
+                <w:b/>
+                <w:sz w:val="19"/>
+              </w:rPr>
+              <w:t xml:space="preserve">Nume: </w:t>
             </w:r>
             <w:r>
               <w:rPr>
@@ -1994,48 +2378,13 @@
                 <w:b/>
                 <w:sz w:val="19"/>
               </w:rPr>
-              <w:t xml:space="preserve">Data: </w:t>
+              <w:t xml:space="preserve">Semnătura: </w:t>
             </w:r>
             <w:r>
               <w:rPr>
                 <w:sz w:val="19"/>
               </w:rPr>
               <w:tab/>
-            </w:r>
-          </w:p>
-        </w:tc>
-        <w:tc>
-          <w:tcPr>
-            <w:tcW w:type="dxa" w:w="3213"/>
-          </w:tcPr>
-          <w:p>
-            <w:pPr>
-              <w:spacing w:before="0" w:after="0"/>
-              <w:jc w:val="center"/>
-            </w:pPr>
-            <w:r>
-              <w:rPr>
-                <w:b/>
-                <w:i w:val="0"/>
-                <w:color w:val="4A2A82"/>
-                <w:sz w:val="20"/>
-              </w:rPr>
-              <w:t>Avizat</w:t>
-            </w:r>
-          </w:p>
-          <w:p>
-            <w:pPr>
-              <w:spacing w:before="0" w:after="80"/>
-              <w:jc w:val="center"/>
-            </w:pPr>
-            <w:r>
-              <w:rPr>
-                <w:b w:val="0"/>
-                <w:i/>
-                <w:color w:val="666666"/>
-                <w:sz w:val="18"/>
-              </w:rPr>
-              <w:t>Coordonator / manager de proiect</w:t>
             </w:r>
           </w:p>
           <w:p>
@@ -2044,48 +2393,6 @@
                 <w:tab w:pos="2929" w:val="right" w:leader="underscore"/>
               </w:tabs>
               <w:spacing w:before="160" w:after="0"/>
-            </w:pPr>
-            <w:r>
-              <w:rPr>
-                <w:b/>
-                <w:sz w:val="19"/>
-              </w:rPr>
-              <w:t xml:space="preserve">Nume: </w:t>
-            </w:r>
-            <w:r>
-              <w:rPr>
-                <w:sz w:val="19"/>
-              </w:rPr>
-              <w:tab/>
-            </w:r>
-          </w:p>
-          <w:p>
-            <w:pPr>
-              <w:tabs>
-                <w:tab w:pos="2929" w:val="right" w:leader="underscore"/>
-              </w:tabs>
-              <w:spacing w:before="280" w:after="0"/>
-            </w:pPr>
-            <w:r>
-              <w:rPr>
-                <w:b/>
-                <w:sz w:val="19"/>
-              </w:rPr>
-              <w:t xml:space="preserve">Semnătura: </w:t>
-            </w:r>
-            <w:r>
-              <w:rPr>
-                <w:sz w:val="19"/>
-              </w:rPr>
-              <w:tab/>
-            </w:r>
-          </w:p>
-          <w:p>
-            <w:pPr>
-              <w:tabs>
-                <w:tab w:pos="2929" w:val="right" w:leader="underscore"/>
-              </w:tabs>
-              <w:spacing w:before="200" w:after="0"/>
             </w:pPr>
             <w:r>
               <w:rPr>
@@ -11317,6 +11624,151 @@
     <w:p>
       <w:pPr>
         <w:keepNext/>
+        <w:spacing w:before="160" w:after="80"/>
+      </w:pPr>
+      <w:r>
+        <w:rPr>
+          <w:b/>
+          <w:i w:val="0"/>
+          <w:color w:val="4A2A82"/>
+          <w:sz w:val="22"/>
+        </w:rPr>
+        <w:t>Verificări și transmiteri (conform fișei postului)</w:t>
+      </w:r>
+    </w:p>
+    <w:tbl>
+      <w:tblPr>
+        <w:tblW w:w="9639" w:type="dxa"/>
+        <w:jc w:val="center"/>
+        <w:tblBorders>
+          <w:top w:val="nil"/>
+          <w:left w:val="nil"/>
+          <w:bottom w:val="nil"/>
+          <w:right w:val="nil"/>
+          <w:insideH w:val="nil"/>
+          <w:insideV w:val="nil"/>
+        </w:tblBorders>
+        <w:tblLayout w:type="fixed"/>
+        <w:tblCellMar>
+          <w:top w:w="22" w:type="dxa"/>
+          <w:left w:w="28" w:type="dxa"/>
+          <w:bottom w:w="22" w:type="dxa"/>
+          <w:right w:w="28" w:type="dxa"/>
+        </w:tblCellMar>
+        <w:tblLook w:firstColumn="1" w:firstRow="1" w:lastColumn="0" w:lastRow="0" w:noHBand="0" w:noVBand="1" w:val="04A0"/>
+      </w:tblPr>
+      <w:tblGrid>
+        <w:gridCol w:w="4819"/>
+        <w:gridCol w:w="4819"/>
+      </w:tblGrid>
+      <w:tr>
+        <w:tc>
+          <w:tcPr>
+            <w:tcW w:type="dxa" w:w="4819"/>
+          </w:tcPr>
+          <w:p>
+            <w:pPr>
+              <w:spacing w:before="0" w:after="0"/>
+            </w:pPr>
+            <w:r>
+              <w:rPr>
+                <w:color w:val="4A2A82"/>
+                <w:sz w:val="23"/>
+              </w:rPr>
+              <w:t xml:space="preserve">☐ </w:t>
+            </w:r>
+            <w:r>
+              <w:rPr>
+                <w:b w:val="0"/>
+                <w:i w:val="0"/>
+                <w:sz w:val="19"/>
+              </w:rPr>
+              <w:t>acordurile pentru minori (inclusiv foto) au fost verificate</w:t>
+            </w:r>
+          </w:p>
+        </w:tc>
+        <w:tc>
+          <w:tcPr>
+            <w:tcW w:type="dxa" w:w="4819"/>
+          </w:tcPr>
+          <w:p>
+            <w:pPr>
+              <w:spacing w:before="0" w:after="0"/>
+            </w:pPr>
+            <w:r>
+              <w:rPr>
+                <w:color w:val="4A2A82"/>
+                <w:sz w:val="23"/>
+              </w:rPr>
+              <w:t xml:space="preserve">☐ </w:t>
+            </w:r>
+            <w:r>
+              <w:rPr>
+                <w:b w:val="0"/>
+                <w:i w:val="0"/>
+                <w:sz w:val="19"/>
+              </w:rPr>
+              <w:t>condițiile de participare și siguranță au fost verificate</w:t>
+            </w:r>
+          </w:p>
+        </w:tc>
+      </w:tr>
+      <w:tr>
+        <w:tc>
+          <w:tcPr>
+            <w:tcW w:type="dxa" w:w="4819"/>
+          </w:tcPr>
+          <w:p>
+            <w:pPr>
+              <w:spacing w:before="0" w:after="0"/>
+            </w:pPr>
+            <w:r>
+              <w:rPr>
+                <w:color w:val="4A2A82"/>
+                <w:sz w:val="23"/>
+              </w:rPr>
+              <w:t xml:space="preserve">☐ </w:t>
+            </w:r>
+            <w:r>
+              <w:rPr>
+                <w:b w:val="0"/>
+                <w:i w:val="0"/>
+                <w:sz w:val="19"/>
+              </w:rPr>
+              <w:t>foto și sinteza au fost transmise Expertului comunicare</w:t>
+            </w:r>
+          </w:p>
+        </w:tc>
+        <w:tc>
+          <w:tcPr>
+            <w:tcW w:type="dxa" w:w="4819"/>
+          </w:tcPr>
+          <w:p>
+            <w:pPr>
+              <w:spacing w:before="0" w:after="0"/>
+            </w:pPr>
+            <w:r>
+              <w:rPr>
+                <w:color w:val="4A2A82"/>
+                <w:sz w:val="23"/>
+              </w:rPr>
+              <w:t xml:space="preserve">☐ </w:t>
+            </w:r>
+            <w:r>
+              <w:rPr>
+                <w:b w:val="0"/>
+                <w:i w:val="0"/>
+                <w:sz w:val="19"/>
+              </w:rPr>
+              <w:t>documentele au fost arhivate fizic și electronic</w:t>
+            </w:r>
+          </w:p>
+        </w:tc>
+      </w:tr>
+    </w:tbl>
+    <w:p>
+      <w:pPr>
+        <w:keepNext/>
         <w:spacing w:before="100" w:after="0"/>
       </w:pPr>
       <w:r>
@@ -11325,7 +11777,7 @@
           <w:i w:val="0"/>
           <w:sz w:val="20"/>
         </w:rPr>
-        <w:t>Implicarea și participarea elevilor</w:t>
+        <w:t>Participarea elevilor; absențe și dificultăți semnalate echipei</w:t>
       </w:r>
     </w:p>
     <w:p>
@@ -11404,21 +11856,6 @@
     </w:p>
     <w:p>
       <w:pPr>
-        <w:tabs>
-          <w:tab w:pos="9638" w:val="right" w:leader="underscore"/>
-        </w:tabs>
-        <w:spacing w:before="160" w:after="0"/>
-      </w:pPr>
-      <w:r>
-        <w:rPr>
-          <w:color w:val="9A9A9A"/>
-          <w:sz w:val="20"/>
-        </w:rPr>
-        <w:tab/>
-      </w:r>
-    </w:p>
-    <w:p>
-      <w:pPr>
         <w:keepNext/>
         <w:spacing w:before="100" w:after="0"/>
       </w:pPr>
@@ -11448,21 +11885,6 @@
     </w:p>
     <w:p>
       <w:pPr>
-        <w:tabs>
-          <w:tab w:pos="9638" w:val="right" w:leader="underscore"/>
-        </w:tabs>
-        <w:spacing w:before="160" w:after="0"/>
-      </w:pPr>
-      <w:r>
-        <w:rPr>
-          <w:color w:val="9A9A9A"/>
-          <w:sz w:val="20"/>
-        </w:rPr>
-        <w:tab/>
-      </w:r>
-    </w:p>
-    <w:p>
-      <w:pPr>
         <w:keepNext/>
         <w:spacing w:before="100" w:after="0"/>
       </w:pPr>
@@ -11473,21 +11895,6 @@
           <w:sz w:val="20"/>
         </w:rPr>
         <w:t>Concluzii și recomandări</w:t>
-      </w:r>
-    </w:p>
-    <w:p>
-      <w:pPr>
-        <w:tabs>
-          <w:tab w:pos="9638" w:val="right" w:leader="underscore"/>
-        </w:tabs>
-        <w:spacing w:before="160" w:after="0"/>
-      </w:pPr>
-      <w:r>
-        <w:rPr>
-          <w:color w:val="9A9A9A"/>
-          <w:sz w:val="20"/>
-        </w:rPr>
-        <w:tab/>
       </w:r>
     </w:p>
     <w:p>
@@ -11586,23 +11993,15 @@
           </w:p>
           <w:p>
             <w:pPr>
-              <w:tabs>
-                <w:tab w:pos="4535" w:val="right" w:leader="underscore"/>
-              </w:tabs>
               <w:spacing w:before="160" w:after="0"/>
             </w:pPr>
             <w:r>
               <w:rPr>
-                <w:b/>
+                <w:b w:val="0"/>
+                <w:i w:val="0"/>
                 <w:sz w:val="20"/>
               </w:rPr>
-              <w:t xml:space="preserve">Nume: </w:t>
-            </w:r>
-            <w:r>
-              <w:rPr>
-                <w:sz w:val="20"/>
-              </w:rPr>
-              <w:tab/>
+              <w:t>Nume: GOLOVATIC LIVIA</w:t>
             </w:r>
           </w:p>
           <w:p>

--- a/atelier_puncte_forte/Sedinta_2_Ce_ma_motiveaza_Scenariu_si_Anexe.docx
+++ b/atelier_puncte_forte/Sedinta_2_Ce_ma_motiveaza_Scenariu_si_Anexe.docx
@@ -318,7 +318,7 @@
                 <w:color w:val="4A2A82"/>
                 <w:sz w:val="19"/>
               </w:rPr>
-              <w:t>Activitatea / subactivitatea din proiect</w:t>
+              <w:t>Subactivitatea din proiect</w:t>
             </w:r>
           </w:p>
         </w:tc>
@@ -329,17 +329,15 @@
           </w:tcPr>
           <w:p>
             <w:pPr>
-              <w:tabs>
-                <w:tab w:pos="6520" w:val="right" w:leader="underscore"/>
-              </w:tabs>
-              <w:spacing w:before="60" w:after="0"/>
-            </w:pPr>
-            <w:r>
-              <w:rPr>
-                <w:color w:val="9A9A9A"/>
-                <w:sz w:val="19"/>
-              </w:rPr>
-              <w:tab/>
+              <w:spacing w:before="0" w:after="0"/>
+            </w:pPr>
+            <w:r>
+              <w:rPr>
+                <w:b w:val="0"/>
+                <w:i w:val="0"/>
+                <w:sz w:val="19"/>
+              </w:rPr>
+              <w:t>SA5.3 – Dezvoltarea de programe de informare și conștientizare</w:t>
             </w:r>
           </w:p>
         </w:tc>
@@ -823,7 +821,7 @@
           <w:i w:val="0"/>
           <w:sz w:val="20"/>
         </w:rPr>
-        <w:t>Ședința este a doua (și ultima) din atelierul de dezvoltare personală „Eu, punctele mele forte și ce mă motivează”, destinat elevilor din clasele a VII-a – a VIII-a. Scopul ședinței este explorarea surselor personale de motivație și conectarea punctelor forte, identificate în Ședința 1, cu un obiectiv personal mic, realist și realizabil.</w:t>
+        <w:t>În cadrul subactivității SA5.3 – Dezvoltarea de programe de informare și conștientizare, ședința este a doua (și ultima) din atelierul de dezvoltare personală „Eu, punctele mele forte și ce mă motivează”, destinat elevilor din clasele a VII-a – a VIII-a. Scopul ședinței este explorarea surselor personale de motivație și conectarea punctelor forte, identificate în Ședința 1, cu un obiectiv personal mic, realist și realizabil.</w:t>
       </w:r>
     </w:p>
     <w:p>
@@ -2641,7 +2639,21 @@
           <w:b w:val="0"/>
           <w:i w:val="0"/>
         </w:rPr>
-        <w:t>Activitatea contribuie la scopul proiectului UNIC – incluziunea și continuitatea educației elevilor – prin dezvoltarea motivației pentru învățare, a capacității de a-și stabili obiective realiste și a perseverenței, factori care susțin participarea și menținerea elevilor în educație.</w:t>
+        <w:t xml:space="preserve">Activitatea se înscrie în subactivitatea </w:t>
+      </w:r>
+      <w:r>
+        <w:rPr>
+          <w:b/>
+          <w:i w:val="0"/>
+        </w:rPr>
+        <w:t>SA5.3 – Dezvoltarea de programe de informare și conștientizare</w:t>
+      </w:r>
+      <w:r>
+        <w:rPr>
+          <w:b w:val="0"/>
+          <w:i w:val="0"/>
+        </w:rPr>
+        <w:t xml:space="preserve"> și contribuie la scopul proiectului UNIC – incluziunea și continuitatea educației elevilor – prin dezvoltarea motivației pentru învățare, a capacității de a-și stabili obiective realiste și a perseverenței, factori care susțin participarea și menținerea elevilor în educație.</w:t>
       </w:r>
     </w:p>
     <w:p>
